--- a/task/Отчет.docx
+++ b/task/Отчет.docx
@@ -6,6 +6,8 @@
     <w:p>
       <w:pPr>
         <w:pStyle w:val="Heading1"/>
+        <w:spacing w:line="360" w:lineRule="auto" w:before="0" w:after="0"/>
+        <w:ind/>
       </w:pPr>
       <w:r>
         <w:t xml:space="preserve">Лабораторная работа 2</w:t>
@@ -14,11 +16,17 @@
     <w:p>
       <w:pPr>
         <w:pStyle w:val="FirstParagraph"/>
+        <w:spacing w:line="360" w:lineRule="auto" w:before="0" w:after="0"/>
+        <w:ind w:firstLine="709"/>
       </w:pPr>
       <w:r>
         <w:rPr>
           <w:b/>
           <w:bCs/>
+          <w:rFonts w:ascii="Times New Roman" w:hAnsi="Times New Roman" w:cs="Times New Roman" w:eastAsia="Times New Roman"/>
+          <w:color w:val="000000"/>
+          <w:sz w:val="28"/>
+          <w:szCs w:val="28"/>
         </w:rPr>
         <w:t xml:space="preserve">Цель работы:</w:t>
       </w:r>
@@ -32,11 +40,17 @@
     <w:p>
       <w:pPr>
         <w:pStyle w:val="BodyText"/>
+        <w:spacing w:line="360" w:lineRule="auto" w:before="0" w:after="0"/>
+        <w:ind w:firstLine="709"/>
       </w:pPr>
       <w:r>
         <w:rPr>
           <w:b/>
           <w:bCs/>
+          <w:rFonts w:ascii="Times New Roman" w:hAnsi="Times New Roman" w:cs="Times New Roman" w:eastAsia="Times New Roman"/>
+          <w:color w:val="000000"/>
+          <w:sz w:val="28"/>
+          <w:szCs w:val="28"/>
         </w:rPr>
         <w:t xml:space="preserve">Задача:</w:t>
       </w:r>
@@ -50,11 +64,17 @@
     <w:p>
       <w:pPr>
         <w:pStyle w:val="BodyText"/>
+        <w:spacing w:line="360" w:lineRule="auto" w:before="0" w:after="0"/>
+        <w:ind w:firstLine="709"/>
       </w:pPr>
       <w:r>
         <w:rPr>
           <w:b/>
           <w:bCs/>
+          <w:rFonts w:ascii="Times New Roman" w:hAnsi="Times New Roman" w:cs="Times New Roman" w:eastAsia="Times New Roman"/>
+          <w:color w:val="000000"/>
+          <w:sz w:val="28"/>
+          <w:szCs w:val="28"/>
         </w:rPr>
         <w:t xml:space="preserve">Средства разработки:</w:t>
       </w:r>
@@ -67,6 +87,10 @@
       <w:r>
         <w:rPr>
           <w:rStyle w:val="VerbatimChar"/>
+          <w:rFonts w:ascii="Times New Roman" w:hAnsi="Times New Roman" w:cs="Times New Roman" w:eastAsia="Times New Roman"/>
+          <w:color w:val="000000"/>
+          <w:sz w:val="28"/>
+          <w:szCs w:val="28"/>
         </w:rPr>
         <w:t xml:space="preserve">std::filesystem</w:t>
       </w:r>
@@ -79,6 +103,10 @@
       <w:r>
         <w:rPr>
           <w:rStyle w:val="VerbatimChar"/>
+          <w:rFonts w:ascii="Times New Roman" w:hAnsi="Times New Roman" w:cs="Times New Roman" w:eastAsia="Times New Roman"/>
+          <w:color w:val="000000"/>
+          <w:sz w:val="28"/>
+          <w:szCs w:val="28"/>
         </w:rPr>
         <w:t xml:space="preserve">std::thread</w:t>
       </w:r>
@@ -91,6 +119,8 @@
     <w:p>
       <w:pPr>
         <w:pStyle w:val="Heading1"/>
+        <w:spacing w:line="360" w:lineRule="auto" w:before="0" w:after="0"/>
+        <w:ind/>
       </w:pPr>
       <w:r>
         <w:t xml:space="preserve">Изученный теоретический материал</w:t>
@@ -100,6 +130,8 @@
     <w:p>
       <w:pPr>
         <w:pStyle w:val="Heading2"/>
+        <w:spacing w:line="360" w:lineRule="auto" w:before="0" w:after="0"/>
+        <w:ind/>
       </w:pPr>
       <w:r>
         <w:t xml:space="preserve">Форматы и их сигнатуры</w:t>
@@ -108,6 +140,8 @@
     <w:p>
       <w:pPr>
         <w:pStyle w:val="FirstParagraph"/>
+        <w:spacing w:line="360" w:lineRule="auto" w:before="0" w:after="0"/>
+        <w:ind w:firstLine="709"/>
       </w:pPr>
       <w:r>
         <w:t xml:space="preserve">Все шесть форматов относятся к разным семействам, и в каждом своя логика хранения. Общая идея, общая для всех: файл начинается с сигнатуры, после которой идут блоки с длинами и, как правило, с тегами или маркерами, поэтому метаданные можно найти, не читая файл целиком.</w:t>
@@ -120,11 +154,17 @@
           <w:ilvl w:val="0"/>
           <w:numId w:val="1001"/>
         </w:numPr>
+        <w:spacing w:line="360" w:lineRule="auto" w:before="0" w:after="0"/>
+        <w:ind/>
       </w:pPr>
       <w:r>
         <w:rPr>
           <w:b/>
           <w:bCs/>
+          <w:rFonts w:ascii="Times New Roman" w:hAnsi="Times New Roman" w:cs="Times New Roman" w:eastAsia="Times New Roman"/>
+          <w:color w:val="000000"/>
+          <w:sz w:val="28"/>
+          <w:szCs w:val="28"/>
         </w:rPr>
         <w:t xml:space="preserve">BMP</w:t>
       </w:r>
@@ -140,6 +180,10 @@
       <w:r>
         <w:rPr>
           <w:rStyle w:val="VerbatimChar"/>
+          <w:rFonts w:ascii="Times New Roman" w:hAnsi="Times New Roman" w:cs="Times New Roman" w:eastAsia="Times New Roman"/>
+          <w:color w:val="000000"/>
+          <w:sz w:val="28"/>
+          <w:szCs w:val="28"/>
         </w:rPr>
         <w:t xml:space="preserve">BM</w:t>
       </w:r>
@@ -155,6 +199,10 @@
       <w:r>
         <w:rPr>
           <w:rStyle w:val="VerbatimChar"/>
+          <w:rFonts w:ascii="Times New Roman" w:hAnsi="Times New Roman" w:cs="Times New Roman" w:eastAsia="Times New Roman"/>
+          <w:color w:val="000000"/>
+          <w:sz w:val="28"/>
+          <w:szCs w:val="28"/>
         </w:rPr>
         <w:t xml:space="preserve">BITMAPFILEHEADER</w:t>
       </w:r>
@@ -170,6 +218,10 @@
       <w:r>
         <w:rPr>
           <w:rStyle w:val="VerbatimChar"/>
+          <w:rFonts w:ascii="Times New Roman" w:hAnsi="Times New Roman" w:cs="Times New Roman" w:eastAsia="Times New Roman"/>
+          <w:color w:val="000000"/>
+          <w:sz w:val="28"/>
+          <w:szCs w:val="28"/>
         </w:rPr>
         <w:t xml:space="preserve">BITMAPINFOHEADER</w:t>
       </w:r>
@@ -187,11 +239,17 @@
           <w:ilvl w:val="0"/>
           <w:numId w:val="1001"/>
         </w:numPr>
+        <w:spacing w:line="360" w:lineRule="auto" w:before="0" w:after="0"/>
+        <w:ind/>
       </w:pPr>
       <w:r>
         <w:rPr>
           <w:b/>
           <w:bCs/>
+          <w:rFonts w:ascii="Times New Roman" w:hAnsi="Times New Roman" w:cs="Times New Roman" w:eastAsia="Times New Roman"/>
+          <w:color w:val="000000"/>
+          <w:sz w:val="28"/>
+          <w:szCs w:val="28"/>
         </w:rPr>
         <w:t xml:space="preserve">PNG</w:t>
       </w:r>
@@ -207,6 +265,10 @@
       <w:r>
         <w:rPr>
           <w:rStyle w:val="VerbatimChar"/>
+          <w:rFonts w:ascii="Times New Roman" w:hAnsi="Times New Roman" w:cs="Times New Roman" w:eastAsia="Times New Roman"/>
+          <w:color w:val="000000"/>
+          <w:sz w:val="28"/>
+          <w:szCs w:val="28"/>
         </w:rPr>
         <w:t xml:space="preserve">89 50 4E 47 0D 0A 1A 0A</w:t>
       </w:r>
@@ -222,6 +284,10 @@
       <w:r>
         <w:rPr>
           <w:rStyle w:val="VerbatimChar"/>
+          <w:rFonts w:ascii="Times New Roman" w:hAnsi="Times New Roman" w:cs="Times New Roman" w:eastAsia="Times New Roman"/>
+          <w:color w:val="000000"/>
+          <w:sz w:val="28"/>
+          <w:szCs w:val="28"/>
         </w:rPr>
         <w:t xml:space="preserve">IHDR</w:t>
       </w:r>
@@ -236,11 +302,17 @@
           <w:ilvl w:val="0"/>
           <w:numId w:val="1001"/>
         </w:numPr>
+        <w:spacing w:line="360" w:lineRule="auto" w:before="0" w:after="0"/>
+        <w:ind/>
       </w:pPr>
       <w:r>
         <w:rPr>
           <w:b/>
           <w:bCs/>
+          <w:rFonts w:ascii="Times New Roman" w:hAnsi="Times New Roman" w:cs="Times New Roman" w:eastAsia="Times New Roman"/>
+          <w:color w:val="000000"/>
+          <w:sz w:val="28"/>
+          <w:szCs w:val="28"/>
         </w:rPr>
         <w:t xml:space="preserve">JPEG</w:t>
       </w:r>
@@ -256,6 +328,10 @@
       <w:r>
         <w:rPr>
           <w:rStyle w:val="VerbatimChar"/>
+          <w:rFonts w:ascii="Times New Roman" w:hAnsi="Times New Roman" w:cs="Times New Roman" w:eastAsia="Times New Roman"/>
+          <w:color w:val="000000"/>
+          <w:sz w:val="28"/>
+          <w:szCs w:val="28"/>
         </w:rPr>
         <w:t xml:space="preserve">FF xx</w:t>
       </w:r>
@@ -268,6 +344,10 @@
       <w:r>
         <w:rPr>
           <w:rStyle w:val="VerbatimChar"/>
+          <w:rFonts w:ascii="Times New Roman" w:hAnsi="Times New Roman" w:cs="Times New Roman" w:eastAsia="Times New Roman"/>
+          <w:color w:val="000000"/>
+          <w:sz w:val="28"/>
+          <w:szCs w:val="28"/>
         </w:rPr>
         <w:t xml:space="preserve">SOF0</w:t>
       </w:r>
@@ -277,6 +357,10 @@
       <w:r>
         <w:rPr>
           <w:rStyle w:val="VerbatimChar"/>
+          <w:rFonts w:ascii="Times New Roman" w:hAnsi="Times New Roman" w:cs="Times New Roman" w:eastAsia="Times New Roman"/>
+          <w:color w:val="000000"/>
+          <w:sz w:val="28"/>
+          <w:szCs w:val="28"/>
         </w:rPr>
         <w:t xml:space="preserve">SOF15</w:t>
       </w:r>
@@ -289,6 +373,10 @@
       <w:r>
         <w:rPr>
           <w:rStyle w:val="VerbatimChar"/>
+          <w:rFonts w:ascii="Times New Roman" w:hAnsi="Times New Roman" w:cs="Times New Roman" w:eastAsia="Times New Roman"/>
+          <w:color w:val="000000"/>
+          <w:sz w:val="28"/>
+          <w:szCs w:val="28"/>
         </w:rPr>
         <w:t xml:space="preserve">APP0</w:t>
       </w:r>
@@ -304,6 +392,10 @@
       <w:r>
         <w:rPr>
           <w:rStyle w:val="VerbatimChar"/>
+          <w:rFonts w:ascii="Times New Roman" w:hAnsi="Times New Roman" w:cs="Times New Roman" w:eastAsia="Times New Roman"/>
+          <w:color w:val="000000"/>
+          <w:sz w:val="28"/>
+          <w:szCs w:val="28"/>
         </w:rPr>
         <w:t xml:space="preserve">FF D9</w:t>
       </w:r>
@@ -318,11 +410,17 @@
           <w:ilvl w:val="0"/>
           <w:numId w:val="1001"/>
         </w:numPr>
+        <w:spacing w:line="360" w:lineRule="auto" w:before="0" w:after="0"/>
+        <w:ind/>
       </w:pPr>
       <w:r>
         <w:rPr>
           <w:b/>
           <w:bCs/>
+          <w:rFonts w:ascii="Times New Roman" w:hAnsi="Times New Roman" w:cs="Times New Roman" w:eastAsia="Times New Roman"/>
+          <w:color w:val="000000"/>
+          <w:sz w:val="28"/>
+          <w:szCs w:val="28"/>
         </w:rPr>
         <w:t xml:space="preserve">GIF</w:t>
       </w:r>
@@ -338,6 +436,10 @@
       <w:r>
         <w:rPr>
           <w:rStyle w:val="VerbatimChar"/>
+          <w:rFonts w:ascii="Times New Roman" w:hAnsi="Times New Roman" w:cs="Times New Roman" w:eastAsia="Times New Roman"/>
+          <w:color w:val="000000"/>
+          <w:sz w:val="28"/>
+          <w:szCs w:val="28"/>
         </w:rPr>
         <w:t xml:space="preserve">GIF87a</w:t>
       </w:r>
@@ -353,6 +455,10 @@
       <w:r>
         <w:rPr>
           <w:rStyle w:val="VerbatimChar"/>
+          <w:rFonts w:ascii="Times New Roman" w:hAnsi="Times New Roman" w:cs="Times New Roman" w:eastAsia="Times New Roman"/>
+          <w:color w:val="000000"/>
+          <w:sz w:val="28"/>
+          <w:szCs w:val="28"/>
         </w:rPr>
         <w:t xml:space="preserve">GIF89a</w:t>
       </w:r>
@@ -362,6 +468,10 @@
       <w:r>
         <w:rPr>
           <w:rStyle w:val="VerbatimChar"/>
+          <w:rFonts w:ascii="Times New Roman" w:hAnsi="Times New Roman" w:cs="Times New Roman" w:eastAsia="Times New Roman"/>
+          <w:color w:val="000000"/>
+          <w:sz w:val="28"/>
+          <w:szCs w:val="28"/>
         </w:rPr>
         <w:t xml:space="preserve">width</w:t>
       </w:r>
@@ -374,6 +484,10 @@
       <w:r>
         <w:rPr>
           <w:rStyle w:val="VerbatimChar"/>
+          <w:rFonts w:ascii="Times New Roman" w:hAnsi="Times New Roman" w:cs="Times New Roman" w:eastAsia="Times New Roman"/>
+          <w:color w:val="000000"/>
+          <w:sz w:val="28"/>
+          <w:szCs w:val="28"/>
         </w:rPr>
         <w:t xml:space="preserve">height</w:t>
       </w:r>
@@ -388,11 +502,17 @@
           <w:ilvl w:val="0"/>
           <w:numId w:val="1001"/>
         </w:numPr>
+        <w:spacing w:line="360" w:lineRule="auto" w:before="0" w:after="0"/>
+        <w:ind/>
       </w:pPr>
       <w:r>
         <w:rPr>
           <w:b/>
           <w:bCs/>
+          <w:rFonts w:ascii="Times New Roman" w:hAnsi="Times New Roman" w:cs="Times New Roman" w:eastAsia="Times New Roman"/>
+          <w:color w:val="000000"/>
+          <w:sz w:val="28"/>
+          <w:szCs w:val="28"/>
         </w:rPr>
         <w:t xml:space="preserve">TIFF</w:t>
       </w:r>
@@ -405,6 +525,10 @@
       <w:r>
         <w:rPr>
           <w:rStyle w:val="VerbatimChar"/>
+          <w:rFonts w:ascii="Times New Roman" w:hAnsi="Times New Roman" w:cs="Times New Roman" w:eastAsia="Times New Roman"/>
+          <w:color w:val="000000"/>
+          <w:sz w:val="28"/>
+          <w:szCs w:val="28"/>
         </w:rPr>
         <w:t xml:space="preserve">II</w:t>
       </w:r>
@@ -420,6 +544,10 @@
       <w:r>
         <w:rPr>
           <w:rStyle w:val="VerbatimChar"/>
+          <w:rFonts w:ascii="Times New Roman" w:hAnsi="Times New Roman" w:cs="Times New Roman" w:eastAsia="Times New Roman"/>
+          <w:color w:val="000000"/>
+          <w:sz w:val="28"/>
+          <w:szCs w:val="28"/>
         </w:rPr>
         <w:t xml:space="preserve">MM</w:t>
       </w:r>
@@ -434,11 +562,17 @@
           <w:ilvl w:val="0"/>
           <w:numId w:val="1001"/>
         </w:numPr>
+        <w:spacing w:line="360" w:lineRule="auto" w:before="0" w:after="0"/>
+        <w:ind/>
       </w:pPr>
       <w:r>
         <w:rPr>
           <w:b/>
           <w:bCs/>
+          <w:rFonts w:ascii="Times New Roman" w:hAnsi="Times New Roman" w:cs="Times New Roman" w:eastAsia="Times New Roman"/>
+          <w:color w:val="000000"/>
+          <w:sz w:val="28"/>
+          <w:szCs w:val="28"/>
         </w:rPr>
         <w:t xml:space="preserve">PCX</w:t>
       </w:r>
@@ -454,6 +588,10 @@
       <w:r>
         <w:rPr>
           <w:rStyle w:val="VerbatimChar"/>
+          <w:rFonts w:ascii="Times New Roman" w:hAnsi="Times New Roman" w:cs="Times New Roman" w:eastAsia="Times New Roman"/>
+          <w:color w:val="000000"/>
+          <w:sz w:val="28"/>
+          <w:szCs w:val="28"/>
         </w:rPr>
         <w:t xml:space="preserve">xmin</w:t>
       </w:r>
@@ -466,6 +604,10 @@
       <w:r>
         <w:rPr>
           <w:rStyle w:val="VerbatimChar"/>
+          <w:rFonts w:ascii="Times New Roman" w:hAnsi="Times New Roman" w:cs="Times New Roman" w:eastAsia="Times New Roman"/>
+          <w:color w:val="000000"/>
+          <w:sz w:val="28"/>
+          <w:szCs w:val="28"/>
         </w:rPr>
         <w:t xml:space="preserve">ymin</w:t>
       </w:r>
@@ -478,6 +620,10 @@
       <w:r>
         <w:rPr>
           <w:rStyle w:val="VerbatimChar"/>
+          <w:rFonts w:ascii="Times New Roman" w:hAnsi="Times New Roman" w:cs="Times New Roman" w:eastAsia="Times New Roman"/>
+          <w:color w:val="000000"/>
+          <w:sz w:val="28"/>
+          <w:szCs w:val="28"/>
         </w:rPr>
         <w:t xml:space="preserve">xmax</w:t>
       </w:r>
@@ -490,6 +636,10 @@
       <w:r>
         <w:rPr>
           <w:rStyle w:val="VerbatimChar"/>
+          <w:rFonts w:ascii="Times New Roman" w:hAnsi="Times New Roman" w:cs="Times New Roman" w:eastAsia="Times New Roman"/>
+          <w:color w:val="000000"/>
+          <w:sz w:val="28"/>
+          <w:szCs w:val="28"/>
         </w:rPr>
         <w:t xml:space="preserve">ymax</w:t>
       </w:r>
@@ -502,6 +652,8 @@
     <w:p>
       <w:pPr>
         <w:pStyle w:val="Heading2"/>
+        <w:spacing w:line="360" w:lineRule="auto" w:before="0" w:after="0"/>
+        <w:ind/>
       </w:pPr>
       <w:r>
         <w:t xml:space="preserve">Откуда берётся каждая выводимая характеристика</w:t>
@@ -510,6 +662,8 @@
     <w:p>
       <w:pPr>
         <w:pStyle w:val="FirstParagraph"/>
+        <w:spacing w:line="360" w:lineRule="auto" w:before="0" w:after="0"/>
+        <w:ind w:firstLine="709"/>
       </w:pPr>
       <w:r>
         <w:t xml:space="preserve">Условие работы требует пояснить каждую выводимую характеристику: зачем она нужна и откуда берётся. Это соответствует таблице результатов в приложении.</w:t>
@@ -518,59 +672,105 @@
     <w:tbl>
       <w:tblPr>
         <w:tblStyle w:val="Table"/>
-        <w:tblW w:type="pct" w:w="5000"/>
+        <w:tblW w:type="dxa" w:w="9638"/>
         <w:tblLayout w:type="fixed"/>
         <w:tblLook w:firstRow="1" w:lastRow="0" w:firstColumn="0" w:lastColumn="0" w:noHBand="0" w:noVBand="0" w:val="0020"/>
+        <w:tblInd w:w="0" w:type="dxa"/>
+        <w:tblBorders>
+          <w:top w:val="single" w:sz="4" w:space="0" w:color="000000"/>
+          <w:left w:val="single" w:sz="4" w:space="0" w:color="000000"/>
+          <w:bottom w:val="single" w:sz="4" w:space="0" w:color="000000"/>
+          <w:right w:val="single" w:sz="4" w:space="0" w:color="000000"/>
+          <w:insideH w:val="single" w:sz="4" w:space="0" w:color="000000"/>
+          <w:insideV w:val="single" w:sz="4" w:space="0" w:color="000000"/>
+        </w:tblBorders>
+        <w:tblCellMar>
+          <w:top w:w="57" w:type="dxa"/>
+          <w:left w:w="108" w:type="dxa"/>
+          <w:bottom w:w="57" w:type="dxa"/>
+          <w:right w:w="108" w:type="dxa"/>
+        </w:tblCellMar>
       </w:tblPr>
       <w:tblGrid>
-        <w:gridCol w:w="2640"/>
-        <w:gridCol w:w="2640"/>
-        <w:gridCol w:w="2640"/>
+        <w:gridCol w:w="2154"/>
+        <w:gridCol w:w="2948"/>
+        <w:gridCol w:w="4536"/>
       </w:tblGrid>
       <w:tr>
         <w:trPr>
           <w:tblHeader w:val="on"/>
+          <w:cantSplit/>
         </w:trPr>
         <w:tc>
-          <w:tcPr/>
+          <w:tcPr>
+            <w:tcW w:w="2154" w:type="dxa"/>
+            <w:vAlign w:val="top"/>
+          </w:tcPr>
           <w:p>
             <w:pPr>
               <w:pStyle w:val="Compact"/>
+              <w:spacing w:line="240" w:lineRule="auto" w:before="40" w:after="40"/>
+              <w:ind w:left="0" w:right="0"/>
             </w:pPr>
             <w:r>
               <w:t xml:space="preserve">Характеристика</w:t>
+              <w:rPr>
+                <w:b/>
+              </w:rPr>
             </w:r>
           </w:p>
         </w:tc>
         <w:tc>
-          <w:tcPr/>
+          <w:tcPr>
+            <w:tcW w:w="2948" w:type="dxa"/>
+            <w:vAlign w:val="top"/>
+          </w:tcPr>
           <w:p>
             <w:pPr>
               <w:pStyle w:val="Compact"/>
+              <w:spacing w:line="240" w:lineRule="auto" w:before="40" w:after="40"/>
+              <w:ind w:left="0" w:right="0"/>
             </w:pPr>
             <w:r>
               <w:t xml:space="preserve">Зачем нужна</w:t>
+              <w:rPr>
+                <w:b/>
+              </w:rPr>
             </w:r>
           </w:p>
         </w:tc>
         <w:tc>
-          <w:tcPr/>
+          <w:tcPr>
+            <w:tcW w:w="4536" w:type="dxa"/>
+            <w:vAlign w:val="top"/>
+          </w:tcPr>
           <w:p>
             <w:pPr>
               <w:pStyle w:val="Compact"/>
+              <w:spacing w:line="240" w:lineRule="auto" w:before="40" w:after="40"/>
+              <w:ind w:left="0" w:right="0"/>
             </w:pPr>
             <w:r>
               <w:t xml:space="preserve">Откуда берётся</w:t>
+              <w:rPr>
+                <w:b/>
+              </w:rPr>
             </w:r>
           </w:p>
         </w:tc>
       </w:tr>
       <w:tr>
+        <w:trPr/>
         <w:tc>
-          <w:tcPr/>
+          <w:tcPr>
+            <w:tcW w:w="2154" w:type="dxa"/>
+            <w:vAlign w:val="top"/>
+          </w:tcPr>
           <w:p>
             <w:pPr>
               <w:pStyle w:val="Compact"/>
+              <w:spacing w:line="240" w:lineRule="auto" w:before="40" w:after="40"/>
+              <w:ind w:left="0" w:right="0"/>
             </w:pPr>
             <w:r>
               <w:t xml:space="preserve">Имя файла</w:t>
@@ -578,10 +778,15 @@
           </w:p>
         </w:tc>
         <w:tc>
-          <w:tcPr/>
+          <w:tcPr>
+            <w:tcW w:w="2948" w:type="dxa"/>
+            <w:vAlign w:val="top"/>
+          </w:tcPr>
           <w:p>
             <w:pPr>
               <w:pStyle w:val="Compact"/>
+              <w:spacing w:line="240" w:lineRule="auto" w:before="40" w:after="40"/>
+              <w:ind w:left="0" w:right="0"/>
             </w:pPr>
             <w:r>
               <w:t xml:space="preserve">Позволяет однозначно сопоставить строку отчёта с файлом на диске</w:t>
@@ -589,10 +794,15 @@
           </w:p>
         </w:tc>
         <w:tc>
-          <w:tcPr/>
+          <w:tcPr>
+            <w:tcW w:w="4536" w:type="dxa"/>
+            <w:vAlign w:val="top"/>
+          </w:tcPr>
           <w:p>
             <w:pPr>
               <w:pStyle w:val="Compact"/>
+              <w:spacing w:line="240" w:lineRule="auto" w:before="40" w:after="40"/>
+              <w:ind w:left="0" w:right="0"/>
             </w:pPr>
             <w:r>
               <w:t xml:space="preserve">Имя записи каталога, полученное при обходе</w:t>
@@ -603,6 +813,10 @@
             <w:r>
               <w:rPr>
                 <w:rStyle w:val="VerbatimChar"/>
+                <w:rFonts w:ascii="Times New Roman" w:hAnsi="Times New Roman" w:cs="Times New Roman" w:eastAsia="Times New Roman"/>
+                <w:color w:val="000000"/>
+                <w:sz w:val="28"/>
+                <w:szCs w:val="28"/>
               </w:rPr>
               <w:t xml:space="preserve">std::filesystem</w:t>
             </w:r>
@@ -610,11 +824,17 @@
         </w:tc>
       </w:tr>
       <w:tr>
+        <w:trPr/>
         <w:tc>
-          <w:tcPr/>
+          <w:tcPr>
+            <w:tcW w:w="2154" w:type="dxa"/>
+            <w:vAlign w:val="top"/>
+          </w:tcPr>
           <w:p>
             <w:pPr>
               <w:pStyle w:val="Compact"/>
+              <w:spacing w:line="240" w:lineRule="auto" w:before="40" w:after="40"/>
+              <w:ind w:left="0" w:right="0"/>
             </w:pPr>
             <w:r>
               <w:t xml:space="preserve">Формат</w:t>
@@ -622,10 +842,15 @@
           </w:p>
         </w:tc>
         <w:tc>
-          <w:tcPr/>
+          <w:tcPr>
+            <w:tcW w:w="2948" w:type="dxa"/>
+            <w:vAlign w:val="top"/>
+          </w:tcPr>
           <w:p>
             <w:pPr>
               <w:pStyle w:val="Compact"/>
+              <w:spacing w:line="240" w:lineRule="auto" w:before="40" w:after="40"/>
+              <w:ind w:left="0" w:right="0"/>
             </w:pPr>
             <w:r>
               <w:t xml:space="preserve">Определяет, каким кодеком распаковывать пиксели</w:t>
@@ -633,10 +858,15 @@
           </w:p>
         </w:tc>
         <w:tc>
-          <w:tcPr/>
+          <w:tcPr>
+            <w:tcW w:w="4536" w:type="dxa"/>
+            <w:vAlign w:val="top"/>
+          </w:tcPr>
           <w:p>
             <w:pPr>
               <w:pStyle w:val="Compact"/>
+              <w:spacing w:line="240" w:lineRule="auto" w:before="40" w:after="40"/>
+              <w:ind w:left="0" w:right="0"/>
             </w:pPr>
             <w:r>
               <w:t xml:space="preserve">Сначала по сигнатуре содержимого, а не по расширению; при совпадении с расширением выводится название, иначе сигнатура</w:t>
@@ -645,11 +875,17 @@
         </w:tc>
       </w:tr>
       <w:tr>
+        <w:trPr/>
         <w:tc>
-          <w:tcPr/>
+          <w:tcPr>
+            <w:tcW w:w="2154" w:type="dxa"/>
+            <w:vAlign w:val="top"/>
+          </w:tcPr>
           <w:p>
             <w:pPr>
               <w:pStyle w:val="Compact"/>
+              <w:spacing w:line="240" w:lineRule="auto" w:before="40" w:after="40"/>
+              <w:ind w:left="0" w:right="0"/>
             </w:pPr>
             <w:r>
               <w:t xml:space="preserve">Размер (пиксели)</w:t>
@@ -657,10 +893,15 @@
           </w:p>
         </w:tc>
         <w:tc>
-          <w:tcPr/>
+          <w:tcPr>
+            <w:tcW w:w="2948" w:type="dxa"/>
+            <w:vAlign w:val="top"/>
+          </w:tcPr>
           <w:p>
             <w:pPr>
               <w:pStyle w:val="Compact"/>
+              <w:spacing w:line="240" w:lineRule="auto" w:before="40" w:after="40"/>
+              <w:ind w:left="0" w:right="0"/>
             </w:pPr>
             <w:r>
               <w:t xml:space="preserve">Главная геометрическая характеристика: определяет объём памяти под растр</w:t>
@@ -668,10 +909,15 @@
           </w:p>
         </w:tc>
         <w:tc>
-          <w:tcPr/>
+          <w:tcPr>
+            <w:tcW w:w="4536" w:type="dxa"/>
+            <w:vAlign w:val="top"/>
+          </w:tcPr>
           <w:p>
             <w:pPr>
               <w:pStyle w:val="Compact"/>
+              <w:spacing w:line="240" w:lineRule="auto" w:before="40" w:after="40"/>
+              <w:ind w:left="0" w:right="0"/>
             </w:pPr>
             <w:r>
               <w:t xml:space="preserve">BMP —</w:t>
@@ -682,6 +928,10 @@
             <w:r>
               <w:rPr>
                 <w:rStyle w:val="VerbatimChar"/>
+                <w:rFonts w:ascii="Times New Roman" w:hAnsi="Times New Roman" w:cs="Times New Roman" w:eastAsia="Times New Roman"/>
+                <w:color w:val="000000"/>
+                <w:sz w:val="28"/>
+                <w:szCs w:val="28"/>
               </w:rPr>
               <w:t xml:space="preserve">biWidth</w:t>
             </w:r>
@@ -694,6 +944,10 @@
             <w:r>
               <w:rPr>
                 <w:rStyle w:val="VerbatimChar"/>
+                <w:rFonts w:ascii="Times New Roman" w:hAnsi="Times New Roman" w:cs="Times New Roman" w:eastAsia="Times New Roman"/>
+                <w:color w:val="000000"/>
+                <w:sz w:val="28"/>
+                <w:szCs w:val="28"/>
               </w:rPr>
               <w:t xml:space="preserve">biHeight</w:t>
             </w:r>
@@ -706,6 +960,10 @@
             <w:r>
               <w:rPr>
                 <w:rStyle w:val="VerbatimChar"/>
+                <w:rFonts w:ascii="Times New Roman" w:hAnsi="Times New Roman" w:cs="Times New Roman" w:eastAsia="Times New Roman"/>
+                <w:color w:val="000000"/>
+                <w:sz w:val="28"/>
+                <w:szCs w:val="28"/>
               </w:rPr>
               <w:t xml:space="preserve">IHDR</w:t>
             </w:r>
@@ -718,6 +976,10 @@
             <w:r>
               <w:rPr>
                 <w:rStyle w:val="VerbatimChar"/>
+                <w:rFonts w:ascii="Times New Roman" w:hAnsi="Times New Roman" w:cs="Times New Roman" w:eastAsia="Times New Roman"/>
+                <w:color w:val="000000"/>
+                <w:sz w:val="28"/>
+                <w:szCs w:val="28"/>
               </w:rPr>
               <w:t xml:space="preserve">SOFn</w:t>
             </w:r>
@@ -730,6 +992,10 @@
             <w:r>
               <w:rPr>
                 <w:rStyle w:val="VerbatimChar"/>
+                <w:rFonts w:ascii="Times New Roman" w:hAnsi="Times New Roman" w:cs="Times New Roman" w:eastAsia="Times New Roman"/>
+                <w:color w:val="000000"/>
+                <w:sz w:val="28"/>
+                <w:szCs w:val="28"/>
               </w:rPr>
               <w:t xml:space="preserve">ImageWidth</w:t>
             </w:r>
@@ -745,6 +1011,10 @@
             <w:r>
               <w:rPr>
                 <w:rStyle w:val="VerbatimChar"/>
+                <w:rFonts w:ascii="Times New Roman" w:hAnsi="Times New Roman" w:cs="Times New Roman" w:eastAsia="Times New Roman"/>
+                <w:color w:val="000000"/>
+                <w:sz w:val="28"/>
+                <w:szCs w:val="28"/>
               </w:rPr>
               <w:t xml:space="preserve">ImageLength</w:t>
             </w:r>
@@ -760,6 +1030,10 @@
             <w:r>
               <w:rPr>
                 <w:rStyle w:val="VerbatimChar"/>
+                <w:rFonts w:ascii="Times New Roman" w:hAnsi="Times New Roman" w:cs="Times New Roman" w:eastAsia="Times New Roman"/>
+                <w:color w:val="000000"/>
+                <w:sz w:val="28"/>
+                <w:szCs w:val="28"/>
               </w:rPr>
               <w:t xml:space="preserve">xmax − xmin + 1</w:t>
             </w:r>
@@ -775,6 +1049,10 @@
             <w:r>
               <w:rPr>
                 <w:rStyle w:val="VerbatimChar"/>
+                <w:rFonts w:ascii="Times New Roman" w:hAnsi="Times New Roman" w:cs="Times New Roman" w:eastAsia="Times New Roman"/>
+                <w:color w:val="000000"/>
+                <w:sz w:val="28"/>
+                <w:szCs w:val="28"/>
               </w:rPr>
               <w:t xml:space="preserve">ymax − ymin + 1</w:t>
             </w:r>
@@ -782,11 +1060,17 @@
         </w:tc>
       </w:tr>
       <w:tr>
+        <w:trPr/>
         <w:tc>
-          <w:tcPr/>
+          <w:tcPr>
+            <w:tcW w:w="2154" w:type="dxa"/>
+            <w:vAlign w:val="top"/>
+          </w:tcPr>
           <w:p>
             <w:pPr>
               <w:pStyle w:val="Compact"/>
+              <w:spacing w:line="240" w:lineRule="auto" w:before="40" w:after="40"/>
+              <w:ind w:left="0" w:right="0"/>
             </w:pPr>
             <w:r>
               <w:t xml:space="preserve">Разрешение (dot/inch)</w:t>
@@ -794,10 +1078,15 @@
           </w:p>
         </w:tc>
         <w:tc>
-          <w:tcPr/>
+          <w:tcPr>
+            <w:tcW w:w="2948" w:type="dxa"/>
+            <w:vAlign w:val="top"/>
+          </w:tcPr>
           <w:p>
             <w:pPr>
               <w:pStyle w:val="Compact"/>
+              <w:spacing w:line="240" w:lineRule="auto" w:before="40" w:after="40"/>
+              <w:ind w:left="0" w:right="0"/>
             </w:pPr>
             <w:r>
               <w:t xml:space="preserve">Нужно печати и предсказать размер отпечатка; хранится как пиксели на дюйм</w:t>
@@ -805,10 +1094,15 @@
           </w:p>
         </w:tc>
         <w:tc>
-          <w:tcPr/>
+          <w:tcPr>
+            <w:tcW w:w="4536" w:type="dxa"/>
+            <w:vAlign w:val="top"/>
+          </w:tcPr>
           <w:p>
             <w:pPr>
               <w:pStyle w:val="Compact"/>
+              <w:spacing w:line="240" w:lineRule="auto" w:before="40" w:after="40"/>
+              <w:ind w:left="0" w:right="0"/>
             </w:pPr>
             <w:r>
               <w:t xml:space="preserve">BMP —</w:t>
@@ -819,6 +1113,10 @@
             <w:r>
               <w:rPr>
                 <w:rStyle w:val="VerbatimChar"/>
+                <w:rFonts w:ascii="Times New Roman" w:hAnsi="Times New Roman" w:cs="Times New Roman" w:eastAsia="Times New Roman"/>
+                <w:color w:val="000000"/>
+                <w:sz w:val="28"/>
+                <w:szCs w:val="28"/>
               </w:rPr>
               <w:t xml:space="preserve">biXPelsPerMeter</w:t>
             </w:r>
@@ -834,6 +1132,10 @@
             <w:r>
               <w:rPr>
                 <w:rStyle w:val="VerbatimChar"/>
+                <w:rFonts w:ascii="Times New Roman" w:hAnsi="Times New Roman" w:cs="Times New Roman" w:eastAsia="Times New Roman"/>
+                <w:color w:val="000000"/>
+                <w:sz w:val="28"/>
+                <w:szCs w:val="28"/>
               </w:rPr>
               <w:t xml:space="preserve">biYPelsPerMeter</w:t>
             </w:r>
@@ -846,6 +1148,10 @@
             <w:r>
               <w:rPr>
                 <w:rStyle w:val="VerbatimChar"/>
+                <w:rFonts w:ascii="Times New Roman" w:hAnsi="Times New Roman" w:cs="Times New Roman" w:eastAsia="Times New Roman"/>
+                <w:color w:val="000000"/>
+                <w:sz w:val="28"/>
+                <w:szCs w:val="28"/>
               </w:rPr>
               <w:t xml:space="preserve">pHYs</w:t>
             </w:r>
@@ -858,6 +1164,10 @@
             <w:r>
               <w:rPr>
                 <w:rStyle w:val="VerbatimChar"/>
+                <w:rFonts w:ascii="Times New Roman" w:hAnsi="Times New Roman" w:cs="Times New Roman" w:eastAsia="Times New Roman"/>
+                <w:color w:val="000000"/>
+                <w:sz w:val="28"/>
+                <w:szCs w:val="28"/>
               </w:rPr>
               <w:t xml:space="preserve">APP0</w:t>
             </w:r>
@@ -870,6 +1180,10 @@
             <w:r>
               <w:rPr>
                 <w:rStyle w:val="VerbatimChar"/>
+                <w:rFonts w:ascii="Times New Roman" w:hAnsi="Times New Roman" w:cs="Times New Roman" w:eastAsia="Times New Roman"/>
+                <w:color w:val="000000"/>
+                <w:sz w:val="28"/>
+                <w:szCs w:val="28"/>
               </w:rPr>
               <w:t xml:space="preserve">Xdensity</w:t>
             </w:r>
@@ -882,6 +1196,10 @@
             <w:r>
               <w:rPr>
                 <w:rStyle w:val="VerbatimChar"/>
+                <w:rFonts w:ascii="Times New Roman" w:hAnsi="Times New Roman" w:cs="Times New Roman" w:eastAsia="Times New Roman"/>
+                <w:color w:val="000000"/>
+                <w:sz w:val="28"/>
+                <w:szCs w:val="28"/>
               </w:rPr>
               <w:t xml:space="preserve">Ydensity</w:t>
             </w:r>
@@ -897,6 +1215,10 @@
             <w:r>
               <w:rPr>
                 <w:rStyle w:val="VerbatimChar"/>
+                <w:rFonts w:ascii="Times New Roman" w:hAnsi="Times New Roman" w:cs="Times New Roman" w:eastAsia="Times New Roman"/>
+                <w:color w:val="000000"/>
+                <w:sz w:val="28"/>
+                <w:szCs w:val="28"/>
               </w:rPr>
               <w:t xml:space="preserve">XResolution</w:t>
             </w:r>
@@ -912,6 +1234,10 @@
             <w:r>
               <w:rPr>
                 <w:rStyle w:val="VerbatimChar"/>
+                <w:rFonts w:ascii="Times New Roman" w:hAnsi="Times New Roman" w:cs="Times New Roman" w:eastAsia="Times New Roman"/>
+                <w:color w:val="000000"/>
+                <w:sz w:val="28"/>
+                <w:szCs w:val="28"/>
               </w:rPr>
               <w:t xml:space="preserve">YResolution</w:t>
             </w:r>
@@ -927,6 +1253,10 @@
             <w:r>
               <w:rPr>
                 <w:rStyle w:val="VerbatimChar"/>
+                <w:rFonts w:ascii="Times New Roman" w:hAnsi="Times New Roman" w:cs="Times New Roman" w:eastAsia="Times New Roman"/>
+                <w:color w:val="000000"/>
+                <w:sz w:val="28"/>
+                <w:szCs w:val="28"/>
               </w:rPr>
               <w:t xml:space="preserve">ResolutionUnit</w:t>
             </w:r>
@@ -942,6 +1272,10 @@
             <w:r>
               <w:rPr>
                 <w:rStyle w:val="VerbatimChar"/>
+                <w:rFonts w:ascii="Times New Roman" w:hAnsi="Times New Roman" w:cs="Times New Roman" w:eastAsia="Times New Roman"/>
+                <w:color w:val="000000"/>
+                <w:sz w:val="28"/>
+                <w:szCs w:val="28"/>
               </w:rPr>
               <w:t xml:space="preserve">hdpi</w:t>
             </w:r>
@@ -954,6 +1288,10 @@
             <w:r>
               <w:rPr>
                 <w:rStyle w:val="VerbatimChar"/>
+                <w:rFonts w:ascii="Times New Roman" w:hAnsi="Times New Roman" w:cs="Times New Roman" w:eastAsia="Times New Roman"/>
+                <w:color w:val="000000"/>
+                <w:sz w:val="28"/>
+                <w:szCs w:val="28"/>
               </w:rPr>
               <w:t xml:space="preserve">vdpi</w:t>
             </w:r>
@@ -961,11 +1299,17 @@
         </w:tc>
       </w:tr>
       <w:tr>
+        <w:trPr/>
         <w:tc>
-          <w:tcPr/>
+          <w:tcPr>
+            <w:tcW w:w="2154" w:type="dxa"/>
+            <w:vAlign w:val="top"/>
+          </w:tcPr>
           <w:p>
             <w:pPr>
               <w:pStyle w:val="Compact"/>
+              <w:spacing w:line="240" w:lineRule="auto" w:before="40" w:after="40"/>
+              <w:ind w:left="0" w:right="0"/>
             </w:pPr>
             <w:r>
               <w:t xml:space="preserve">Единицы разрешения</w:t>
@@ -973,10 +1317,15 @@
           </w:p>
         </w:tc>
         <w:tc>
-          <w:tcPr/>
+          <w:tcPr>
+            <w:tcW w:w="2948" w:type="dxa"/>
+            <w:vAlign w:val="top"/>
+          </w:tcPr>
           <w:p>
             <w:pPr>
               <w:pStyle w:val="Compact"/>
+              <w:spacing w:line="240" w:lineRule="auto" w:before="40" w:after="40"/>
+              <w:ind w:left="0" w:right="0"/>
             </w:pPr>
             <w:r>
               <w:t xml:space="preserve">Без них число неоднозначно: это может быть dpi, dpcm или просто соотношение сторон</w:t>
@@ -984,10 +1333,15 @@
           </w:p>
         </w:tc>
         <w:tc>
-          <w:tcPr/>
+          <w:tcPr>
+            <w:tcW w:w="4536" w:type="dxa"/>
+            <w:vAlign w:val="top"/>
+          </w:tcPr>
           <w:p>
             <w:pPr>
               <w:pStyle w:val="Compact"/>
+              <w:spacing w:line="240" w:lineRule="auto" w:before="40" w:after="40"/>
+              <w:ind w:left="0" w:right="0"/>
             </w:pPr>
             <w:r>
               <w:t xml:space="preserve">PNG — байт единиц в</w:t>
@@ -998,6 +1352,10 @@
             <w:r>
               <w:rPr>
                 <w:rStyle w:val="VerbatimChar"/>
+                <w:rFonts w:ascii="Times New Roman" w:hAnsi="Times New Roman" w:cs="Times New Roman" w:eastAsia="Times New Roman"/>
+                <w:color w:val="000000"/>
+                <w:sz w:val="28"/>
+                <w:szCs w:val="28"/>
               </w:rPr>
               <w:t xml:space="preserve">pHYs</w:t>
             </w:r>
@@ -1010,6 +1368,10 @@
             <w:r>
               <w:rPr>
                 <w:rStyle w:val="VerbatimChar"/>
+                <w:rFonts w:ascii="Times New Roman" w:hAnsi="Times New Roman" w:cs="Times New Roman" w:eastAsia="Times New Roman"/>
+                <w:color w:val="000000"/>
+                <w:sz w:val="28"/>
+                <w:szCs w:val="28"/>
               </w:rPr>
               <w:t xml:space="preserve">JFIF density units</w:t>
             </w:r>
@@ -1022,6 +1384,10 @@
             <w:r>
               <w:rPr>
                 <w:rStyle w:val="VerbatimChar"/>
+                <w:rFonts w:ascii="Times New Roman" w:hAnsi="Times New Roman" w:cs="Times New Roman" w:eastAsia="Times New Roman"/>
+                <w:color w:val="000000"/>
+                <w:sz w:val="28"/>
+                <w:szCs w:val="28"/>
               </w:rPr>
               <w:t xml:space="preserve">ResolutionUnit</w:t>
             </w:r>
@@ -1029,11 +1395,17 @@
         </w:tc>
       </w:tr>
       <w:tr>
+        <w:trPr/>
         <w:tc>
-          <w:tcPr/>
+          <w:tcPr>
+            <w:tcW w:w="2154" w:type="dxa"/>
+            <w:vAlign w:val="top"/>
+          </w:tcPr>
           <w:p>
             <w:pPr>
               <w:pStyle w:val="Compact"/>
+              <w:spacing w:line="240" w:lineRule="auto" w:before="40" w:after="40"/>
+              <w:ind w:left="0" w:right="0"/>
             </w:pPr>
             <w:r>
               <w:t xml:space="preserve">Глубина цвета</w:t>
@@ -1041,10 +1413,15 @@
           </w:p>
         </w:tc>
         <w:tc>
-          <w:tcPr/>
+          <w:tcPr>
+            <w:tcW w:w="2948" w:type="dxa"/>
+            <w:vAlign w:val="top"/>
+          </w:tcPr>
           <w:p>
             <w:pPr>
               <w:pStyle w:val="Compact"/>
+              <w:spacing w:line="240" w:lineRule="auto" w:before="40" w:after="40"/>
+              <w:ind w:left="0" w:right="0"/>
             </w:pPr>
             <w:r>
               <w:t xml:space="preserve">Определяет, сколько бит занимает один пиксель, и сколько оттенков он способен передать</w:t>
@@ -1052,10 +1429,15 @@
           </w:p>
         </w:tc>
         <w:tc>
-          <w:tcPr/>
+          <w:tcPr>
+            <w:tcW w:w="4536" w:type="dxa"/>
+            <w:vAlign w:val="top"/>
+          </w:tcPr>
           <w:p>
             <w:pPr>
               <w:pStyle w:val="Compact"/>
+              <w:spacing w:line="240" w:lineRule="auto" w:before="40" w:after="40"/>
+              <w:ind w:left="0" w:right="0"/>
             </w:pPr>
             <w:r>
               <w:t xml:space="preserve">BMP —</w:t>
@@ -1066,6 +1448,10 @@
             <w:r>
               <w:rPr>
                 <w:rStyle w:val="VerbatimChar"/>
+                <w:rFonts w:ascii="Times New Roman" w:hAnsi="Times New Roman" w:cs="Times New Roman" w:eastAsia="Times New Roman"/>
+                <w:color w:val="000000"/>
+                <w:sz w:val="28"/>
+                <w:szCs w:val="28"/>
               </w:rPr>
               <w:t xml:space="preserve">biBitCount</w:t>
             </w:r>
@@ -1078,6 +1464,10 @@
             <w:r>
               <w:rPr>
                 <w:rStyle w:val="VerbatimChar"/>
+                <w:rFonts w:ascii="Times New Roman" w:hAnsi="Times New Roman" w:cs="Times New Roman" w:eastAsia="Times New Roman"/>
+                <w:color w:val="000000"/>
+                <w:sz w:val="28"/>
+                <w:szCs w:val="28"/>
               </w:rPr>
               <w:t xml:space="preserve">IHDR</w:t>
             </w:r>
@@ -1090,6 +1480,10 @@
             <w:r>
               <w:rPr>
                 <w:rStyle w:val="VerbatimChar"/>
+                <w:rFonts w:ascii="Times New Roman" w:hAnsi="Times New Roman" w:cs="Times New Roman" w:eastAsia="Times New Roman"/>
+                <w:color w:val="000000"/>
+                <w:sz w:val="28"/>
+                <w:szCs w:val="28"/>
               </w:rPr>
               <w:t xml:space="preserve">SOFn</w:t>
             </w:r>
@@ -1102,6 +1496,10 @@
             <w:r>
               <w:rPr>
                 <w:rStyle w:val="VerbatimChar"/>
+                <w:rFonts w:ascii="Times New Roman" w:hAnsi="Times New Roman" w:cs="Times New Roman" w:eastAsia="Times New Roman"/>
+                <w:color w:val="000000"/>
+                <w:sz w:val="28"/>
+                <w:szCs w:val="28"/>
               </w:rPr>
               <w:t xml:space="preserve">BitsPerSample</w:t>
             </w:r>
@@ -1117,6 +1515,10 @@
             <w:r>
               <w:rPr>
                 <w:rStyle w:val="VerbatimChar"/>
+                <w:rFonts w:ascii="Times New Roman" w:hAnsi="Times New Roman" w:cs="Times New Roman" w:eastAsia="Times New Roman"/>
+                <w:color w:val="000000"/>
+                <w:sz w:val="28"/>
+                <w:szCs w:val="28"/>
               </w:rPr>
               <w:t xml:space="preserve">SamplesPerPixel</w:t>
             </w:r>
@@ -1132,6 +1534,10 @@
             <w:r>
               <w:rPr>
                 <w:rStyle w:val="VerbatimChar"/>
+                <w:rFonts w:ascii="Times New Roman" w:hAnsi="Times New Roman" w:cs="Times New Roman" w:eastAsia="Times New Roman"/>
+                <w:color w:val="000000"/>
+                <w:sz w:val="28"/>
+                <w:szCs w:val="28"/>
               </w:rPr>
               <w:t xml:space="preserve">bpp</w:t>
             </w:r>
@@ -1139,11 +1545,17 @@
         </w:tc>
       </w:tr>
       <w:tr>
+        <w:trPr/>
         <w:tc>
-          <w:tcPr/>
+          <w:tcPr>
+            <w:tcW w:w="2154" w:type="dxa"/>
+            <w:vAlign w:val="top"/>
+          </w:tcPr>
           <w:p>
             <w:pPr>
               <w:pStyle w:val="Compact"/>
+              <w:spacing w:line="240" w:lineRule="auto" w:before="40" w:after="40"/>
+              <w:ind w:left="0" w:right="0"/>
             </w:pPr>
             <w:r>
               <w:t xml:space="preserve">Число каналов</w:t>
@@ -1151,10 +1563,15 @@
           </w:p>
         </w:tc>
         <w:tc>
-          <w:tcPr/>
+          <w:tcPr>
+            <w:tcW w:w="2948" w:type="dxa"/>
+            <w:vAlign w:val="top"/>
+          </w:tcPr>
           <w:p>
             <w:pPr>
               <w:pStyle w:val="Compact"/>
+              <w:spacing w:line="240" w:lineRule="auto" w:before="40" w:after="40"/>
+              <w:ind w:left="0" w:right="0"/>
             </w:pPr>
             <w:r>
               <w:t xml:space="preserve">Показывает, есть ли альфа-канал: без него картинка непрозрачна</w:t>
@@ -1162,10 +1579,15 @@
           </w:p>
         </w:tc>
         <w:tc>
-          <w:tcPr/>
+          <w:tcPr>
+            <w:tcW w:w="4536" w:type="dxa"/>
+            <w:vAlign w:val="top"/>
+          </w:tcPr>
           <w:p>
             <w:pPr>
               <w:pStyle w:val="Compact"/>
+              <w:spacing w:line="240" w:lineRule="auto" w:before="40" w:after="40"/>
+              <w:ind w:left="0" w:right="0"/>
             </w:pPr>
             <w:r>
               <w:t xml:space="preserve">TIFF —</w:t>
@@ -1176,6 +1598,10 @@
             <w:r>
               <w:rPr>
                 <w:rStyle w:val="VerbatimChar"/>
+                <w:rFonts w:ascii="Times New Roman" w:hAnsi="Times New Roman" w:cs="Times New Roman" w:eastAsia="Times New Roman"/>
+                <w:color w:val="000000"/>
+                <w:sz w:val="28"/>
+                <w:szCs w:val="28"/>
               </w:rPr>
               <w:t xml:space="preserve">SamplesPerPixel</w:t>
             </w:r>
@@ -1191,6 +1617,10 @@
             <w:r>
               <w:rPr>
                 <w:rStyle w:val="VerbatimChar"/>
+                <w:rFonts w:ascii="Times New Roman" w:hAnsi="Times New Roman" w:cs="Times New Roman" w:eastAsia="Times New Roman"/>
+                <w:color w:val="000000"/>
+                <w:sz w:val="28"/>
+                <w:szCs w:val="28"/>
               </w:rPr>
               <w:t xml:space="preserve">ExtraSamples</w:t>
             </w:r>
@@ -1206,6 +1636,10 @@
             <w:r>
               <w:rPr>
                 <w:rStyle w:val="VerbatimChar"/>
+                <w:rFonts w:ascii="Times New Roman" w:hAnsi="Times New Roman" w:cs="Times New Roman" w:eastAsia="Times New Roman"/>
+                <w:color w:val="000000"/>
+                <w:sz w:val="28"/>
+                <w:szCs w:val="28"/>
               </w:rPr>
               <w:t xml:space="preserve">biBitCount</w:t>
             </w:r>
@@ -1219,11 +1653,17 @@
         </w:tc>
       </w:tr>
       <w:tr>
+        <w:trPr/>
         <w:tc>
-          <w:tcPr/>
+          <w:tcPr>
+            <w:tcW w:w="2154" w:type="dxa"/>
+            <w:vAlign w:val="top"/>
+          </w:tcPr>
           <w:p>
             <w:pPr>
               <w:pStyle w:val="Compact"/>
+              <w:spacing w:line="240" w:lineRule="auto" w:before="40" w:after="40"/>
+              <w:ind w:left="0" w:right="0"/>
             </w:pPr>
             <w:r>
               <w:t xml:space="preserve">Сжатие</w:t>
@@ -1231,10 +1671,15 @@
           </w:p>
         </w:tc>
         <w:tc>
-          <w:tcPr/>
+          <w:tcPr>
+            <w:tcW w:w="2948" w:type="dxa"/>
+            <w:vAlign w:val="top"/>
+          </w:tcPr>
           <w:p>
             <w:pPr>
               <w:pStyle w:val="Compact"/>
+              <w:spacing w:line="240" w:lineRule="auto" w:before="40" w:after="40"/>
+              <w:ind w:left="0" w:right="0"/>
             </w:pPr>
             <w:r>
               <w:t xml:space="preserve">Показывает, нужно ли распаковывать пиксели и сколько это стоит по времени</w:t>
@@ -1242,10 +1687,15 @@
           </w:p>
         </w:tc>
         <w:tc>
-          <w:tcPr/>
+          <w:tcPr>
+            <w:tcW w:w="4536" w:type="dxa"/>
+            <w:vAlign w:val="top"/>
+          </w:tcPr>
           <w:p>
             <w:pPr>
               <w:pStyle w:val="Compact"/>
+              <w:spacing w:line="240" w:lineRule="auto" w:before="40" w:after="40"/>
+              <w:ind w:left="0" w:right="0"/>
             </w:pPr>
             <w:r>
               <w:t xml:space="preserve">BMP —</w:t>
@@ -1256,6 +1706,10 @@
             <w:r>
               <w:rPr>
                 <w:rStyle w:val="VerbatimChar"/>
+                <w:rFonts w:ascii="Times New Roman" w:hAnsi="Times New Roman" w:cs="Times New Roman" w:eastAsia="Times New Roman"/>
+                <w:color w:val="000000"/>
+                <w:sz w:val="28"/>
+                <w:szCs w:val="28"/>
               </w:rPr>
               <w:t xml:space="preserve">biCompression</w:t>
             </w:r>
@@ -1268,6 +1722,10 @@
             <w:r>
               <w:rPr>
                 <w:rStyle w:val="VerbatimChar"/>
+                <w:rFonts w:ascii="Times New Roman" w:hAnsi="Times New Roman" w:cs="Times New Roman" w:eastAsia="Times New Roman"/>
+                <w:color w:val="000000"/>
+                <w:sz w:val="28"/>
+                <w:szCs w:val="28"/>
               </w:rPr>
               <w:t xml:space="preserve">BI_RGB</w:t>
             </w:r>
@@ -1280,6 +1738,10 @@
             <w:r>
               <w:rPr>
                 <w:rStyle w:val="VerbatimChar"/>
+                <w:rFonts w:ascii="Times New Roman" w:hAnsi="Times New Roman" w:cs="Times New Roman" w:eastAsia="Times New Roman"/>
+                <w:color w:val="000000"/>
+                <w:sz w:val="28"/>
+                <w:szCs w:val="28"/>
               </w:rPr>
               <w:t xml:space="preserve">BI_RLE8</w:t>
             </w:r>
@@ -1292,6 +1754,10 @@
             <w:r>
               <w:rPr>
                 <w:rStyle w:val="VerbatimChar"/>
+                <w:rFonts w:ascii="Times New Roman" w:hAnsi="Times New Roman" w:cs="Times New Roman" w:eastAsia="Times New Roman"/>
+                <w:color w:val="000000"/>
+                <w:sz w:val="28"/>
+                <w:szCs w:val="28"/>
               </w:rPr>
               <w:t xml:space="preserve">BI_RLE4</w:t>
             </w:r>
@@ -1304,6 +1770,10 @@
             <w:r>
               <w:rPr>
                 <w:rStyle w:val="VerbatimChar"/>
+                <w:rFonts w:ascii="Times New Roman" w:hAnsi="Times New Roman" w:cs="Times New Roman" w:eastAsia="Times New Roman"/>
+                <w:color w:val="000000"/>
+                <w:sz w:val="28"/>
+                <w:szCs w:val="28"/>
               </w:rPr>
               <w:t xml:space="preserve">BI_BITFIELDS</w:t>
             </w:r>
@@ -1316,6 +1786,10 @@
             <w:r>
               <w:rPr>
                 <w:rStyle w:val="VerbatimChar"/>
+                <w:rFonts w:ascii="Times New Roman" w:hAnsi="Times New Roman" w:cs="Times New Roman" w:eastAsia="Times New Roman"/>
+                <w:color w:val="000000"/>
+                <w:sz w:val="28"/>
+                <w:szCs w:val="28"/>
               </w:rPr>
               <w:t xml:space="preserve">IDAT</w:t>
             </w:r>
@@ -1331,6 +1805,10 @@
             <w:r>
               <w:rPr>
                 <w:rStyle w:val="VerbatimChar"/>
+                <w:rFonts w:ascii="Times New Roman" w:hAnsi="Times New Roman" w:cs="Times New Roman" w:eastAsia="Times New Roman"/>
+                <w:color w:val="000000"/>
+                <w:sz w:val="28"/>
+                <w:szCs w:val="28"/>
               </w:rPr>
               <w:t xml:space="preserve">IDAT</w:t>
             </w:r>
@@ -1343,6 +1821,10 @@
             <w:r>
               <w:rPr>
                 <w:rStyle w:val="VerbatimChar"/>
+                <w:rFonts w:ascii="Times New Roman" w:hAnsi="Times New Roman" w:cs="Times New Roman" w:eastAsia="Times New Roman"/>
+                <w:color w:val="000000"/>
+                <w:sz w:val="28"/>
+                <w:szCs w:val="28"/>
               </w:rPr>
               <w:t xml:space="preserve">SOF</w:t>
             </w:r>
@@ -1358,6 +1840,10 @@
             <w:r>
               <w:rPr>
                 <w:rStyle w:val="VerbatimChar"/>
+                <w:rFonts w:ascii="Times New Roman" w:hAnsi="Times New Roman" w:cs="Times New Roman" w:eastAsia="Times New Roman"/>
+                <w:color w:val="000000"/>
+                <w:sz w:val="28"/>
+                <w:szCs w:val="28"/>
               </w:rPr>
               <w:t xml:space="preserve">SOF2</w:t>
             </w:r>
@@ -1370,6 +1856,10 @@
             <w:r>
               <w:rPr>
                 <w:rStyle w:val="VerbatimChar"/>
+                <w:rFonts w:ascii="Times New Roman" w:hAnsi="Times New Roman" w:cs="Times New Roman" w:eastAsia="Times New Roman"/>
+                <w:color w:val="000000"/>
+                <w:sz w:val="28"/>
+                <w:szCs w:val="28"/>
               </w:rPr>
               <w:t xml:space="preserve">Compression</w:t>
             </w:r>
@@ -1383,11 +1873,17 @@
         </w:tc>
       </w:tr>
       <w:tr>
+        <w:trPr/>
         <w:tc>
-          <w:tcPr/>
+          <w:tcPr>
+            <w:tcW w:w="2154" w:type="dxa"/>
+            <w:vAlign w:val="top"/>
+          </w:tcPr>
           <w:p>
             <w:pPr>
               <w:pStyle w:val="Compact"/>
+              <w:spacing w:line="240" w:lineRule="auto" w:before="40" w:after="40"/>
+              <w:ind w:left="0" w:right="0"/>
             </w:pPr>
             <w:r>
               <w:t xml:space="preserve">Модель цвета</w:t>
@@ -1395,10 +1891,15 @@
           </w:p>
         </w:tc>
         <w:tc>
-          <w:tcPr/>
+          <w:tcPr>
+            <w:tcW w:w="2948" w:type="dxa"/>
+            <w:vAlign w:val="top"/>
+          </w:tcPr>
           <w:p>
             <w:pPr>
               <w:pStyle w:val="Compact"/>
+              <w:spacing w:line="240" w:lineRule="auto" w:before="40" w:after="40"/>
+              <w:ind w:left="0" w:right="0"/>
             </w:pPr>
             <w:r>
               <w:t xml:space="preserve">Определяет, как интерпретировать тройку байт: как RGB или как CMYK</w:t>
@@ -1406,10 +1907,15 @@
           </w:p>
         </w:tc>
         <w:tc>
-          <w:tcPr/>
+          <w:tcPr>
+            <w:tcW w:w="4536" w:type="dxa"/>
+            <w:vAlign w:val="top"/>
+          </w:tcPr>
           <w:p>
             <w:pPr>
               <w:pStyle w:val="Compact"/>
+              <w:spacing w:line="240" w:lineRule="auto" w:before="40" w:after="40"/>
+              <w:ind w:left="0" w:right="0"/>
             </w:pPr>
             <w:r>
               <w:t xml:space="preserve">TIFF — тег</w:t>
@@ -1420,6 +1926,10 @@
             <w:r>
               <w:rPr>
                 <w:rStyle w:val="VerbatimChar"/>
+                <w:rFonts w:ascii="Times New Roman" w:hAnsi="Times New Roman" w:cs="Times New Roman" w:eastAsia="Times New Roman"/>
+                <w:color w:val="000000"/>
+                <w:sz w:val="28"/>
+                <w:szCs w:val="28"/>
               </w:rPr>
               <w:t xml:space="preserve">PhotometricInterpretation</w:t>
             </w:r>
@@ -1435,6 +1945,10 @@
             <w:r>
               <w:rPr>
                 <w:rStyle w:val="VerbatimChar"/>
+                <w:rFonts w:ascii="Times New Roman" w:hAnsi="Times New Roman" w:cs="Times New Roman" w:eastAsia="Times New Roman"/>
+                <w:color w:val="000000"/>
+                <w:sz w:val="28"/>
+                <w:szCs w:val="28"/>
               </w:rPr>
               <w:t xml:space="preserve">SOFn</w:t>
             </w:r>
@@ -1447,6 +1961,10 @@
             <w:r>
               <w:rPr>
                 <w:rStyle w:val="VerbatimChar"/>
+                <w:rFonts w:ascii="Times New Roman" w:hAnsi="Times New Roman" w:cs="Times New Roman" w:eastAsia="Times New Roman"/>
+                <w:color w:val="000000"/>
+                <w:sz w:val="28"/>
+                <w:szCs w:val="28"/>
               </w:rPr>
               <w:t xml:space="preserve">biCompression = BI_JPEG</w:t>
             </w:r>
@@ -1457,11 +1975,17 @@
         </w:tc>
       </w:tr>
       <w:tr>
+        <w:trPr/>
         <w:tc>
-          <w:tcPr/>
+          <w:tcPr>
+            <w:tcW w:w="2154" w:type="dxa"/>
+            <w:vAlign w:val="top"/>
+          </w:tcPr>
           <w:p>
             <w:pPr>
               <w:pStyle w:val="Compact"/>
+              <w:spacing w:line="240" w:lineRule="auto" w:before="40" w:after="40"/>
+              <w:ind w:left="0" w:right="0"/>
             </w:pPr>
             <w:r>
               <w:t xml:space="preserve">Число цветов</w:t>
@@ -1469,10 +1993,15 @@
           </w:p>
         </w:tc>
         <w:tc>
-          <w:tcPr/>
+          <w:tcPr>
+            <w:tcW w:w="2948" w:type="dxa"/>
+            <w:vAlign w:val="top"/>
+          </w:tcPr>
           <w:p>
             <w:pPr>
               <w:pStyle w:val="Compact"/>
+              <w:spacing w:line="240" w:lineRule="auto" w:before="40" w:after="40"/>
+              <w:ind w:left="0" w:right="0"/>
             </w:pPr>
             <w:r>
               <w:t xml:space="preserve">Показывает степень использования палитры и наличие избыточности</w:t>
@@ -1480,10 +2009,15 @@
           </w:p>
         </w:tc>
         <w:tc>
-          <w:tcPr/>
+          <w:tcPr>
+            <w:tcW w:w="4536" w:type="dxa"/>
+            <w:vAlign w:val="top"/>
+          </w:tcPr>
           <w:p>
             <w:pPr>
               <w:pStyle w:val="Compact"/>
+              <w:spacing w:line="240" w:lineRule="auto" w:before="40" w:after="40"/>
+              <w:ind w:left="0" w:right="0"/>
             </w:pPr>
             <w:r>
               <w:t xml:space="preserve">Глубокий анализ: подсчёт уникальных значений в растре</w:t>
@@ -1492,11 +2026,17 @@
         </w:tc>
       </w:tr>
       <w:tr>
+        <w:trPr/>
         <w:tc>
-          <w:tcPr/>
+          <w:tcPr>
+            <w:tcW w:w="2154" w:type="dxa"/>
+            <w:vAlign w:val="top"/>
+          </w:tcPr>
           <w:p>
             <w:pPr>
               <w:pStyle w:val="Compact"/>
+              <w:spacing w:line="240" w:lineRule="auto" w:before="40" w:after="40"/>
+              <w:ind w:left="0" w:right="0"/>
             </w:pPr>
             <w:r>
               <w:t xml:space="preserve">Энтропия</w:t>
@@ -1504,10 +2044,15 @@
           </w:p>
         </w:tc>
         <w:tc>
-          <w:tcPr/>
+          <w:tcPr>
+            <w:tcW w:w="2948" w:type="dxa"/>
+            <w:vAlign w:val="top"/>
+          </w:tcPr>
           <w:p>
             <w:pPr>
               <w:pStyle w:val="Compact"/>
+              <w:spacing w:line="240" w:lineRule="auto" w:before="40" w:after="40"/>
+              <w:ind w:left="0" w:right="0"/>
             </w:pPr>
             <w:r>
               <w:t xml:space="preserve">Мера сжимаемости: чем выше, тем хуже картинка сожмётся кодеком</w:t>
@@ -1515,10 +2060,15 @@
           </w:p>
         </w:tc>
         <w:tc>
-          <w:tcPr/>
+          <w:tcPr>
+            <w:tcW w:w="4536" w:type="dxa"/>
+            <w:vAlign w:val="top"/>
+          </w:tcPr>
           <w:p>
             <w:pPr>
               <w:pStyle w:val="Compact"/>
+              <w:spacing w:line="240" w:lineRule="auto" w:before="40" w:after="40"/>
+              <w:ind w:left="0" w:right="0"/>
             </w:pPr>
             <w:r>
               <w:t xml:space="preserve">Глубокий анализ: энтропия распределения значений яркости</w:t>
@@ -1527,11 +2077,17 @@
         </w:tc>
       </w:tr>
       <w:tr>
+        <w:trPr/>
         <w:tc>
-          <w:tcPr/>
+          <w:tcPr>
+            <w:tcW w:w="2154" w:type="dxa"/>
+            <w:vAlign w:val="top"/>
+          </w:tcPr>
           <w:p>
             <w:pPr>
               <w:pStyle w:val="Compact"/>
+              <w:spacing w:line="240" w:lineRule="auto" w:before="40" w:after="40"/>
+              <w:ind w:left="0" w:right="0"/>
             </w:pPr>
             <w:r>
               <w:t xml:space="preserve">Палитра</w:t>
@@ -1539,10 +2095,15 @@
           </w:p>
         </w:tc>
         <w:tc>
-          <w:tcPr/>
+          <w:tcPr>
+            <w:tcW w:w="2948" w:type="dxa"/>
+            <w:vAlign w:val="top"/>
+          </w:tcPr>
           <w:p>
             <w:pPr>
               <w:pStyle w:val="Compact"/>
+              <w:spacing w:line="240" w:lineRule="auto" w:before="40" w:after="40"/>
+              <w:ind w:left="0" w:right="0"/>
             </w:pPr>
             <w:r>
               <w:t xml:space="preserve">Показывает, что изображение индексированное и какие цвета доступны</w:t>
@@ -1550,10 +2111,15 @@
           </w:p>
         </w:tc>
         <w:tc>
-          <w:tcPr/>
+          <w:tcPr>
+            <w:tcW w:w="4536" w:type="dxa"/>
+            <w:vAlign w:val="top"/>
+          </w:tcPr>
           <w:p>
             <w:pPr>
               <w:pStyle w:val="Compact"/>
+              <w:spacing w:line="240" w:lineRule="auto" w:before="40" w:after="40"/>
+              <w:ind w:left="0" w:right="0"/>
             </w:pPr>
             <w:r>
               <w:t xml:space="preserve">BMP — массив цветов после заголовка, размер</w:t>
@@ -1564,6 +2130,10 @@
             <w:r>
               <w:rPr>
                 <w:rStyle w:val="VerbatimChar"/>
+                <w:rFonts w:ascii="Times New Roman" w:hAnsi="Times New Roman" w:cs="Times New Roman" w:eastAsia="Times New Roman"/>
+                <w:color w:val="000000"/>
+                <w:sz w:val="28"/>
+                <w:szCs w:val="28"/>
               </w:rPr>
               <w:t xml:space="preserve">biClrUsed</w:t>
             </w:r>
@@ -1576,6 +2146,10 @@
             <w:r>
               <w:rPr>
                 <w:rStyle w:val="VerbatimChar"/>
+                <w:rFonts w:ascii="Times New Roman" w:hAnsi="Times New Roman" w:cs="Times New Roman" w:eastAsia="Times New Roman"/>
+                <w:color w:val="000000"/>
+                <w:sz w:val="28"/>
+                <w:szCs w:val="28"/>
               </w:rPr>
               <w:t xml:space="preserve">ColorMap</w:t>
             </w:r>
@@ -1589,11 +2163,17 @@
         </w:tc>
       </w:tr>
       <w:tr>
+        <w:trPr/>
         <w:tc>
-          <w:tcPr/>
+          <w:tcPr>
+            <w:tcW w:w="2154" w:type="dxa"/>
+            <w:vAlign w:val="top"/>
+          </w:tcPr>
           <w:p>
             <w:pPr>
               <w:pStyle w:val="Compact"/>
+              <w:spacing w:line="240" w:lineRule="auto" w:before="40" w:after="40"/>
+              <w:ind w:left="0" w:right="0"/>
             </w:pPr>
             <w:r>
               <w:t xml:space="preserve">Размер файла и прочитано байт</w:t>
@@ -1601,10 +2181,15 @@
           </w:p>
         </w:tc>
         <w:tc>
-          <w:tcPr/>
+          <w:tcPr>
+            <w:tcW w:w="2948" w:type="dxa"/>
+            <w:vAlign w:val="top"/>
+          </w:tcPr>
           <w:p>
             <w:pPr>
               <w:pStyle w:val="Compact"/>
+              <w:spacing w:line="240" w:lineRule="auto" w:before="40" w:after="40"/>
+              <w:ind w:left="0" w:right="0"/>
             </w:pPr>
             <w:r>
               <w:t xml:space="preserve">Демонстрирует ленивое чтение: сколько данных реально понадобилось</w:t>
@@ -1612,10 +2197,15 @@
           </w:p>
         </w:tc>
         <w:tc>
-          <w:tcPr/>
+          <w:tcPr>
+            <w:tcW w:w="4536" w:type="dxa"/>
+            <w:vAlign w:val="top"/>
+          </w:tcPr>
           <w:p>
             <w:pPr>
               <w:pStyle w:val="Compact"/>
+              <w:spacing w:line="240" w:lineRule="auto" w:before="40" w:after="40"/>
+              <w:ind w:left="0" w:right="0"/>
             </w:pPr>
             <w:r>
               <w:t xml:space="preserve">Суммарный счётчик прочитанных байт и сумма размеров файлов каталога</w:t>
@@ -1624,11 +2214,17 @@
         </w:tc>
       </w:tr>
       <w:tr>
+        <w:trPr/>
         <w:tc>
-          <w:tcPr/>
+          <w:tcPr>
+            <w:tcW w:w="2154" w:type="dxa"/>
+            <w:vAlign w:val="top"/>
+          </w:tcPr>
           <w:p>
             <w:pPr>
               <w:pStyle w:val="Compact"/>
+              <w:spacing w:line="240" w:lineRule="auto" w:before="40" w:after="40"/>
+              <w:ind w:left="0" w:right="0"/>
             </w:pPr>
             <w:r>
               <w:t xml:space="preserve">Статус</w:t>
@@ -1636,10 +2232,15 @@
           </w:p>
         </w:tc>
         <w:tc>
-          <w:tcPr/>
+          <w:tcPr>
+            <w:tcW w:w="2948" w:type="dxa"/>
+            <w:vAlign w:val="top"/>
+          </w:tcPr>
           <w:p>
             <w:pPr>
               <w:pStyle w:val="Compact"/>
+              <w:spacing w:line="240" w:lineRule="auto" w:before="40" w:after="40"/>
+              <w:ind w:left="0" w:right="0"/>
             </w:pPr>
             <w:r>
               <w:t xml:space="preserve">Итог проверки:</w:t>
@@ -1650,6 +2251,10 @@
             <w:r>
               <w:rPr>
                 <w:rStyle w:val="VerbatimChar"/>
+                <w:rFonts w:ascii="Times New Roman" w:hAnsi="Times New Roman" w:cs="Times New Roman" w:eastAsia="Times New Roman"/>
+                <w:color w:val="000000"/>
+                <w:sz w:val="28"/>
+                <w:szCs w:val="28"/>
               </w:rPr>
               <w:t xml:space="preserve">OK</w:t>
             </w:r>
@@ -1662,6 +2267,10 @@
             <w:r>
               <w:rPr>
                 <w:rStyle w:val="VerbatimChar"/>
+                <w:rFonts w:ascii="Times New Roman" w:hAnsi="Times New Roman" w:cs="Times New Roman" w:eastAsia="Times New Roman"/>
+                <w:color w:val="000000"/>
+                <w:sz w:val="28"/>
+                <w:szCs w:val="28"/>
               </w:rPr>
               <w:t xml:space="preserve">предупреждение</w:t>
             </w:r>
@@ -1674,6 +2283,10 @@
             <w:r>
               <w:rPr>
                 <w:rStyle w:val="VerbatimChar"/>
+                <w:rFonts w:ascii="Times New Roman" w:hAnsi="Times New Roman" w:cs="Times New Roman" w:eastAsia="Times New Roman"/>
+                <w:color w:val="000000"/>
+                <w:sz w:val="28"/>
+                <w:szCs w:val="28"/>
               </w:rPr>
               <w:t xml:space="preserve">Файл повреждён</w:t>
             </w:r>
@@ -1689,16 +2302,25 @@
             <w:r>
               <w:rPr>
                 <w:rStyle w:val="VerbatimChar"/>
+                <w:rFonts w:ascii="Times New Roman" w:hAnsi="Times New Roman" w:cs="Times New Roman" w:eastAsia="Times New Roman"/>
+                <w:color w:val="000000"/>
+                <w:sz w:val="28"/>
+                <w:szCs w:val="28"/>
               </w:rPr>
               <w:t xml:space="preserve">не изображение</w:t>
             </w:r>
           </w:p>
         </w:tc>
         <w:tc>
-          <w:tcPr/>
+          <w:tcPr>
+            <w:tcW w:w="4536" w:type="dxa"/>
+            <w:vAlign w:val="top"/>
+          </w:tcPr>
           <w:p>
             <w:pPr>
               <w:pStyle w:val="Compact"/>
+              <w:spacing w:line="240" w:lineRule="auto" w:before="40" w:after="40"/>
+              <w:ind w:left="0" w:right="0"/>
             </w:pPr>
             <w:r>
               <w:t xml:space="preserve">Итог разбора заголовка и, при глубоком анализе, декодирования</w:t>
@@ -1712,6 +2334,8 @@
     <w:p>
       <w:pPr>
         <w:pStyle w:val="Heading2"/>
+        <w:spacing w:line="360" w:lineRule="auto" w:before="0" w:after="0"/>
+        <w:ind/>
       </w:pPr>
       <w:r>
         <w:t xml:space="preserve">Технологии ускорения обработки</w:t>
@@ -1720,6 +2344,8 @@
     <w:p>
       <w:pPr>
         <w:pStyle w:val="FirstParagraph"/>
+        <w:spacing w:line="360" w:lineRule="auto" w:before="0" w:after="0"/>
+        <w:ind w:firstLine="709"/>
       </w:pPr>
       <w:r>
         <w:t xml:space="preserve">Условие работы отдельно требует ленивого чтения и многопоточности. Теоретически это значит следующее.</w:t>
@@ -1732,11 +2358,17 @@
           <w:ilvl w:val="0"/>
           <w:numId w:val="1002"/>
         </w:numPr>
+        <w:spacing w:line="360" w:lineRule="auto" w:before="0" w:after="0"/>
+        <w:ind/>
       </w:pPr>
       <w:r>
         <w:rPr>
           <w:b/>
           <w:bCs/>
+          <w:rFonts w:ascii="Times New Roman" w:hAnsi="Times New Roman" w:cs="Times New Roman" w:eastAsia="Times New Roman"/>
+          <w:color w:val="000000"/>
+          <w:sz w:val="28"/>
+          <w:szCs w:val="28"/>
         </w:rPr>
         <w:t xml:space="preserve">Ленивое чтение</w:t>
       </w:r>
@@ -1754,11 +2386,17 @@
           <w:ilvl w:val="0"/>
           <w:numId w:val="1002"/>
         </w:numPr>
+        <w:spacing w:line="360" w:lineRule="auto" w:before="0" w:after="0"/>
+        <w:ind/>
       </w:pPr>
       <w:r>
         <w:rPr>
           <w:b/>
           <w:bCs/>
+          <w:rFonts w:ascii="Times New Roman" w:hAnsi="Times New Roman" w:cs="Times New Roman" w:eastAsia="Times New Roman"/>
+          <w:color w:val="000000"/>
+          <w:sz w:val="28"/>
+          <w:szCs w:val="28"/>
         </w:rPr>
         <w:t xml:space="preserve">Многопоточность</w:t>
       </w:r>
@@ -1776,11 +2414,17 @@
           <w:ilvl w:val="0"/>
           <w:numId w:val="1002"/>
         </w:numPr>
+        <w:spacing w:line="360" w:lineRule="auto" w:before="0" w:after="0"/>
+        <w:ind/>
       </w:pPr>
       <w:r>
         <w:rPr>
           <w:b/>
           <w:bCs/>
+          <w:rFonts w:ascii="Times New Roman" w:hAnsi="Times New Roman" w:cs="Times New Roman" w:eastAsia="Times New Roman"/>
+          <w:color w:val="000000"/>
+          <w:sz w:val="28"/>
+          <w:szCs w:val="28"/>
         </w:rPr>
         <w:t xml:space="preserve">Отзывчивость интерфейса</w:t>
       </w:r>
@@ -1798,11 +2442,17 @@
           <w:ilvl w:val="0"/>
           <w:numId w:val="1002"/>
         </w:numPr>
+        <w:spacing w:line="360" w:lineRule="auto" w:before="0" w:after="0"/>
+        <w:ind/>
       </w:pPr>
       <w:r>
         <w:rPr>
           <w:b/>
           <w:bCs/>
+          <w:rFonts w:ascii="Times New Roman" w:hAnsi="Times New Roman" w:cs="Times New Roman" w:eastAsia="Times New Roman"/>
+          <w:color w:val="000000"/>
+          <w:sz w:val="28"/>
+          <w:szCs w:val="28"/>
         </w:rPr>
         <w:t xml:space="preserve">Детекция повреждений</w:t>
       </w:r>
@@ -1818,6 +2468,10 @@
       <w:r>
         <w:rPr>
           <w:rStyle w:val="VerbatimChar"/>
+          <w:rFonts w:ascii="Times New Roman" w:hAnsi="Times New Roman" w:cs="Times New Roman" w:eastAsia="Times New Roman"/>
+          <w:color w:val="000000"/>
+          <w:sz w:val="28"/>
+          <w:szCs w:val="28"/>
         </w:rPr>
         <w:t xml:space="preserve">IEND</w:t>
       </w:r>
@@ -1833,6 +2487,10 @@
       <w:r>
         <w:rPr>
           <w:rStyle w:val="VerbatimChar"/>
+          <w:rFonts w:ascii="Times New Roman" w:hAnsi="Times New Roman" w:cs="Times New Roman" w:eastAsia="Times New Roman"/>
+          <w:color w:val="000000"/>
+          <w:sz w:val="28"/>
+          <w:szCs w:val="28"/>
         </w:rPr>
         <w:t xml:space="preserve">FF D9</w:t>
       </w:r>
@@ -1849,6 +2507,8 @@
     <w:p>
       <w:pPr>
         <w:pStyle w:val="Heading1"/>
+        <w:spacing w:line="360" w:lineRule="auto" w:before="0" w:after="0"/>
+        <w:ind/>
       </w:pPr>
       <w:r>
         <w:t xml:space="preserve">Ход работы</w:t>
@@ -1858,6 +2518,8 @@
     <w:p>
       <w:pPr>
         <w:pStyle w:val="Heading2"/>
+        <w:spacing w:line="360" w:lineRule="auto" w:before="0" w:after="0"/>
+        <w:ind/>
       </w:pPr>
       <w:r>
         <w:t xml:space="preserve">1. Проектирование архитектуры</w:t>
@@ -1866,6 +2528,8 @@
     <w:p>
       <w:pPr>
         <w:pStyle w:val="FirstParagraph"/>
+        <w:spacing w:line="360" w:lineRule="auto" w:before="0" w:after="0"/>
+        <w:ind w:firstLine="709"/>
       </w:pPr>
       <w:r>
         <w:t xml:space="preserve">Приложение разбито на три слоя поверх статической библиотеки</w:t>
@@ -1876,6 +2540,10 @@
       <w:r>
         <w:rPr>
           <w:rStyle w:val="VerbatimChar"/>
+          <w:rFonts w:ascii="Times New Roman" w:hAnsi="Times New Roman" w:cs="Times New Roman" w:eastAsia="Times New Roman"/>
+          <w:color w:val="000000"/>
+          <w:sz w:val="28"/>
+          <w:szCs w:val="28"/>
         </w:rPr>
         <w:t xml:space="preserve">laba2_core</w:t>
       </w:r>
@@ -1885,6 +2553,10 @@
       <w:r>
         <w:rPr>
           <w:rStyle w:val="VerbatimChar"/>
+          <w:rFonts w:ascii="Times New Roman" w:hAnsi="Times New Roman" w:cs="Times New Roman" w:eastAsia="Times New Roman"/>
+          <w:color w:val="000000"/>
+          <w:sz w:val="28"/>
+          <w:szCs w:val="28"/>
         </w:rPr>
         <w:t xml:space="preserve">FileHead</w:t>
       </w:r>
@@ -1894,6 +2566,10 @@
       <w:r>
         <w:rPr>
           <w:rStyle w:val="VerbatimChar"/>
+          <w:rFonts w:ascii="Times New Roman" w:hAnsi="Times New Roman" w:cs="Times New Roman" w:eastAsia="Times New Roman"/>
+          <w:color w:val="000000"/>
+          <w:sz w:val="28"/>
+          <w:szCs w:val="28"/>
         </w:rPr>
         <w:t xml:space="preserve">core/parsers</w:t>
       </w:r>
@@ -1906,6 +2582,10 @@
       <w:r>
         <w:rPr>
           <w:rStyle w:val="VerbatimChar"/>
+          <w:rFonts w:ascii="Times New Roman" w:hAnsi="Times New Roman" w:cs="Times New Roman" w:eastAsia="Times New Roman"/>
+          <w:color w:val="000000"/>
+          <w:sz w:val="28"/>
+          <w:szCs w:val="28"/>
         </w:rPr>
         <w:t xml:space="preserve">core/codec</w:t>
       </w:r>
@@ -1915,6 +2595,10 @@
       <w:r>
         <w:rPr>
           <w:rStyle w:val="VerbatimChar"/>
+          <w:rFonts w:ascii="Times New Roman" w:hAnsi="Times New Roman" w:cs="Times New Roman" w:eastAsia="Times New Roman"/>
+          <w:color w:val="000000"/>
+          <w:sz w:val="28"/>
+          <w:szCs w:val="28"/>
         </w:rPr>
         <w:t xml:space="preserve">controller</w:t>
       </w:r>
@@ -1930,6 +2614,10 @@
       <w:r>
         <w:rPr>
           <w:rStyle w:val="VerbatimChar"/>
+          <w:rFonts w:ascii="Times New Roman" w:hAnsi="Times New Roman" w:cs="Times New Roman" w:eastAsia="Times New Roman"/>
+          <w:color w:val="000000"/>
+          <w:sz w:val="28"/>
+          <w:szCs w:val="28"/>
         </w:rPr>
         <w:t xml:space="preserve">view</w:t>
       </w:r>
@@ -1942,6 +2630,10 @@
       <w:r>
         <w:rPr>
           <w:rStyle w:val="VerbatimChar"/>
+          <w:rFonts w:ascii="Times New Roman" w:hAnsi="Times New Roman" w:cs="Times New Roman" w:eastAsia="Times New Roman"/>
+          <w:color w:val="000000"/>
+          <w:sz w:val="28"/>
+          <w:szCs w:val="28"/>
         </w:rPr>
         <w:t xml:space="preserve">Laba2</w:t>
       </w:r>
@@ -1954,6 +2646,10 @@
       <w:r>
         <w:rPr>
           <w:rStyle w:val="VerbatimChar"/>
+          <w:rFonts w:ascii="Times New Roman" w:hAnsi="Times New Roman" w:cs="Times New Roman" w:eastAsia="Times New Roman"/>
+          <w:color w:val="000000"/>
+          <w:sz w:val="28"/>
+          <w:szCs w:val="28"/>
         </w:rPr>
         <w:t xml:space="preserve">Laba2Scan</w:t>
       </w:r>
@@ -1964,6 +2660,8 @@
     <w:p>
       <w:pPr>
         <w:pStyle w:val="BodyText"/>
+        <w:spacing w:line="360" w:lineRule="auto" w:before="0" w:after="0"/>
+        <w:ind w:firstLine="709"/>
       </w:pPr>
       <w:r>
         <w:t xml:space="preserve">Ключевой элемент — класс</w:t>
@@ -1974,6 +2672,10 @@
       <w:r>
         <w:rPr>
           <w:rStyle w:val="VerbatimChar"/>
+          <w:rFonts w:ascii="Times New Roman" w:hAnsi="Times New Roman" w:cs="Times New Roman" w:eastAsia="Times New Roman"/>
+          <w:color w:val="000000"/>
+          <w:sz w:val="28"/>
+          <w:szCs w:val="28"/>
         </w:rPr>
         <w:t xml:space="preserve">FileHead</w:t>
       </w:r>
@@ -1984,6 +2686,8 @@
     <w:p>
       <w:pPr>
         <w:pStyle w:val="BodyText"/>
+        <w:spacing w:line="360" w:lineRule="auto" w:before="0" w:after="0"/>
+        <w:ind w:firstLine="709"/>
       </w:pPr>
       <w:r>
         <w:t xml:space="preserve">Состояние проверки разделено на четыре значения:</w:t>
@@ -1994,6 +2698,10 @@
       <w:r>
         <w:rPr>
           <w:rStyle w:val="VerbatimChar"/>
+          <w:rFonts w:ascii="Times New Roman" w:hAnsi="Times New Roman" w:cs="Times New Roman" w:eastAsia="Times New Roman"/>
+          <w:color w:val="000000"/>
+          <w:sz w:val="28"/>
+          <w:szCs w:val="28"/>
         </w:rPr>
         <w:t xml:space="preserve">OK</w:t>
       </w:r>
@@ -2006,6 +2714,10 @@
       <w:r>
         <w:rPr>
           <w:rStyle w:val="VerbatimChar"/>
+          <w:rFonts w:ascii="Times New Roman" w:hAnsi="Times New Roman" w:cs="Times New Roman" w:eastAsia="Times New Roman"/>
+          <w:color w:val="000000"/>
+          <w:sz w:val="28"/>
+          <w:szCs w:val="28"/>
         </w:rPr>
         <w:t xml:space="preserve">предупреждение</w:t>
       </w:r>
@@ -2018,6 +2730,10 @@
       <w:r>
         <w:rPr>
           <w:rStyle w:val="VerbatimChar"/>
+          <w:rFonts w:ascii="Times New Roman" w:hAnsi="Times New Roman" w:cs="Times New Roman" w:eastAsia="Times New Roman"/>
+          <w:color w:val="000000"/>
+          <w:sz w:val="28"/>
+          <w:szCs w:val="28"/>
         </w:rPr>
         <w:t xml:space="preserve">Файл повреждён</w:t>
       </w:r>
@@ -2033,6 +2749,10 @@
       <w:r>
         <w:rPr>
           <w:rStyle w:val="VerbatimChar"/>
+          <w:rFonts w:ascii="Times New Roman" w:hAnsi="Times New Roman" w:cs="Times New Roman" w:eastAsia="Times New Roman"/>
+          <w:color w:val="000000"/>
+          <w:sz w:val="28"/>
+          <w:szCs w:val="28"/>
         </w:rPr>
         <w:t xml:space="preserve">не изображение</w:t>
       </w:r>
@@ -2045,6 +2765,8 @@
     <w:p>
       <w:pPr>
         <w:pStyle w:val="Heading2"/>
+        <w:spacing w:line="360" w:lineRule="auto" w:before="0" w:after="0"/>
+        <w:ind/>
       </w:pPr>
       <w:r>
         <w:t xml:space="preserve">2. Ручной разбор заголовков</w:t>
@@ -2053,6 +2775,8 @@
     <w:p>
       <w:pPr>
         <w:pStyle w:val="FirstParagraph"/>
+        <w:spacing w:line="360" w:lineRule="auto" w:before="0" w:after="0"/>
+        <w:ind w:firstLine="709"/>
       </w:pPr>
       <w:r>
         <w:t xml:space="preserve">Разбор всех шести форматов написан вручную, побайтово, без обращения к сторонним библиотекам. Для каждого формата реализован свой класс парсера, который заполняет поля записи и формирует список замечаний.</w:t>
@@ -2061,11 +2785,17 @@
     <w:p>
       <w:pPr>
         <w:pStyle w:val="BodyText"/>
+        <w:spacing w:line="360" w:lineRule="auto" w:before="0" w:after="0"/>
+        <w:ind w:firstLine="709"/>
       </w:pPr>
       <w:r>
         <w:rPr>
           <w:b/>
           <w:bCs/>
+          <w:rFonts w:ascii="Times New Roman" w:hAnsi="Times New Roman" w:cs="Times New Roman" w:eastAsia="Times New Roman"/>
+          <w:color w:val="000000"/>
+          <w:sz w:val="28"/>
+          <w:szCs w:val="28"/>
         </w:rPr>
         <w:t xml:space="preserve">BMP.</w:t>
       </w:r>
@@ -2081,6 +2811,10 @@
       <w:r>
         <w:rPr>
           <w:rStyle w:val="VerbatimChar"/>
+          <w:rFonts w:ascii="Times New Roman" w:hAnsi="Times New Roman" w:cs="Times New Roman" w:eastAsia="Times New Roman"/>
+          <w:color w:val="000000"/>
+          <w:sz w:val="28"/>
+          <w:szCs w:val="28"/>
         </w:rPr>
         <w:t xml:space="preserve">BITMAPFILEHEADER</w:t>
       </w:r>
@@ -2096,6 +2830,10 @@
       <w:r>
         <w:rPr>
           <w:rStyle w:val="VerbatimChar"/>
+          <w:rFonts w:ascii="Times New Roman" w:hAnsi="Times New Roman" w:cs="Times New Roman" w:eastAsia="Times New Roman"/>
+          <w:color w:val="000000"/>
+          <w:sz w:val="28"/>
+          <w:szCs w:val="28"/>
         </w:rPr>
         <w:t xml:space="preserve">BITMAPINFOHEADER</w:t>
       </w:r>
@@ -2111,6 +2849,10 @@
       <w:r>
         <w:rPr>
           <w:rStyle w:val="VerbatimChar"/>
+          <w:rFonts w:ascii="Times New Roman" w:hAnsi="Times New Roman" w:cs="Times New Roman" w:eastAsia="Times New Roman"/>
+          <w:color w:val="000000"/>
+          <w:sz w:val="28"/>
+          <w:szCs w:val="28"/>
         </w:rPr>
         <w:t xml:space="preserve">BITMAPINFOHEADER</w:t>
       </w:r>
@@ -2126,6 +2868,10 @@
       <w:r>
         <w:rPr>
           <w:rStyle w:val="VerbatimChar"/>
+          <w:rFonts w:ascii="Times New Roman" w:hAnsi="Times New Roman" w:cs="Times New Roman" w:eastAsia="Times New Roman"/>
+          <w:color w:val="000000"/>
+          <w:sz w:val="28"/>
+          <w:szCs w:val="28"/>
         </w:rPr>
         <w:t xml:space="preserve">biSize</w:t>
       </w:r>
@@ -2141,6 +2887,10 @@
       <w:r>
         <w:rPr>
           <w:rStyle w:val="VerbatimChar"/>
+          <w:rFonts w:ascii="Times New Roman" w:hAnsi="Times New Roman" w:cs="Times New Roman" w:eastAsia="Times New Roman"/>
+          <w:color w:val="000000"/>
+          <w:sz w:val="28"/>
+          <w:szCs w:val="28"/>
         </w:rPr>
         <w:t xml:space="preserve">biWidth</w:t>
       </w:r>
@@ -2153,6 +2903,10 @@
       <w:r>
         <w:rPr>
           <w:rStyle w:val="VerbatimChar"/>
+          <w:rFonts w:ascii="Times New Roman" w:hAnsi="Times New Roman" w:cs="Times New Roman" w:eastAsia="Times New Roman"/>
+          <w:color w:val="000000"/>
+          <w:sz w:val="28"/>
+          <w:szCs w:val="28"/>
         </w:rPr>
         <w:t xml:space="preserve">biHeight</w:t>
       </w:r>
@@ -2165,6 +2919,10 @@
       <w:r>
         <w:rPr>
           <w:rStyle w:val="VerbatimChar"/>
+          <w:rFonts w:ascii="Times New Roman" w:hAnsi="Times New Roman" w:cs="Times New Roman" w:eastAsia="Times New Roman"/>
+          <w:color w:val="000000"/>
+          <w:sz w:val="28"/>
+          <w:szCs w:val="28"/>
         </w:rPr>
         <w:t xml:space="preserve">biBitCount</w:t>
       </w:r>
@@ -2180,6 +2938,10 @@
       <w:r>
         <w:rPr>
           <w:rStyle w:val="VerbatimChar"/>
+          <w:rFonts w:ascii="Times New Roman" w:hAnsi="Times New Roman" w:cs="Times New Roman" w:eastAsia="Times New Roman"/>
+          <w:color w:val="000000"/>
+          <w:sz w:val="28"/>
+          <w:szCs w:val="28"/>
         </w:rPr>
         <w:t xml:space="preserve">biCompression</w:t>
       </w:r>
@@ -2192,6 +2954,10 @@
       <w:r>
         <w:rPr>
           <w:rStyle w:val="VerbatimChar"/>
+          <w:rFonts w:ascii="Times New Roman" w:hAnsi="Times New Roman" w:cs="Times New Roman" w:eastAsia="Times New Roman"/>
+          <w:color w:val="000000"/>
+          <w:sz w:val="28"/>
+          <w:szCs w:val="28"/>
         </w:rPr>
         <w:t xml:space="preserve">BI_RGB</w:t>
       </w:r>
@@ -2207,6 +2973,10 @@
       <w:r>
         <w:rPr>
           <w:rStyle w:val="VerbatimChar"/>
+          <w:rFonts w:ascii="Times New Roman" w:hAnsi="Times New Roman" w:cs="Times New Roman" w:eastAsia="Times New Roman"/>
+          <w:color w:val="000000"/>
+          <w:sz w:val="28"/>
+          <w:szCs w:val="28"/>
         </w:rPr>
         <w:t xml:space="preserve">BI_RLE8</w:t>
       </w:r>
@@ -2222,6 +2992,10 @@
       <w:r>
         <w:rPr>
           <w:rStyle w:val="VerbatimChar"/>
+          <w:rFonts w:ascii="Times New Roman" w:hAnsi="Times New Roman" w:cs="Times New Roman" w:eastAsia="Times New Roman"/>
+          <w:color w:val="000000"/>
+          <w:sz w:val="28"/>
+          <w:szCs w:val="28"/>
         </w:rPr>
         <w:t xml:space="preserve">BI_RLE4</w:t>
       </w:r>
@@ -2237,6 +3011,10 @@
       <w:r>
         <w:rPr>
           <w:rStyle w:val="VerbatimChar"/>
+          <w:rFonts w:ascii="Times New Roman" w:hAnsi="Times New Roman" w:cs="Times New Roman" w:eastAsia="Times New Roman"/>
+          <w:color w:val="000000"/>
+          <w:sz w:val="28"/>
+          <w:szCs w:val="28"/>
         </w:rPr>
         <w:t xml:space="preserve">BI_BITFIELDS</w:t>
       </w:r>
@@ -2252,6 +3030,10 @@
       <w:r>
         <w:rPr>
           <w:rStyle w:val="VerbatimChar"/>
+          <w:rFonts w:ascii="Times New Roman" w:hAnsi="Times New Roman" w:cs="Times New Roman" w:eastAsia="Times New Roman"/>
+          <w:color w:val="000000"/>
+          <w:sz w:val="28"/>
+          <w:szCs w:val="28"/>
         </w:rPr>
         <w:t xml:space="preserve">biClrUsed</w:t>
       </w:r>
@@ -2264,6 +3046,10 @@
       <w:r>
         <w:rPr>
           <w:rStyle w:val="VerbatimChar"/>
+          <w:rFonts w:ascii="Times New Roman" w:hAnsi="Times New Roman" w:cs="Times New Roman" w:eastAsia="Times New Roman"/>
+          <w:color w:val="000000"/>
+          <w:sz w:val="28"/>
+          <w:szCs w:val="28"/>
         </w:rPr>
         <w:t xml:space="preserve">2^biBitCount</w:t>
       </w:r>
@@ -2276,6 +3062,10 @@
       <w:r>
         <w:rPr>
           <w:rStyle w:val="VerbatimChar"/>
+          <w:rFonts w:ascii="Times New Roman" w:hAnsi="Times New Roman" w:cs="Times New Roman" w:eastAsia="Times New Roman"/>
+          <w:color w:val="000000"/>
+          <w:sz w:val="28"/>
+          <w:szCs w:val="28"/>
         </w:rPr>
         <w:t xml:space="preserve">biXPelsPerMeter</w:t>
       </w:r>
@@ -2291,6 +3081,10 @@
       <w:r>
         <w:rPr>
           <w:rStyle w:val="VerbatimChar"/>
+          <w:rFonts w:ascii="Times New Roman" w:hAnsi="Times New Roman" w:cs="Times New Roman" w:eastAsia="Times New Roman"/>
+          <w:color w:val="000000"/>
+          <w:sz w:val="28"/>
+          <w:szCs w:val="28"/>
         </w:rPr>
         <w:t xml:space="preserve">biYPelsPerMeter</w:t>
       </w:r>
@@ -2306,6 +3100,10 @@
       <w:r>
         <w:rPr>
           <w:rStyle w:val="VerbatimChar"/>
+          <w:rFonts w:ascii="Times New Roman" w:hAnsi="Times New Roman" w:cs="Times New Roman" w:eastAsia="Times New Roman"/>
+          <w:color w:val="000000"/>
+          <w:sz w:val="28"/>
+          <w:szCs w:val="28"/>
         </w:rPr>
         <w:t xml:space="preserve">biHeight</w:t>
       </w:r>
@@ -2319,11 +3117,17 @@
     <w:p>
       <w:pPr>
         <w:pStyle w:val="BodyText"/>
+        <w:spacing w:line="360" w:lineRule="auto" w:before="0" w:after="0"/>
+        <w:ind w:firstLine="709"/>
       </w:pPr>
       <w:r>
         <w:rPr>
           <w:b/>
           <w:bCs/>
+          <w:rFonts w:ascii="Times New Roman" w:hAnsi="Times New Roman" w:cs="Times New Roman" w:eastAsia="Times New Roman"/>
+          <w:color w:val="000000"/>
+          <w:sz w:val="28"/>
+          <w:szCs w:val="28"/>
         </w:rPr>
         <w:t xml:space="preserve">PNG.</w:t>
       </w:r>
@@ -2339,6 +3143,10 @@
       <w:r>
         <w:rPr>
           <w:rStyle w:val="VerbatimChar"/>
+          <w:rFonts w:ascii="Times New Roman" w:hAnsi="Times New Roman" w:cs="Times New Roman" w:eastAsia="Times New Roman"/>
+          <w:color w:val="000000"/>
+          <w:sz w:val="28"/>
+          <w:szCs w:val="28"/>
         </w:rPr>
         <w:t xml:space="preserve">89 50 4E 47 0D 0A 1A 0A</w:t>
       </w:r>
@@ -2351,6 +3159,10 @@
       <w:r>
         <w:rPr>
           <w:rStyle w:val="VerbatimChar"/>
+          <w:rFonts w:ascii="Times New Roman" w:hAnsi="Times New Roman" w:cs="Times New Roman" w:eastAsia="Times New Roman"/>
+          <w:color w:val="000000"/>
+          <w:sz w:val="28"/>
+          <w:szCs w:val="28"/>
         </w:rPr>
         <w:t xml:space="preserve">IHDR</w:t>
       </w:r>
@@ -2366,6 +3178,10 @@
       <w:r>
         <w:rPr>
           <w:rStyle w:val="VerbatimChar"/>
+          <w:rFonts w:ascii="Times New Roman" w:hAnsi="Times New Roman" w:cs="Times New Roman" w:eastAsia="Times New Roman"/>
+          <w:color w:val="000000"/>
+          <w:sz w:val="28"/>
+          <w:szCs w:val="28"/>
         </w:rPr>
         <w:t xml:space="preserve">PLTE</w:t>
       </w:r>
@@ -2378,6 +3194,10 @@
       <w:r>
         <w:rPr>
           <w:rStyle w:val="VerbatimChar"/>
+          <w:rFonts w:ascii="Times New Roman" w:hAnsi="Times New Roman" w:cs="Times New Roman" w:eastAsia="Times New Roman"/>
+          <w:color w:val="000000"/>
+          <w:sz w:val="28"/>
+          <w:szCs w:val="28"/>
         </w:rPr>
         <w:t xml:space="preserve">pHYs</w:t>
       </w:r>
@@ -2390,6 +3210,10 @@
       <w:r>
         <w:rPr>
           <w:rStyle w:val="VerbatimChar"/>
+          <w:rFonts w:ascii="Times New Roman" w:hAnsi="Times New Roman" w:cs="Times New Roman" w:eastAsia="Times New Roman"/>
+          <w:color w:val="000000"/>
+          <w:sz w:val="28"/>
+          <w:szCs w:val="28"/>
         </w:rPr>
         <w:t xml:space="preserve">tRNS</w:t>
       </w:r>
@@ -2402,6 +3226,10 @@
       <w:r>
         <w:rPr>
           <w:rStyle w:val="VerbatimChar"/>
+          <w:rFonts w:ascii="Times New Roman" w:hAnsi="Times New Roman" w:cs="Times New Roman" w:eastAsia="Times New Roman"/>
+          <w:color w:val="000000"/>
+          <w:sz w:val="28"/>
+          <w:szCs w:val="28"/>
         </w:rPr>
         <w:t xml:space="preserve">IEND</w:t>
       </w:r>
@@ -2415,11 +3243,17 @@
     <w:p>
       <w:pPr>
         <w:pStyle w:val="BodyText"/>
+        <w:spacing w:line="360" w:lineRule="auto" w:before="0" w:after="0"/>
+        <w:ind w:firstLine="709"/>
       </w:pPr>
       <w:r>
         <w:rPr>
           <w:b/>
           <w:bCs/>
+          <w:rFonts w:ascii="Times New Roman" w:hAnsi="Times New Roman" w:cs="Times New Roman" w:eastAsia="Times New Roman"/>
+          <w:color w:val="000000"/>
+          <w:sz w:val="28"/>
+          <w:szCs w:val="28"/>
         </w:rPr>
         <w:t xml:space="preserve">JPEG.</w:t>
       </w:r>
@@ -2435,6 +3269,10 @@
       <w:r>
         <w:rPr>
           <w:rStyle w:val="VerbatimChar"/>
+          <w:rFonts w:ascii="Times New Roman" w:hAnsi="Times New Roman" w:cs="Times New Roman" w:eastAsia="Times New Roman"/>
+          <w:color w:val="000000"/>
+          <w:sz w:val="28"/>
+          <w:szCs w:val="28"/>
         </w:rPr>
         <w:t xml:space="preserve">FF</w:t>
       </w:r>
@@ -2447,6 +3285,10 @@
       <w:r>
         <w:rPr>
           <w:rStyle w:val="VerbatimChar"/>
+          <w:rFonts w:ascii="Times New Roman" w:hAnsi="Times New Roman" w:cs="Times New Roman" w:eastAsia="Times New Roman"/>
+          <w:color w:val="000000"/>
+          <w:sz w:val="28"/>
+          <w:szCs w:val="28"/>
         </w:rPr>
         <w:t xml:space="preserve">FF D9</w:t>
       </w:r>
@@ -2459,6 +3301,10 @@
       <w:r>
         <w:rPr>
           <w:rStyle w:val="VerbatimChar"/>
+          <w:rFonts w:ascii="Times New Roman" w:hAnsi="Times New Roman" w:cs="Times New Roman" w:eastAsia="Times New Roman"/>
+          <w:color w:val="000000"/>
+          <w:sz w:val="28"/>
+          <w:szCs w:val="28"/>
         </w:rPr>
         <w:t xml:space="preserve">SOF0</w:t>
       </w:r>
@@ -2471,6 +3317,10 @@
       <w:r>
         <w:rPr>
           <w:rStyle w:val="VerbatimChar"/>
+          <w:rFonts w:ascii="Times New Roman" w:hAnsi="Times New Roman" w:cs="Times New Roman" w:eastAsia="Times New Roman"/>
+          <w:color w:val="000000"/>
+          <w:sz w:val="28"/>
+          <w:szCs w:val="28"/>
         </w:rPr>
         <w:t xml:space="preserve">SOF1</w:t>
       </w:r>
@@ -2483,6 +3333,10 @@
       <w:r>
         <w:rPr>
           <w:rStyle w:val="VerbatimChar"/>
+          <w:rFonts w:ascii="Times New Roman" w:hAnsi="Times New Roman" w:cs="Times New Roman" w:eastAsia="Times New Roman"/>
+          <w:color w:val="000000"/>
+          <w:sz w:val="28"/>
+          <w:szCs w:val="28"/>
         </w:rPr>
         <w:t xml:space="preserve">SOF2</w:t>
       </w:r>
@@ -2498,6 +3352,10 @@
       <w:r>
         <w:rPr>
           <w:rStyle w:val="VerbatimChar"/>
+          <w:rFonts w:ascii="Times New Roman" w:hAnsi="Times New Roman" w:cs="Times New Roman" w:eastAsia="Times New Roman"/>
+          <w:color w:val="000000"/>
+          <w:sz w:val="28"/>
+          <w:szCs w:val="28"/>
         </w:rPr>
         <w:t xml:space="preserve">APP0</w:t>
       </w:r>
@@ -2513,6 +3371,10 @@
       <w:r>
         <w:rPr>
           <w:rStyle w:val="VerbatimChar"/>
+          <w:rFonts w:ascii="Times New Roman" w:hAnsi="Times New Roman" w:cs="Times New Roman" w:eastAsia="Times New Roman"/>
+          <w:color w:val="000000"/>
+          <w:sz w:val="28"/>
+          <w:szCs w:val="28"/>
         </w:rPr>
         <w:t xml:space="preserve">SOF2</w:t>
       </w:r>
@@ -2526,11 +3388,17 @@
     <w:p>
       <w:pPr>
         <w:pStyle w:val="BodyText"/>
+        <w:spacing w:line="360" w:lineRule="auto" w:before="0" w:after="0"/>
+        <w:ind w:firstLine="709"/>
       </w:pPr>
       <w:r>
         <w:rPr>
           <w:b/>
           <w:bCs/>
+          <w:rFonts w:ascii="Times New Roman" w:hAnsi="Times New Roman" w:cs="Times New Roman" w:eastAsia="Times New Roman"/>
+          <w:color w:val="000000"/>
+          <w:sz w:val="28"/>
+          <w:szCs w:val="28"/>
         </w:rPr>
         <w:t xml:space="preserve">GIF.</w:t>
       </w:r>
@@ -2546,6 +3414,10 @@
       <w:r>
         <w:rPr>
           <w:rStyle w:val="VerbatimChar"/>
+          <w:rFonts w:ascii="Times New Roman" w:hAnsi="Times New Roman" w:cs="Times New Roman" w:eastAsia="Times New Roman"/>
+          <w:color w:val="000000"/>
+          <w:sz w:val="28"/>
+          <w:szCs w:val="28"/>
         </w:rPr>
         <w:t xml:space="preserve">GIF87a</w:t>
       </w:r>
@@ -2561,6 +3433,10 @@
       <w:r>
         <w:rPr>
           <w:rStyle w:val="VerbatimChar"/>
+          <w:rFonts w:ascii="Times New Roman" w:hAnsi="Times New Roman" w:cs="Times New Roman" w:eastAsia="Times New Roman"/>
+          <w:color w:val="000000"/>
+          <w:sz w:val="28"/>
+          <w:szCs w:val="28"/>
         </w:rPr>
         <w:t xml:space="preserve">GIF89a</w:t>
       </w:r>
@@ -2576,6 +3452,10 @@
       <w:r>
         <w:rPr>
           <w:rStyle w:val="VerbatimChar"/>
+          <w:rFonts w:ascii="Times New Roman" w:hAnsi="Times New Roman" w:cs="Times New Roman" w:eastAsia="Times New Roman"/>
+          <w:color w:val="000000"/>
+          <w:sz w:val="28"/>
+          <w:szCs w:val="28"/>
         </w:rPr>
         <w:t xml:space="preserve">2 ^ (N + 1)</w:t>
       </w:r>
@@ -2586,11 +3466,17 @@
     <w:p>
       <w:pPr>
         <w:pStyle w:val="BodyText"/>
+        <w:spacing w:line="360" w:lineRule="auto" w:before="0" w:after="0"/>
+        <w:ind w:firstLine="709"/>
       </w:pPr>
       <w:r>
         <w:rPr>
           <w:b/>
           <w:bCs/>
+          <w:rFonts w:ascii="Times New Roman" w:hAnsi="Times New Roman" w:cs="Times New Roman" w:eastAsia="Times New Roman"/>
+          <w:color w:val="000000"/>
+          <w:sz w:val="28"/>
+          <w:szCs w:val="28"/>
         </w:rPr>
         <w:t xml:space="preserve">TIFF.</w:t>
       </w:r>
@@ -2606,6 +3492,10 @@
       <w:r>
         <w:rPr>
           <w:rStyle w:val="VerbatimChar"/>
+          <w:rFonts w:ascii="Times New Roman" w:hAnsi="Times New Roman" w:cs="Times New Roman" w:eastAsia="Times New Roman"/>
+          <w:color w:val="000000"/>
+          <w:sz w:val="28"/>
+          <w:szCs w:val="28"/>
         </w:rPr>
         <w:t xml:space="preserve">II</w:t>
       </w:r>
@@ -2621,6 +3511,10 @@
       <w:r>
         <w:rPr>
           <w:rStyle w:val="VerbatimChar"/>
+          <w:rFonts w:ascii="Times New Roman" w:hAnsi="Times New Roman" w:cs="Times New Roman" w:eastAsia="Times New Roman"/>
+          <w:color w:val="000000"/>
+          <w:sz w:val="28"/>
+          <w:szCs w:val="28"/>
         </w:rPr>
         <w:t xml:space="preserve">MM</w:t>
       </w:r>
@@ -2636,6 +3530,10 @@
       <w:r>
         <w:rPr>
           <w:rStyle w:val="VerbatimChar"/>
+          <w:rFonts w:ascii="Times New Roman" w:hAnsi="Times New Roman" w:cs="Times New Roman" w:eastAsia="Times New Roman"/>
+          <w:color w:val="000000"/>
+          <w:sz w:val="28"/>
+          <w:szCs w:val="28"/>
         </w:rPr>
         <w:t xml:space="preserve">ImageWidth</w:t>
       </w:r>
@@ -2651,6 +3549,10 @@
       <w:r>
         <w:rPr>
           <w:rStyle w:val="VerbatimChar"/>
+          <w:rFonts w:ascii="Times New Roman" w:hAnsi="Times New Roman" w:cs="Times New Roman" w:eastAsia="Times New Roman"/>
+          <w:color w:val="000000"/>
+          <w:sz w:val="28"/>
+          <w:szCs w:val="28"/>
         </w:rPr>
         <w:t xml:space="preserve">ImageLength</w:t>
       </w:r>
@@ -2666,6 +3568,10 @@
       <w:r>
         <w:rPr>
           <w:rStyle w:val="VerbatimChar"/>
+          <w:rFonts w:ascii="Times New Roman" w:hAnsi="Times New Roman" w:cs="Times New Roman" w:eastAsia="Times New Roman"/>
+          <w:color w:val="000000"/>
+          <w:sz w:val="28"/>
+          <w:szCs w:val="28"/>
         </w:rPr>
         <w:t xml:space="preserve">BitsPerSample</w:t>
       </w:r>
@@ -2681,6 +3587,10 @@
       <w:r>
         <w:rPr>
           <w:rStyle w:val="VerbatimChar"/>
+          <w:rFonts w:ascii="Times New Roman" w:hAnsi="Times New Roman" w:cs="Times New Roman" w:eastAsia="Times New Roman"/>
+          <w:color w:val="000000"/>
+          <w:sz w:val="28"/>
+          <w:szCs w:val="28"/>
         </w:rPr>
         <w:t xml:space="preserve">Compression</w:t>
       </w:r>
@@ -2696,6 +3606,10 @@
       <w:r>
         <w:rPr>
           <w:rStyle w:val="VerbatimChar"/>
+          <w:rFonts w:ascii="Times New Roman" w:hAnsi="Times New Roman" w:cs="Times New Roman" w:eastAsia="Times New Roman"/>
+          <w:color w:val="000000"/>
+          <w:sz w:val="28"/>
+          <w:szCs w:val="28"/>
         </w:rPr>
         <w:t xml:space="preserve">PhotometricInterpretation</w:t>
       </w:r>
@@ -2711,6 +3625,10 @@
       <w:r>
         <w:rPr>
           <w:rStyle w:val="VerbatimChar"/>
+          <w:rFonts w:ascii="Times New Roman" w:hAnsi="Times New Roman" w:cs="Times New Roman" w:eastAsia="Times New Roman"/>
+          <w:color w:val="000000"/>
+          <w:sz w:val="28"/>
+          <w:szCs w:val="28"/>
         </w:rPr>
         <w:t xml:space="preserve">StripOffsets</w:t>
       </w:r>
@@ -2726,6 +3644,10 @@
       <w:r>
         <w:rPr>
           <w:rStyle w:val="VerbatimChar"/>
+          <w:rFonts w:ascii="Times New Roman" w:hAnsi="Times New Roman" w:cs="Times New Roman" w:eastAsia="Times New Roman"/>
+          <w:color w:val="000000"/>
+          <w:sz w:val="28"/>
+          <w:szCs w:val="28"/>
         </w:rPr>
         <w:t xml:space="preserve">SamplesPerPixel</w:t>
       </w:r>
@@ -2741,6 +3663,10 @@
       <w:r>
         <w:rPr>
           <w:rStyle w:val="VerbatimChar"/>
+          <w:rFonts w:ascii="Times New Roman" w:hAnsi="Times New Roman" w:cs="Times New Roman" w:eastAsia="Times New Roman"/>
+          <w:color w:val="000000"/>
+          <w:sz w:val="28"/>
+          <w:szCs w:val="28"/>
         </w:rPr>
         <w:t xml:space="preserve">XResolution</w:t>
       </w:r>
@@ -2756,6 +3682,10 @@
       <w:r>
         <w:rPr>
           <w:rStyle w:val="VerbatimChar"/>
+          <w:rFonts w:ascii="Times New Roman" w:hAnsi="Times New Roman" w:cs="Times New Roman" w:eastAsia="Times New Roman"/>
+          <w:color w:val="000000"/>
+          <w:sz w:val="28"/>
+          <w:szCs w:val="28"/>
         </w:rPr>
         <w:t xml:space="preserve">YResolution</w:t>
       </w:r>
@@ -2771,6 +3701,10 @@
       <w:r>
         <w:rPr>
           <w:rStyle w:val="VerbatimChar"/>
+          <w:rFonts w:ascii="Times New Roman" w:hAnsi="Times New Roman" w:cs="Times New Roman" w:eastAsia="Times New Roman"/>
+          <w:color w:val="000000"/>
+          <w:sz w:val="28"/>
+          <w:szCs w:val="28"/>
         </w:rPr>
         <w:t xml:space="preserve">ResolutionUnit</w:t>
       </w:r>
@@ -2786,6 +3720,10 @@
       <w:r>
         <w:rPr>
           <w:rStyle w:val="VerbatimChar"/>
+          <w:rFonts w:ascii="Times New Roman" w:hAnsi="Times New Roman" w:cs="Times New Roman" w:eastAsia="Times New Roman"/>
+          <w:color w:val="000000"/>
+          <w:sz w:val="28"/>
+          <w:szCs w:val="28"/>
         </w:rPr>
         <w:t xml:space="preserve">ExtraSamples</w:t>
       </w:r>
@@ -2801,6 +3739,10 @@
       <w:r>
         <w:rPr>
           <w:rStyle w:val="VerbatimChar"/>
+          <w:rFonts w:ascii="Times New Roman" w:hAnsi="Times New Roman" w:cs="Times New Roman" w:eastAsia="Times New Roman"/>
+          <w:color w:val="000000"/>
+          <w:sz w:val="28"/>
+          <w:szCs w:val="28"/>
         </w:rPr>
         <w:t xml:space="preserve">ColorMap</w:t>
       </w:r>
@@ -2814,11 +3756,17 @@
     <w:p>
       <w:pPr>
         <w:pStyle w:val="BodyText"/>
+        <w:spacing w:line="360" w:lineRule="auto" w:before="0" w:after="0"/>
+        <w:ind w:firstLine="709"/>
       </w:pPr>
       <w:r>
         <w:rPr>
           <w:b/>
           <w:bCs/>
+          <w:rFonts w:ascii="Times New Roman" w:hAnsi="Times New Roman" w:cs="Times New Roman" w:eastAsia="Times New Roman"/>
+          <w:color w:val="000000"/>
+          <w:sz w:val="28"/>
+          <w:szCs w:val="28"/>
         </w:rPr>
         <w:t xml:space="preserve">PCX.</w:t>
       </w:r>
@@ -2834,6 +3782,10 @@
       <w:r>
         <w:rPr>
           <w:rStyle w:val="VerbatimChar"/>
+          <w:rFonts w:ascii="Times New Roman" w:hAnsi="Times New Roman" w:cs="Times New Roman" w:eastAsia="Times New Roman"/>
+          <w:color w:val="000000"/>
+          <w:sz w:val="28"/>
+          <w:szCs w:val="28"/>
         </w:rPr>
         <w:t xml:space="preserve">xmin</w:t>
       </w:r>
@@ -2846,6 +3798,10 @@
       <w:r>
         <w:rPr>
           <w:rStyle w:val="VerbatimChar"/>
+          <w:rFonts w:ascii="Times New Roman" w:hAnsi="Times New Roman" w:cs="Times New Roman" w:eastAsia="Times New Roman"/>
+          <w:color w:val="000000"/>
+          <w:sz w:val="28"/>
+          <w:szCs w:val="28"/>
         </w:rPr>
         <w:t xml:space="preserve">ymin</w:t>
       </w:r>
@@ -2858,6 +3814,10 @@
       <w:r>
         <w:rPr>
           <w:rStyle w:val="VerbatimChar"/>
+          <w:rFonts w:ascii="Times New Roman" w:hAnsi="Times New Roman" w:cs="Times New Roman" w:eastAsia="Times New Roman"/>
+          <w:color w:val="000000"/>
+          <w:sz w:val="28"/>
+          <w:szCs w:val="28"/>
         </w:rPr>
         <w:t xml:space="preserve">xmax</w:t>
       </w:r>
@@ -2870,6 +3830,10 @@
       <w:r>
         <w:rPr>
           <w:rStyle w:val="VerbatimChar"/>
+          <w:rFonts w:ascii="Times New Roman" w:hAnsi="Times New Roman" w:cs="Times New Roman" w:eastAsia="Times New Roman"/>
+          <w:color w:val="000000"/>
+          <w:sz w:val="28"/>
+          <w:szCs w:val="28"/>
         </w:rPr>
         <w:t xml:space="preserve">ymax</w:t>
       </w:r>
@@ -2882,6 +3846,10 @@
       <w:r>
         <w:rPr>
           <w:rStyle w:val="VerbatimChar"/>
+          <w:rFonts w:ascii="Times New Roman" w:hAnsi="Times New Roman" w:cs="Times New Roman" w:eastAsia="Times New Roman"/>
+          <w:color w:val="000000"/>
+          <w:sz w:val="28"/>
+          <w:szCs w:val="28"/>
         </w:rPr>
         <w:t xml:space="preserve">hdpi</w:t>
       </w:r>
@@ -2894,6 +3862,10 @@
       <w:r>
         <w:rPr>
           <w:rStyle w:val="VerbatimChar"/>
+          <w:rFonts w:ascii="Times New Roman" w:hAnsi="Times New Roman" w:cs="Times New Roman" w:eastAsia="Times New Roman"/>
+          <w:color w:val="000000"/>
+          <w:sz w:val="28"/>
+          <w:szCs w:val="28"/>
         </w:rPr>
         <w:t xml:space="preserve">vdpi</w:t>
       </w:r>
@@ -2906,6 +3878,8 @@
     <w:p>
       <w:pPr>
         <w:pStyle w:val="Heading2"/>
+        <w:spacing w:line="360" w:lineRule="auto" w:before="0" w:after="0"/>
+        <w:ind/>
       </w:pPr>
       <w:r>
         <w:t xml:space="preserve">3. Ленивое чтение и обход каталога</w:t>
@@ -2914,6 +3888,8 @@
     <w:p>
       <w:pPr>
         <w:pStyle w:val="FirstParagraph"/>
+        <w:spacing w:line="360" w:lineRule="auto" w:before="0" w:after="0"/>
+        <w:ind w:firstLine="709"/>
       </w:pPr>
       <w:r>
         <w:t xml:space="preserve">Ленивое чтение реализовано в</w:t>
@@ -2924,6 +3900,10 @@
       <w:r>
         <w:rPr>
           <w:rStyle w:val="VerbatimChar"/>
+          <w:rFonts w:ascii="Times New Roman" w:hAnsi="Times New Roman" w:cs="Times New Roman" w:eastAsia="Times New Roman"/>
+          <w:color w:val="000000"/>
+          <w:sz w:val="28"/>
+          <w:szCs w:val="28"/>
         </w:rPr>
         <w:t xml:space="preserve">FileHead</w:t>
       </w:r>
@@ -2937,6 +3917,8 @@
     <w:p>
       <w:pPr>
         <w:pStyle w:val="BodyText"/>
+        <w:spacing w:line="360" w:lineRule="auto" w:before="0" w:after="0"/>
+        <w:ind w:firstLine="709"/>
       </w:pPr>
       <w:r>
         <w:t xml:space="preserve">Форматы делятся на два случая, и это повлияло на реализацию. У BMP, PNG и TIFF в заголовке есть таблица смещений, поэтому нужные байты можно запросить напрямую, без последовательного чтения. У GIF и JPEG смещения заранее неизвестны: там данные идут подряд, и заголовок приходится искать, читая файл вперёд. Для этих двух форматов реализовано отдельное решение — скользящее окно</w:t>
@@ -2947,6 +3929,10 @@
       <w:r>
         <w:rPr>
           <w:rStyle w:val="VerbatimChar"/>
+          <w:rFonts w:ascii="Times New Roman" w:hAnsi="Times New Roman" w:cs="Times New Roman" w:eastAsia="Times New Roman"/>
+          <w:color w:val="000000"/>
+          <w:sz w:val="28"/>
+          <w:szCs w:val="28"/>
         </w:rPr>
         <w:t xml:space="preserve">ScanWindow</w:t>
       </w:r>
@@ -2957,6 +3943,8 @@
     <w:p>
       <w:pPr>
         <w:pStyle w:val="BodyText"/>
+        <w:spacing w:line="360" w:lineRule="auto" w:before="0" w:after="0"/>
+        <w:ind w:firstLine="709"/>
       </w:pPr>
       <w:r>
         <w:t xml:space="preserve">Эффект виден прямо в отчёте приложения: в колонке «прочитано» выводится объём фактически прочитанных данных рядом с суммарным размером файлов. На папке задания из 24 файлов общим объёмом 6,8 МБ в обычном режиме читается</w:t>
@@ -2968,6 +3956,10 @@
         <w:rPr>
           <w:b/>
           <w:bCs/>
+          <w:rFonts w:ascii="Times New Roman" w:hAnsi="Times New Roman" w:cs="Times New Roman" w:eastAsia="Times New Roman"/>
+          <w:color w:val="000000"/>
+          <w:sz w:val="28"/>
+          <w:szCs w:val="28"/>
         </w:rPr>
         <w:t xml:space="preserve">25,3 КБ</w:t>
       </w:r>
@@ -2981,6 +3973,10 @@
         <w:rPr>
           <w:b/>
           <w:bCs/>
+          <w:rFonts w:ascii="Times New Roman" w:hAnsi="Times New Roman" w:cs="Times New Roman" w:eastAsia="Times New Roman"/>
+          <w:color w:val="000000"/>
+          <w:sz w:val="28"/>
+          <w:szCs w:val="28"/>
         </w:rPr>
         <w:t xml:space="preserve">505,3 КБ</w:t>
       </w:r>
@@ -2991,6 +3987,8 @@
     <w:p>
       <w:pPr>
         <w:pStyle w:val="BodyText"/>
+        <w:spacing w:line="360" w:lineRule="auto" w:before="0" w:after="0"/>
+        <w:ind w:firstLine="709"/>
       </w:pPr>
       <w:r>
         <w:t xml:space="preserve">Дополнительно реализована проверка заявленного размера: если размер файла меньше, чем следует из заголовка, файл помечается как повреждённый, а не читается за границей.</w:t>
@@ -3001,6 +3999,8 @@
     <w:p>
       <w:pPr>
         <w:pStyle w:val="Heading2"/>
+        <w:spacing w:line="360" w:lineRule="auto" w:before="0" w:after="0"/>
+        <w:ind/>
       </w:pPr>
       <w:r>
         <w:t xml:space="preserve">4. Многопоточность и отзывчивость интерфейса</w:t>
@@ -3009,6 +4009,8 @@
     <w:p>
       <w:pPr>
         <w:pStyle w:val="FirstParagraph"/>
+        <w:spacing w:line="360" w:lineRule="auto" w:before="0" w:after="0"/>
+        <w:ind w:firstLine="709"/>
       </w:pPr>
       <w:r>
         <w:t xml:space="preserve">Обход каталогов выполняется классом</w:t>
@@ -3019,6 +4021,10 @@
       <w:r>
         <w:rPr>
           <w:rStyle w:val="VerbatimChar"/>
+          <w:rFonts w:ascii="Times New Roman" w:hAnsi="Times New Roman" w:cs="Times New Roman" w:eastAsia="Times New Roman"/>
+          <w:color w:val="000000"/>
+          <w:sz w:val="28"/>
+          <w:szCs w:val="28"/>
         </w:rPr>
         <w:t xml:space="preserve">DirectoryScanner</w:t>
       </w:r>
@@ -3034,6 +4040,10 @@
       <w:r>
         <w:rPr>
           <w:rStyle w:val="VerbatimChar"/>
+          <w:rFonts w:ascii="Times New Roman" w:hAnsi="Times New Roman" w:cs="Times New Roman" w:eastAsia="Times New Roman"/>
+          <w:color w:val="000000"/>
+          <w:sz w:val="28"/>
+          <w:szCs w:val="28"/>
         </w:rPr>
         <w:t xml:space="preserve">ThreadPool</w:t>
       </w:r>
@@ -3046,6 +4056,10 @@
       <w:r>
         <w:rPr>
           <w:rStyle w:val="VerbatimChar"/>
+          <w:rFonts w:ascii="Times New Roman" w:hAnsi="Times New Roman" w:cs="Times New Roman" w:eastAsia="Times New Roman"/>
+          <w:color w:val="000000"/>
+          <w:sz w:val="28"/>
+          <w:szCs w:val="28"/>
         </w:rPr>
         <w:t xml:space="preserve">--workers</w:t>
       </w:r>
@@ -3059,6 +4073,8 @@
     <w:p>
       <w:pPr>
         <w:pStyle w:val="BodyText"/>
+        <w:spacing w:line="360" w:lineRule="auto" w:before="0" w:after="0"/>
+        <w:ind w:firstLine="709"/>
       </w:pPr>
       <w:r>
         <w:t xml:space="preserve">Сканирование запускается в отдельном потоке-координаторе, а окно опрашивает состояние по таймеру с периодом 0,15 с. Благодаря этому интерфейс не блокируется: во время сканирования доступны прокрутка таблицы, изменение фильтра и остановка работы. В строке состояния отображаются индикатор выполнения, процент, счётчик обработанных файлов и объём прочитанных данных.</w:t>
@@ -3067,6 +4083,8 @@
     <w:p>
       <w:pPr>
         <w:pStyle w:val="BodyText"/>
+        <w:spacing w:line="360" w:lineRule="auto" w:before="0" w:after="0"/>
+        <w:ind w:firstLine="709"/>
       </w:pPr>
       <w:r>
         <w:t xml:space="preserve">Замеры на наборе из 480 файлов (136,2 МБ) показывают эффект многопоточности: обычный разбор заголовков занимает 0,212 с одним потоком и 0,107 с десятью, а полный глубокий анализ с декодированием пикселей — 17,15 с одним потоком и 3,32 с десятью, то есть ускорение примерно в 5,2 раза. Выигрыш особенно заметен именно в глубоком режиме, где нагрузку дают не заголовки, а распаковка пикселей.</w:t>
@@ -3077,6 +4095,8 @@
     <w:p>
       <w:pPr>
         <w:pStyle w:val="Heading2"/>
+        <w:spacing w:line="360" w:lineRule="auto" w:before="0" w:after="0"/>
+        <w:ind/>
       </w:pPr>
       <w:r>
         <w:t xml:space="preserve">5. Детекция повреждённых файлов</w:t>
@@ -3085,6 +4105,8 @@
     <w:p>
       <w:pPr>
         <w:pStyle w:val="FirstParagraph"/>
+        <w:spacing w:line="360" w:lineRule="auto" w:before="0" w:after="0"/>
+        <w:ind w:firstLine="709"/>
       </w:pPr>
       <w:r>
         <w:t xml:space="preserve">Условие работы отдельно требует, чтобы повреждённый файл приводил к корректному статусу, а не к аварийному завершению. Проверки встроены в парсеры и кодеки и покрывают конкретные сценарии.</w:t>
@@ -3097,6 +4119,8 @@
           <w:ilvl w:val="0"/>
           <w:numId w:val="1003"/>
         </w:numPr>
+        <w:spacing w:line="360" w:lineRule="auto" w:before="0" w:after="0"/>
+        <w:ind/>
       </w:pPr>
       <w:r>
         <w:t xml:space="preserve">Отсутствие чанка</w:t>
@@ -3107,6 +4131,10 @@
       <w:r>
         <w:rPr>
           <w:rStyle w:val="VerbatimChar"/>
+          <w:rFonts w:ascii="Times New Roman" w:hAnsi="Times New Roman" w:cs="Times New Roman" w:eastAsia="Times New Roman"/>
+          <w:color w:val="000000"/>
+          <w:sz w:val="28"/>
+          <w:szCs w:val="28"/>
         </w:rPr>
         <w:t xml:space="preserve">IEND</w:t>
       </w:r>
@@ -3124,6 +4152,8 @@
           <w:ilvl w:val="0"/>
           <w:numId w:val="1003"/>
         </w:numPr>
+        <w:spacing w:line="360" w:lineRule="auto" w:before="0" w:after="0"/>
+        <w:ind/>
       </w:pPr>
       <w:r>
         <w:t xml:space="preserve">Отсутствие маркера</w:t>
@@ -3134,6 +4164,10 @@
       <w:r>
         <w:rPr>
           <w:rStyle w:val="VerbatimChar"/>
+          <w:rFonts w:ascii="Times New Roman" w:hAnsi="Times New Roman" w:cs="Times New Roman" w:eastAsia="Times New Roman"/>
+          <w:color w:val="000000"/>
+          <w:sz w:val="28"/>
+          <w:szCs w:val="28"/>
         </w:rPr>
         <w:t xml:space="preserve">FF D9</w:t>
       </w:r>
@@ -3151,6 +4185,8 @@
           <w:ilvl w:val="0"/>
           <w:numId w:val="1003"/>
         </w:numPr>
+        <w:spacing w:line="360" w:lineRule="auto" w:before="0" w:after="0"/>
+        <w:ind/>
       </w:pPr>
       <w:r>
         <w:t xml:space="preserve">Размер файла меньше заявленного в заголовке.</w:t>
@@ -3163,6 +4199,8 @@
           <w:ilvl w:val="0"/>
           <w:numId w:val="1003"/>
         </w:numPr>
+        <w:spacing w:line="360" w:lineRule="auto" w:before="0" w:after="0"/>
+        <w:ind/>
       </w:pPr>
       <w:r>
         <w:t xml:space="preserve">Завышенная длина чанка PNG, выходящая за границу файла.</w:t>
@@ -3175,6 +4213,8 @@
           <w:ilvl w:val="0"/>
           <w:numId w:val="1003"/>
         </w:numPr>
+        <w:spacing w:line="360" w:lineRule="auto" w:before="0" w:after="0"/>
+        <w:ind/>
       </w:pPr>
       <w:r>
         <w:t xml:space="preserve">Оборванные RLE-потоки BMP: нехватка данных для команды или для строки.</w:t>
@@ -3187,6 +4227,8 @@
           <w:ilvl w:val="0"/>
           <w:numId w:val="1003"/>
         </w:numPr>
+        <w:spacing w:line="360" w:lineRule="auto" w:before="0" w:after="0"/>
+        <w:ind/>
       </w:pPr>
       <w:r>
         <w:t xml:space="preserve">Повреждённые Deflate- и LZW-потоки: несоответствие контрольной суммы CRC-32 или недопустимый код.</w:t>
@@ -3195,6 +4237,8 @@
     <w:p>
       <w:pPr>
         <w:pStyle w:val="FirstParagraph"/>
+        <w:spacing w:line="360" w:lineRule="auto" w:before="0" w:after="0"/>
+        <w:ind w:firstLine="709"/>
       </w:pPr>
       <w:r>
         <w:t xml:space="preserve">Сверх этого реализована проверка, не указанная в условии буквально, но прямо следующая из него: файл, содержимое которого не является изображением, отличается от повреждённого и получает собственный статус</w:t>
@@ -3205,6 +4249,10 @@
       <w:r>
         <w:rPr>
           <w:rStyle w:val="VerbatimChar"/>
+          <w:rFonts w:ascii="Times New Roman" w:hAnsi="Times New Roman" w:cs="Times New Roman" w:eastAsia="Times New Roman"/>
+          <w:color w:val="000000"/>
+          <w:sz w:val="28"/>
+          <w:szCs w:val="28"/>
         </w:rPr>
         <w:t xml:space="preserve">не изображение</w:t>
       </w:r>
@@ -3217,6 +4265,10 @@
       <w:r>
         <w:rPr>
           <w:rStyle w:val="VerbatimChar"/>
+          <w:rFonts w:ascii="Times New Roman" w:hAnsi="Times New Roman" w:cs="Times New Roman" w:eastAsia="Times New Roman"/>
+          <w:color w:val="000000"/>
+          <w:sz w:val="28"/>
+          <w:szCs w:val="28"/>
         </w:rPr>
         <w:t xml:space="preserve">fake.jpg</w:t>
       </w:r>
@@ -3229,6 +4281,10 @@
       <w:r>
         <w:rPr>
           <w:rStyle w:val="VerbatimChar"/>
+          <w:rFonts w:ascii="Times New Roman" w:hAnsi="Times New Roman" w:cs="Times New Roman" w:eastAsia="Times New Roman"/>
+          <w:color w:val="000000"/>
+          <w:sz w:val="28"/>
+          <w:szCs w:val="28"/>
         </w:rPr>
         <w:t xml:space="preserve">не изображение</w:t>
       </w:r>
@@ -3242,6 +4298,8 @@
     <w:p>
       <w:pPr>
         <w:pStyle w:val="BodyText"/>
+        <w:spacing w:line="360" w:lineRule="auto" w:before="0" w:after="0"/>
+        <w:ind w:firstLine="709"/>
       </w:pPr>
       <w:r>
         <w:t xml:space="preserve">Ни один из этих путей не приводит к исключению или выходу за границу массива: все длины и смещения проверяются до обращения к данным.</w:t>
@@ -3252,6 +4310,8 @@
     <w:p>
       <w:pPr>
         <w:pStyle w:val="Heading2"/>
+        <w:spacing w:line="360" w:lineRule="auto" w:before="0" w:after="0"/>
+        <w:ind/>
       </w:pPr>
       <w:r>
         <w:t xml:space="preserve">6. Декодирование пикселей</w:t>
@@ -3260,6 +4320,8 @@
     <w:p>
       <w:pPr>
         <w:pStyle w:val="FirstParagraph"/>
+        <w:spacing w:line="360" w:lineRule="auto" w:before="0" w:after="0"/>
+        <w:ind w:firstLine="709"/>
       </w:pPr>
       <w:r>
         <w:t xml:space="preserve">Разбор заголовков — это обязательная часть работы, но глубокий анализ требует ещё и самих пикселей, поэтому реализованы собственные кодеки сжатия.</w:t>
@@ -3272,11 +4334,17 @@
           <w:ilvl w:val="0"/>
           <w:numId w:val="1004"/>
         </w:numPr>
+        <w:spacing w:line="360" w:lineRule="auto" w:before="0" w:after="0"/>
+        <w:ind/>
       </w:pPr>
       <w:r>
         <w:rPr>
           <w:b/>
           <w:bCs/>
+          <w:rFonts w:ascii="Times New Roman" w:hAnsi="Times New Roman" w:cs="Times New Roman" w:eastAsia="Times New Roman"/>
+          <w:color w:val="000000"/>
+          <w:sz w:val="28"/>
+          <w:szCs w:val="28"/>
         </w:rPr>
         <w:t xml:space="preserve">Deflate (inflate)</w:t>
       </w:r>
@@ -3294,11 +4362,17 @@
           <w:ilvl w:val="0"/>
           <w:numId w:val="1004"/>
         </w:numPr>
+        <w:spacing w:line="360" w:lineRule="auto" w:before="0" w:after="0"/>
+        <w:ind/>
       </w:pPr>
       <w:r>
         <w:rPr>
           <w:b/>
           <w:bCs/>
+          <w:rFonts w:ascii="Times New Roman" w:hAnsi="Times New Roman" w:cs="Times New Roman" w:eastAsia="Times New Roman"/>
+          <w:color w:val="000000"/>
+          <w:sz w:val="28"/>
+          <w:szCs w:val="28"/>
         </w:rPr>
         <w:t xml:space="preserve">LZW</w:t>
       </w:r>
@@ -3316,11 +4390,17 @@
           <w:ilvl w:val="0"/>
           <w:numId w:val="1004"/>
         </w:numPr>
+        <w:spacing w:line="360" w:lineRule="auto" w:before="0" w:after="0"/>
+        <w:ind/>
       </w:pPr>
       <w:r>
         <w:rPr>
           <w:b/>
           <w:bCs/>
+          <w:rFonts w:ascii="Times New Roman" w:hAnsi="Times New Roman" w:cs="Times New Roman" w:eastAsia="Times New Roman"/>
+          <w:color w:val="000000"/>
+          <w:sz w:val="28"/>
+          <w:szCs w:val="28"/>
         </w:rPr>
         <w:t xml:space="preserve">PackBits</w:t>
       </w:r>
@@ -3338,11 +4418,17 @@
           <w:ilvl w:val="0"/>
           <w:numId w:val="1004"/>
         </w:numPr>
+        <w:spacing w:line="360" w:lineRule="auto" w:before="0" w:after="0"/>
+        <w:ind/>
       </w:pPr>
       <w:r>
         <w:rPr>
           <w:b/>
           <w:bCs/>
+          <w:rFonts w:ascii="Times New Roman" w:hAnsi="Times New Roman" w:cs="Times New Roman" w:eastAsia="Times New Roman"/>
+          <w:color w:val="000000"/>
+          <w:sz w:val="28"/>
+          <w:szCs w:val="28"/>
         </w:rPr>
         <w:t xml:space="preserve">RLE4 и RLE8</w:t>
       </w:r>
@@ -3360,11 +4446,17 @@
           <w:ilvl w:val="0"/>
           <w:numId w:val="1004"/>
         </w:numPr>
+        <w:spacing w:line="360" w:lineRule="auto" w:before="0" w:after="0"/>
+        <w:ind/>
       </w:pPr>
       <w:r>
         <w:rPr>
           <w:b/>
           <w:bCs/>
+          <w:rFonts w:ascii="Times New Roman" w:hAnsi="Times New Roman" w:cs="Times New Roman" w:eastAsia="Times New Roman"/>
+          <w:color w:val="000000"/>
+          <w:sz w:val="28"/>
+          <w:szCs w:val="28"/>
         </w:rPr>
         <w:t xml:space="preserve">Хаффман и IDCT</w:t>
       </w:r>
@@ -3378,6 +4470,8 @@
     <w:p>
       <w:pPr>
         <w:pStyle w:val="FirstParagraph"/>
+        <w:spacing w:line="360" w:lineRule="auto" w:before="0" w:after="0"/>
+        <w:ind w:firstLine="709"/>
       </w:pPr>
       <w:r>
         <w:t xml:space="preserve">По каждому задекодированному изображению считаются число уникальных цветов и энтропия распределения яркости. Эти значения показываются в таблице, а глубокий анализ включается флажком в окне и ключом</w:t>
@@ -3388,6 +4482,10 @@
       <w:r>
         <w:rPr>
           <w:rStyle w:val="VerbatimChar"/>
+          <w:rFonts w:ascii="Times New Roman" w:hAnsi="Times New Roman" w:cs="Times New Roman" w:eastAsia="Times New Roman"/>
+          <w:color w:val="000000"/>
+          <w:sz w:val="28"/>
+          <w:szCs w:val="28"/>
         </w:rPr>
         <w:t xml:space="preserve">--deep</w:t>
       </w:r>
@@ -3401,6 +4499,8 @@
     <w:p>
       <w:pPr>
         <w:pStyle w:val="BodyText"/>
+        <w:spacing w:line="360" w:lineRule="auto" w:before="0" w:after="0"/>
+        <w:ind w:firstLine="709"/>
       </w:pPr>
       <w:r>
         <w:t xml:space="preserve">Отдельно следует оговорить осознанное ограничение: прогрессивный JPEG распознаётся по маркеру</w:t>
@@ -3411,6 +4511,10 @@
       <w:r>
         <w:rPr>
           <w:rStyle w:val="VerbatimChar"/>
+          <w:rFonts w:ascii="Times New Roman" w:hAnsi="Times New Roman" w:cs="Times New Roman" w:eastAsia="Times New Roman"/>
+          <w:color w:val="000000"/>
+          <w:sz w:val="28"/>
+          <w:szCs w:val="28"/>
         </w:rPr>
         <w:t xml:space="preserve">SOF2</w:t>
       </w:r>
@@ -3421,6 +4525,8 @@
     <w:p>
       <w:pPr>
         <w:pStyle w:val="BodyText"/>
+        <w:spacing w:line="360" w:lineRule="auto" w:before="0" w:after="0"/>
+        <w:ind w:firstLine="709"/>
       </w:pPr>
       <w:r>
         <w:t xml:space="preserve">Помимо требуемых шести расширений фильтр сканирования принимает также</w:t>
@@ -3431,6 +4537,10 @@
       <w:r>
         <w:rPr>
           <w:rStyle w:val="VerbatimChar"/>
+          <w:rFonts w:ascii="Times New Roman" w:hAnsi="Times New Roman" w:cs="Times New Roman" w:eastAsia="Times New Roman"/>
+          <w:color w:val="000000"/>
+          <w:sz w:val="28"/>
+          <w:szCs w:val="28"/>
         </w:rPr>
         <w:t xml:space="preserve">.jpeg</w:t>
       </w:r>
@@ -3446,6 +4556,10 @@
       <w:r>
         <w:rPr>
           <w:rStyle w:val="VerbatimChar"/>
+          <w:rFonts w:ascii="Times New Roman" w:hAnsi="Times New Roman" w:cs="Times New Roman" w:eastAsia="Times New Roman"/>
+          <w:color w:val="000000"/>
+          <w:sz w:val="28"/>
+          <w:szCs w:val="28"/>
         </w:rPr>
         <w:t xml:space="preserve">.jpe</w:t>
       </w:r>
@@ -3461,6 +4575,8 @@
     <w:p>
       <w:pPr>
         <w:pStyle w:val="Heading2"/>
+        <w:spacing w:line="360" w:lineRule="auto" w:before="0" w:after="0"/>
+        <w:ind/>
       </w:pPr>
       <w:r>
         <w:t xml:space="preserve">7. Интерфейс</w:t>
@@ -3469,6 +4585,8 @@
     <w:p>
       <w:pPr>
         <w:pStyle w:val="FirstParagraph"/>
+        <w:spacing w:line="360" w:lineRule="auto" w:before="0" w:after="0"/>
+        <w:ind w:firstLine="709"/>
       </w:pPr>
       <w:r>
         <w:t xml:space="preserve">Графическая часть реализована на FLTK 1.4.5. В верхней панели расположены кнопки выбора папки и выбора файлов, кнопки «Сканировать» и «Стоп», кнопка «Экспорт CSV», кнопка «Справка», а также флажки «Глубокий анализ» и «Подпапки». Ниже идёт строка настроек: выпадающий список «Потоки:» и поле «Фильтр:» для отбора по имени файла. Основную часть окна занимают таблица результатов с заголовком «Результаты» и панель «Свойства файла», где каждое поле сопровождается пояснением его смысла. Кнопка «Просмотр» становится активной после выбора файла и открывает отдельное окно просмотра. Внизу находится строка состояния с индикатором выполнения и процентом.</w:t>
@@ -3477,6 +4595,8 @@
     <w:p>
       <w:pPr>
         <w:pStyle w:val="BodyText"/>
+        <w:spacing w:line="360" w:lineRule="auto" w:before="0" w:after="0"/>
+        <w:ind w:firstLine="709"/>
       </w:pPr>
       <w:r>
         <w:t xml:space="preserve">Таблица результатов и панель свойств — это настоящие таблицы FLTK, а не текстовые блоки: колонки измеряются по ширине заголовков, ячейки переносятся по словам, высота строк пересчитывается под содержимое, а при изменении размера окна ширины колонок пересчитываются, чтобы таблица занимала всю отведённую область. Отдельное окно просмотра показывает само изображение с масштабированием колесом мыши, кнопками уменьшения и увеличения, режимом исходного размера и режимом «вписать», а также панорамированием с зажатым Shift.</w:t>
@@ -3487,6 +4607,8 @@
     <w:p>
       <w:pPr>
         <w:pStyle w:val="Heading2"/>
+        <w:spacing w:line="360" w:lineRule="auto" w:before="0" w:after="0"/>
+        <w:ind/>
       </w:pPr>
       <w:r>
         <w:t xml:space="preserve">8. Проверка корректности</w:t>
@@ -3495,11 +4617,17 @@
     <w:p>
       <w:pPr>
         <w:pStyle w:val="FirstParagraph"/>
+        <w:spacing w:line="360" w:lineRule="auto" w:before="0" w:after="0"/>
+        <w:ind w:firstLine="709"/>
       </w:pPr>
       <w:r>
         <w:rPr>
           <w:b/>
           <w:bCs/>
+          <w:rFonts w:ascii="Times New Roman" w:hAnsi="Times New Roman" w:cs="Times New Roman" w:eastAsia="Times New Roman"/>
+          <w:color w:val="000000"/>
+          <w:sz w:val="28"/>
+          <w:szCs w:val="28"/>
         </w:rPr>
         <w:t xml:space="preserve">Эталонная папка задания.</w:t>
       </w:r>
@@ -3515,6 +4643,10 @@
       <w:r>
         <w:rPr>
           <w:rStyle w:val="VerbatimChar"/>
+          <w:rFonts w:ascii="Times New Roman" w:hAnsi="Times New Roman" w:cs="Times New Roman" w:eastAsia="Times New Roman"/>
+          <w:color w:val="000000"/>
+          <w:sz w:val="28"/>
+          <w:szCs w:val="28"/>
         </w:rPr>
         <w:t xml:space="preserve">task/Для проверки Lab2</w:t>
       </w:r>
@@ -3528,11 +4660,17 @@
     <w:p>
       <w:pPr>
         <w:pStyle w:val="BodyText"/>
+        <w:spacing w:line="360" w:lineRule="auto" w:before="0" w:after="0"/>
+        <w:ind w:firstLine="709"/>
       </w:pPr>
       <w:r>
         <w:rPr>
           <w:b/>
           <w:bCs/>
+          <w:rFonts w:ascii="Times New Roman" w:hAnsi="Times New Roman" w:cs="Times New Roman" w:eastAsia="Times New Roman"/>
+          <w:color w:val="000000"/>
+          <w:sz w:val="28"/>
+          <w:szCs w:val="28"/>
         </w:rPr>
         <w:t xml:space="preserve">Сгенерированный корпус.</w:t>
       </w:r>
@@ -3548,6 +4686,10 @@
       <w:r>
         <w:rPr>
           <w:rStyle w:val="VerbatimChar"/>
+          <w:rFonts w:ascii="Times New Roman" w:hAnsi="Times New Roman" w:cs="Times New Roman" w:eastAsia="Times New Roman"/>
+          <w:color w:val="000000"/>
+          <w:sz w:val="28"/>
+          <w:szCs w:val="28"/>
         </w:rPr>
         <w:t xml:space="preserve">tests/data</w:t>
       </w:r>
@@ -3563,6 +4705,10 @@
       <w:r>
         <w:rPr>
           <w:rStyle w:val="VerbatimChar"/>
+          <w:rFonts w:ascii="Times New Roman" w:hAnsi="Times New Roman" w:cs="Times New Roman" w:eastAsia="Times New Roman"/>
+          <w:color w:val="000000"/>
+          <w:sz w:val="28"/>
+          <w:szCs w:val="28"/>
         </w:rPr>
         <w:t xml:space="preserve">tRNS</w:t>
       </w:r>
@@ -3575,6 +4721,10 @@
       <w:r>
         <w:rPr>
           <w:rStyle w:val="VerbatimChar"/>
+          <w:rFonts w:ascii="Times New Roman" w:hAnsi="Times New Roman" w:cs="Times New Roman" w:eastAsia="Times New Roman"/>
+          <w:color w:val="000000"/>
+          <w:sz w:val="28"/>
+          <w:szCs w:val="28"/>
         </w:rPr>
         <w:t xml:space="preserve">tests/generate_edge_cases.py</w:t>
       </w:r>
@@ -3590,6 +4740,10 @@
       <w:r>
         <w:rPr>
           <w:rStyle w:val="VerbatimChar"/>
+          <w:rFonts w:ascii="Times New Roman" w:hAnsi="Times New Roman" w:cs="Times New Roman" w:eastAsia="Times New Roman"/>
+          <w:color w:val="000000"/>
+          <w:sz w:val="28"/>
+          <w:szCs w:val="28"/>
         </w:rPr>
         <w:t xml:space="preserve">tests/generate_tiff_cases.py</w:t>
       </w:r>
@@ -3600,11 +4754,17 @@
     <w:p>
       <w:pPr>
         <w:pStyle w:val="BodyText"/>
+        <w:spacing w:line="360" w:lineRule="auto" w:before="0" w:after="0"/>
+        <w:ind w:firstLine="709"/>
       </w:pPr>
       <w:r>
         <w:rPr>
           <w:b/>
           <w:bCs/>
+          <w:rFonts w:ascii="Times New Roman" w:hAnsi="Times New Roman" w:cs="Times New Roman" w:eastAsia="Times New Roman"/>
+          <w:color w:val="000000"/>
+          <w:sz w:val="28"/>
+          <w:szCs w:val="28"/>
         </w:rPr>
         <w:t xml:space="preserve">Сравнение с Pillow.</w:t>
       </w:r>
@@ -3620,6 +4780,10 @@
       <w:r>
         <w:rPr>
           <w:rStyle w:val="VerbatimChar"/>
+          <w:rFonts w:ascii="Times New Roman" w:hAnsi="Times New Roman" w:cs="Times New Roman" w:eastAsia="Times New Roman"/>
+          <w:color w:val="000000"/>
+          <w:sz w:val="28"/>
+          <w:szCs w:val="28"/>
         </w:rPr>
         <w:t xml:space="preserve">jpeg_gray</w:t>
       </w:r>
@@ -3635,6 +4799,10 @@
       <w:r>
         <w:rPr>
           <w:rStyle w:val="VerbatimChar"/>
+          <w:rFonts w:ascii="Times New Roman" w:hAnsi="Times New Roman" w:cs="Times New Roman" w:eastAsia="Times New Roman"/>
+          <w:color w:val="000000"/>
+          <w:sz w:val="28"/>
+          <w:szCs w:val="28"/>
         </w:rPr>
         <w:t xml:space="preserve">jpeg_large</w:t>
       </w:r>
@@ -3650,6 +4818,10 @@
       <w:r>
         <w:rPr>
           <w:rStyle w:val="VerbatimChar"/>
+          <w:rFonts w:ascii="Times New Roman" w:hAnsi="Times New Roman" w:cs="Times New Roman" w:eastAsia="Times New Roman"/>
+          <w:color w:val="000000"/>
+          <w:sz w:val="28"/>
+          <w:szCs w:val="28"/>
         </w:rPr>
         <w:t xml:space="preserve">jpeg_q50</w:t>
       </w:r>
@@ -3665,6 +4837,10 @@
       <w:r>
         <w:rPr>
           <w:rStyle w:val="VerbatimChar"/>
+          <w:rFonts w:ascii="Times New Roman" w:hAnsi="Times New Roman" w:cs="Times New Roman" w:eastAsia="Times New Roman"/>
+          <w:color w:val="000000"/>
+          <w:sz w:val="28"/>
+          <w:szCs w:val="28"/>
         </w:rPr>
         <w:t xml:space="preserve">jpeg_q75</w:t>
       </w:r>
@@ -3680,6 +4856,10 @@
       <w:r>
         <w:rPr>
           <w:rStyle w:val="VerbatimChar"/>
+          <w:rFonts w:ascii="Times New Roman" w:hAnsi="Times New Roman" w:cs="Times New Roman" w:eastAsia="Times New Roman"/>
+          <w:color w:val="000000"/>
+          <w:sz w:val="28"/>
+          <w:szCs w:val="28"/>
         </w:rPr>
         <w:t xml:space="preserve">jpeg_q95</w:t>
       </w:r>
@@ -3693,11 +4873,17 @@
     <w:p>
       <w:pPr>
         <w:pStyle w:val="BodyText"/>
+        <w:spacing w:line="360" w:lineRule="auto" w:before="0" w:after="0"/>
+        <w:ind w:firstLine="709"/>
       </w:pPr>
       <w:r>
         <w:rPr>
           <w:b/>
           <w:bCs/>
+          <w:rFonts w:ascii="Times New Roman" w:hAnsi="Times New Roman" w:cs="Times New Roman" w:eastAsia="Times New Roman"/>
+          <w:color w:val="000000"/>
+          <w:sz w:val="28"/>
+          <w:szCs w:val="28"/>
         </w:rPr>
         <w:t xml:space="preserve">Повреждённые и подменённые файлы.</w:t>
       </w:r>
@@ -3713,6 +4899,10 @@
       <w:r>
         <w:rPr>
           <w:rStyle w:val="VerbatimChar"/>
+          <w:rFonts w:ascii="Times New Roman" w:hAnsi="Times New Roman" w:cs="Times New Roman" w:eastAsia="Times New Roman"/>
+          <w:color w:val="000000"/>
+          <w:sz w:val="28"/>
+          <w:szCs w:val="28"/>
         </w:rPr>
         <w:t xml:space="preserve">tests/corrupt</w:t>
       </w:r>
@@ -3728,6 +4918,10 @@
       <w:r>
         <w:rPr>
           <w:rStyle w:val="VerbatimChar"/>
+          <w:rFonts w:ascii="Times New Roman" w:hAnsi="Times New Roman" w:cs="Times New Roman" w:eastAsia="Times New Roman"/>
+          <w:color w:val="000000"/>
+          <w:sz w:val="28"/>
+          <w:szCs w:val="28"/>
         </w:rPr>
         <w:t xml:space="preserve">.txt</w:t>
       </w:r>
@@ -3741,11 +4935,17 @@
     <w:p>
       <w:pPr>
         <w:pStyle w:val="BodyText"/>
+        <w:spacing w:line="360" w:lineRule="auto" w:before="0" w:after="0"/>
+        <w:ind w:firstLine="709"/>
       </w:pPr>
       <w:r>
         <w:rPr>
           <w:b/>
           <w:bCs/>
+          <w:rFonts w:ascii="Times New Roman" w:hAnsi="Times New Roman" w:cs="Times New Roman" w:eastAsia="Times New Roman"/>
+          <w:color w:val="000000"/>
+          <w:sz w:val="28"/>
+          <w:szCs w:val="28"/>
         </w:rPr>
         <w:t xml:space="preserve">Автоматические проверки.</w:t>
       </w:r>
@@ -3755,6 +4955,10 @@
       <w:r>
         <w:rPr>
           <w:rStyle w:val="VerbatimChar"/>
+          <w:rFonts w:ascii="Times New Roman" w:hAnsi="Times New Roman" w:cs="Times New Roman" w:eastAsia="Times New Roman"/>
+          <w:color w:val="000000"/>
+          <w:sz w:val="28"/>
+          <w:szCs w:val="28"/>
         </w:rPr>
         <w:t xml:space="preserve">ctest</w:t>
       </w:r>
@@ -3770,6 +4974,8 @@
     <w:p>
       <w:pPr>
         <w:pStyle w:val="Heading2"/>
+        <w:spacing w:line="360" w:lineRule="auto" w:before="0" w:after="0"/>
+        <w:ind/>
       </w:pPr>
       <w:r>
         <w:t xml:space="preserve">9. Сопроводительная документация</w:t>
@@ -3778,6 +4984,8 @@
     <w:p>
       <w:pPr>
         <w:pStyle w:val="FirstParagraph"/>
+        <w:spacing w:line="360" w:lineRule="auto" w:before="0" w:after="0"/>
+        <w:ind w:firstLine="709"/>
       </w:pPr>
       <w:r>
         <w:t xml:space="preserve">По условию работы сдаётся сопроводительная документация с указанием способа получения данных и использованных внешних библиотек. Данные получены единственным способом: файл открывается как поток байтов, из него читаются конкретные диапазоны по смещениям из заголовков, и значения интерпретируются вручную по спецификациям форматов. Внешние библиотеки для получения метаданных не использовались. Единственная сторонняя библиотека — FLTK 1.4.5, и она применяется исключительно для отрисовки интерфейса и вывода изображения, что прямо разрешено условием. Вся логика разбора и декодирования вынесена в</w:t>
@@ -3788,6 +4996,10 @@
       <w:r>
         <w:rPr>
           <w:rStyle w:val="VerbatimChar"/>
+          <w:rFonts w:ascii="Times New Roman" w:hAnsi="Times New Roman" w:cs="Times New Roman" w:eastAsia="Times New Roman"/>
+          <w:color w:val="000000"/>
+          <w:sz w:val="28"/>
+          <w:szCs w:val="28"/>
         </w:rPr>
         <w:t xml:space="preserve">laba2_core</w:t>
       </w:r>
@@ -3801,6 +5013,8 @@
     <w:p>
       <w:pPr>
         <w:pStyle w:val="Heading1"/>
+        <w:spacing w:line="360" w:lineRule="auto" w:before="0" w:after="0"/>
+        <w:ind/>
       </w:pPr>
       <w:r>
         <w:t xml:space="preserve">Структура проекта</w:t>
@@ -3813,10 +5027,16 @@
           <w:ilvl w:val="0"/>
           <w:numId w:val="1005"/>
         </w:numPr>
-      </w:pPr>
-      <w:r>
-        <w:rPr>
-          <w:rStyle w:val="VerbatimChar"/>
+        <w:spacing w:line="360" w:lineRule="auto" w:before="0" w:after="0"/>
+        <w:ind/>
+      </w:pPr>
+      <w:r>
+        <w:rPr>
+          <w:rStyle w:val="VerbatimChar"/>
+          <w:rFonts w:ascii="Times New Roman" w:hAnsi="Times New Roman" w:cs="Times New Roman" w:eastAsia="Times New Roman"/>
+          <w:color w:val="000000"/>
+          <w:sz w:val="28"/>
+          <w:szCs w:val="28"/>
         </w:rPr>
         <w:t xml:space="preserve">main.cpp</w:t>
       </w:r>
@@ -3832,6 +5052,10 @@
       <w:r>
         <w:rPr>
           <w:rStyle w:val="VerbatimChar"/>
+          <w:rFonts w:ascii="Times New Roman" w:hAnsi="Times New Roman" w:cs="Times New Roman" w:eastAsia="Times New Roman"/>
+          <w:color w:val="000000"/>
+          <w:sz w:val="28"/>
+          <w:szCs w:val="28"/>
         </w:rPr>
         <w:t xml:space="preserve">Laba2</w:t>
       </w:r>
@@ -3843,10 +5067,16 @@
           <w:ilvl w:val="0"/>
           <w:numId w:val="1005"/>
         </w:numPr>
-      </w:pPr>
-      <w:r>
-        <w:rPr>
-          <w:rStyle w:val="VerbatimChar"/>
+        <w:spacing w:line="360" w:lineRule="auto" w:before="0" w:after="0"/>
+        <w:ind/>
+      </w:pPr>
+      <w:r>
+        <w:rPr>
+          <w:rStyle w:val="VerbatimChar"/>
+          <w:rFonts w:ascii="Times New Roman" w:hAnsi="Times New Roman" w:cs="Times New Roman" w:eastAsia="Times New Roman"/>
+          <w:color w:val="000000"/>
+          <w:sz w:val="28"/>
+          <w:szCs w:val="28"/>
         </w:rPr>
         <w:t xml:space="preserve">main_console.cpp</w:t>
       </w:r>
@@ -3862,6 +5092,10 @@
       <w:r>
         <w:rPr>
           <w:rStyle w:val="VerbatimChar"/>
+          <w:rFonts w:ascii="Times New Roman" w:hAnsi="Times New Roman" w:cs="Times New Roman" w:eastAsia="Times New Roman"/>
+          <w:color w:val="000000"/>
+          <w:sz w:val="28"/>
+          <w:szCs w:val="28"/>
         </w:rPr>
         <w:t xml:space="preserve">Laba2Scan</w:t>
       </w:r>
@@ -3873,10 +5107,16 @@
           <w:ilvl w:val="0"/>
           <w:numId w:val="1005"/>
         </w:numPr>
-      </w:pPr>
-      <w:r>
-        <w:rPr>
-          <w:rStyle w:val="VerbatimChar"/>
+        <w:spacing w:line="360" w:lineRule="auto" w:before="0" w:after="0"/>
+        <w:ind/>
+      </w:pPr>
+      <w:r>
+        <w:rPr>
+          <w:rStyle w:val="VerbatimChar"/>
+          <w:rFonts w:ascii="Times New Roman" w:hAnsi="Times New Roman" w:cs="Times New Roman" w:eastAsia="Times New Roman"/>
+          <w:color w:val="000000"/>
+          <w:sz w:val="28"/>
+          <w:szCs w:val="28"/>
         </w:rPr>
         <w:t xml:space="preserve">model/ImageFormat</w:t>
       </w:r>
@@ -3894,10 +5134,16 @@
           <w:ilvl w:val="0"/>
           <w:numId w:val="1005"/>
         </w:numPr>
-      </w:pPr>
-      <w:r>
-        <w:rPr>
-          <w:rStyle w:val="VerbatimChar"/>
+        <w:spacing w:line="360" w:lineRule="auto" w:before="0" w:after="0"/>
+        <w:ind/>
+      </w:pPr>
+      <w:r>
+        <w:rPr>
+          <w:rStyle w:val="VerbatimChar"/>
+          <w:rFonts w:ascii="Times New Roman" w:hAnsi="Times New Roman" w:cs="Times New Roman" w:eastAsia="Times New Roman"/>
+          <w:color w:val="000000"/>
+          <w:sz w:val="28"/>
+          <w:szCs w:val="28"/>
         </w:rPr>
         <w:t xml:space="preserve">model/ImageRecord</w:t>
       </w:r>
@@ -3915,10 +5161,16 @@
           <w:ilvl w:val="0"/>
           <w:numId w:val="1005"/>
         </w:numPr>
-      </w:pPr>
-      <w:r>
-        <w:rPr>
-          <w:rStyle w:val="VerbatimChar"/>
+        <w:spacing w:line="360" w:lineRule="auto" w:before="0" w:after="0"/>
+        <w:ind/>
+      </w:pPr>
+      <w:r>
+        <w:rPr>
+          <w:rStyle w:val="VerbatimChar"/>
+          <w:rFonts w:ascii="Times New Roman" w:hAnsi="Times New Roman" w:cs="Times New Roman" w:eastAsia="Times New Roman"/>
+          <w:color w:val="000000"/>
+          <w:sz w:val="28"/>
+          <w:szCs w:val="28"/>
         </w:rPr>
         <w:t xml:space="preserve">model/ScanState</w:t>
       </w:r>
@@ -3936,10 +5188,16 @@
           <w:ilvl w:val="0"/>
           <w:numId w:val="1005"/>
         </w:numPr>
-      </w:pPr>
-      <w:r>
-        <w:rPr>
-          <w:rStyle w:val="VerbatimChar"/>
+        <w:spacing w:line="360" w:lineRule="auto" w:before="0" w:after="0"/>
+        <w:ind/>
+      </w:pPr>
+      <w:r>
+        <w:rPr>
+          <w:rStyle w:val="VerbatimChar"/>
+          <w:rFonts w:ascii="Times New Roman" w:hAnsi="Times New Roman" w:cs="Times New Roman" w:eastAsia="Times New Roman"/>
+          <w:color w:val="000000"/>
+          <w:sz w:val="28"/>
+          <w:szCs w:val="28"/>
         </w:rPr>
         <w:t xml:space="preserve">model/PixelStats</w:t>
       </w:r>
@@ -3957,10 +5215,16 @@
           <w:ilvl w:val="0"/>
           <w:numId w:val="1005"/>
         </w:numPr>
-      </w:pPr>
-      <w:r>
-        <w:rPr>
-          <w:rStyle w:val="VerbatimChar"/>
+        <w:spacing w:line="360" w:lineRule="auto" w:before="0" w:after="0"/>
+        <w:ind/>
+      </w:pPr>
+      <w:r>
+        <w:rPr>
+          <w:rStyle w:val="VerbatimChar"/>
+          <w:rFonts w:ascii="Times New Roman" w:hAnsi="Times New Roman" w:cs="Times New Roman" w:eastAsia="Times New Roman"/>
+          <w:color w:val="000000"/>
+          <w:sz w:val="28"/>
+          <w:szCs w:val="28"/>
         </w:rPr>
         <w:t xml:space="preserve">core/ByteReader</w:t>
       </w:r>
@@ -3978,10 +5242,16 @@
           <w:ilvl w:val="0"/>
           <w:numId w:val="1005"/>
         </w:numPr>
-      </w:pPr>
-      <w:r>
-        <w:rPr>
-          <w:rStyle w:val="VerbatimChar"/>
+        <w:spacing w:line="360" w:lineRule="auto" w:before="0" w:after="0"/>
+        <w:ind/>
+      </w:pPr>
+      <w:r>
+        <w:rPr>
+          <w:rStyle w:val="VerbatimChar"/>
+          <w:rFonts w:ascii="Times New Roman" w:hAnsi="Times New Roman" w:cs="Times New Roman" w:eastAsia="Times New Roman"/>
+          <w:color w:val="000000"/>
+          <w:sz w:val="28"/>
+          <w:szCs w:val="28"/>
         </w:rPr>
         <w:t xml:space="preserve">core/FileHead</w:t>
       </w:r>
@@ -3999,10 +5269,16 @@
           <w:ilvl w:val="0"/>
           <w:numId w:val="1005"/>
         </w:numPr>
-      </w:pPr>
-      <w:r>
-        <w:rPr>
-          <w:rStyle w:val="VerbatimChar"/>
+        <w:spacing w:line="360" w:lineRule="auto" w:before="0" w:after="0"/>
+        <w:ind/>
+      </w:pPr>
+      <w:r>
+        <w:rPr>
+          <w:rStyle w:val="VerbatimChar"/>
+          <w:rFonts w:ascii="Times New Roman" w:hAnsi="Times New Roman" w:cs="Times New Roman" w:eastAsia="Times New Roman"/>
+          <w:color w:val="000000"/>
+          <w:sz w:val="28"/>
+          <w:szCs w:val="28"/>
         </w:rPr>
         <w:t xml:space="preserve">core/FormatDetector</w:t>
       </w:r>
@@ -4020,10 +5296,16 @@
           <w:ilvl w:val="0"/>
           <w:numId w:val="1005"/>
         </w:numPr>
-      </w:pPr>
-      <w:r>
-        <w:rPr>
-          <w:rStyle w:val="VerbatimChar"/>
+        <w:spacing w:line="360" w:lineRule="auto" w:before="0" w:after="0"/>
+        <w:ind/>
+      </w:pPr>
+      <w:r>
+        <w:rPr>
+          <w:rStyle w:val="VerbatimChar"/>
+          <w:rFonts w:ascii="Times New Roman" w:hAnsi="Times New Roman" w:cs="Times New Roman" w:eastAsia="Times New Roman"/>
+          <w:color w:val="000000"/>
+          <w:sz w:val="28"/>
+          <w:szCs w:val="28"/>
         </w:rPr>
         <w:t xml:space="preserve">core/MetaExtractor</w:t>
       </w:r>
@@ -4041,10 +5323,16 @@
           <w:ilvl w:val="0"/>
           <w:numId w:val="1005"/>
         </w:numPr>
-      </w:pPr>
-      <w:r>
-        <w:rPr>
-          <w:rStyle w:val="VerbatimChar"/>
+        <w:spacing w:line="360" w:lineRule="auto" w:before="0" w:after="0"/>
+        <w:ind/>
+      </w:pPr>
+      <w:r>
+        <w:rPr>
+          <w:rStyle w:val="VerbatimChar"/>
+          <w:rFonts w:ascii="Times New Roman" w:hAnsi="Times New Roman" w:cs="Times New Roman" w:eastAsia="Times New Roman"/>
+          <w:color w:val="000000"/>
+          <w:sz w:val="28"/>
+          <w:szCs w:val="28"/>
         </w:rPr>
         <w:t xml:space="preserve">core/ScanWindow</w:t>
       </w:r>
@@ -4062,10 +5350,16 @@
           <w:ilvl w:val="0"/>
           <w:numId w:val="1005"/>
         </w:numPr>
-      </w:pPr>
-      <w:r>
-        <w:rPr>
-          <w:rStyle w:val="VerbatimChar"/>
+        <w:spacing w:line="360" w:lineRule="auto" w:before="0" w:after="0"/>
+        <w:ind/>
+      </w:pPr>
+      <w:r>
+        <w:rPr>
+          <w:rStyle w:val="VerbatimChar"/>
+          <w:rFonts w:ascii="Times New Roman" w:hAnsi="Times New Roman" w:cs="Times New Roman" w:eastAsia="Times New Roman"/>
+          <w:color w:val="000000"/>
+          <w:sz w:val="28"/>
+          <w:szCs w:val="28"/>
         </w:rPr>
         <w:t xml:space="preserve">core/parsers/BmpParser</w:t>
       </w:r>
@@ -4083,10 +5377,16 @@
           <w:ilvl w:val="0"/>
           <w:numId w:val="1005"/>
         </w:numPr>
-      </w:pPr>
-      <w:r>
-        <w:rPr>
-          <w:rStyle w:val="VerbatimChar"/>
+        <w:spacing w:line="360" w:lineRule="auto" w:before="0" w:after="0"/>
+        <w:ind/>
+      </w:pPr>
+      <w:r>
+        <w:rPr>
+          <w:rStyle w:val="VerbatimChar"/>
+          <w:rFonts w:ascii="Times New Roman" w:hAnsi="Times New Roman" w:cs="Times New Roman" w:eastAsia="Times New Roman"/>
+          <w:color w:val="000000"/>
+          <w:sz w:val="28"/>
+          <w:szCs w:val="28"/>
         </w:rPr>
         <w:t xml:space="preserve">core/parsers/PngParser</w:t>
       </w:r>
@@ -4102,6 +5402,10 @@
       <w:r>
         <w:rPr>
           <w:rStyle w:val="VerbatimChar"/>
+          <w:rFonts w:ascii="Times New Roman" w:hAnsi="Times New Roman" w:cs="Times New Roman" w:eastAsia="Times New Roman"/>
+          <w:color w:val="000000"/>
+          <w:sz w:val="28"/>
+          <w:szCs w:val="28"/>
         </w:rPr>
         <w:t xml:space="preserve">IHDR</w:t>
       </w:r>
@@ -4114,6 +5418,10 @@
       <w:r>
         <w:rPr>
           <w:rStyle w:val="VerbatimChar"/>
+          <w:rFonts w:ascii="Times New Roman" w:hAnsi="Times New Roman" w:cs="Times New Roman" w:eastAsia="Times New Roman"/>
+          <w:color w:val="000000"/>
+          <w:sz w:val="28"/>
+          <w:szCs w:val="28"/>
         </w:rPr>
         <w:t xml:space="preserve">pHYs</w:t>
       </w:r>
@@ -4126,6 +5434,10 @@
       <w:r>
         <w:rPr>
           <w:rStyle w:val="VerbatimChar"/>
+          <w:rFonts w:ascii="Times New Roman" w:hAnsi="Times New Roman" w:cs="Times New Roman" w:eastAsia="Times New Roman"/>
+          <w:color w:val="000000"/>
+          <w:sz w:val="28"/>
+          <w:szCs w:val="28"/>
         </w:rPr>
         <w:t xml:space="preserve">tRNS</w:t>
       </w:r>
@@ -4138,6 +5450,10 @@
       <w:r>
         <w:rPr>
           <w:rStyle w:val="VerbatimChar"/>
+          <w:rFonts w:ascii="Times New Roman" w:hAnsi="Times New Roman" w:cs="Times New Roman" w:eastAsia="Times New Roman"/>
+          <w:color w:val="000000"/>
+          <w:sz w:val="28"/>
+          <w:szCs w:val="28"/>
         </w:rPr>
         <w:t xml:space="preserve">PLTE</w:t>
       </w:r>
@@ -4149,10 +5465,16 @@
           <w:ilvl w:val="0"/>
           <w:numId w:val="1005"/>
         </w:numPr>
-      </w:pPr>
-      <w:r>
-        <w:rPr>
-          <w:rStyle w:val="VerbatimChar"/>
+        <w:spacing w:line="360" w:lineRule="auto" w:before="0" w:after="0"/>
+        <w:ind/>
+      </w:pPr>
+      <w:r>
+        <w:rPr>
+          <w:rStyle w:val="VerbatimChar"/>
+          <w:rFonts w:ascii="Times New Roman" w:hAnsi="Times New Roman" w:cs="Times New Roman" w:eastAsia="Times New Roman"/>
+          <w:color w:val="000000"/>
+          <w:sz w:val="28"/>
+          <w:szCs w:val="28"/>
         </w:rPr>
         <w:t xml:space="preserve">core/parsers/JpegParser</w:t>
       </w:r>
@@ -4168,6 +5490,10 @@
       <w:r>
         <w:rPr>
           <w:rStyle w:val="VerbatimChar"/>
+          <w:rFonts w:ascii="Times New Roman" w:hAnsi="Times New Roman" w:cs="Times New Roman" w:eastAsia="Times New Roman"/>
+          <w:color w:val="000000"/>
+          <w:sz w:val="28"/>
+          <w:szCs w:val="28"/>
         </w:rPr>
         <w:t xml:space="preserve">SOFn</w:t>
       </w:r>
@@ -4180,6 +5506,10 @@
       <w:r>
         <w:rPr>
           <w:rStyle w:val="VerbatimChar"/>
+          <w:rFonts w:ascii="Times New Roman" w:hAnsi="Times New Roman" w:cs="Times New Roman" w:eastAsia="Times New Roman"/>
+          <w:color w:val="000000"/>
+          <w:sz w:val="28"/>
+          <w:szCs w:val="28"/>
         </w:rPr>
         <w:t xml:space="preserve">APP0</w:t>
       </w:r>
@@ -4191,10 +5521,16 @@
           <w:ilvl w:val="0"/>
           <w:numId w:val="1005"/>
         </w:numPr>
-      </w:pPr>
-      <w:r>
-        <w:rPr>
-          <w:rStyle w:val="VerbatimChar"/>
+        <w:spacing w:line="360" w:lineRule="auto" w:before="0" w:after="0"/>
+        <w:ind/>
+      </w:pPr>
+      <w:r>
+        <w:rPr>
+          <w:rStyle w:val="VerbatimChar"/>
+          <w:rFonts w:ascii="Times New Roman" w:hAnsi="Times New Roman" w:cs="Times New Roman" w:eastAsia="Times New Roman"/>
+          <w:color w:val="000000"/>
+          <w:sz w:val="28"/>
+          <w:szCs w:val="28"/>
         </w:rPr>
         <w:t xml:space="preserve">core/parsers/GifParser</w:t>
       </w:r>
@@ -4212,10 +5548,16 @@
           <w:ilvl w:val="0"/>
           <w:numId w:val="1005"/>
         </w:numPr>
-      </w:pPr>
-      <w:r>
-        <w:rPr>
-          <w:rStyle w:val="VerbatimChar"/>
+        <w:spacing w:line="360" w:lineRule="auto" w:before="0" w:after="0"/>
+        <w:ind/>
+      </w:pPr>
+      <w:r>
+        <w:rPr>
+          <w:rStyle w:val="VerbatimChar"/>
+          <w:rFonts w:ascii="Times New Roman" w:hAnsi="Times New Roman" w:cs="Times New Roman" w:eastAsia="Times New Roman"/>
+          <w:color w:val="000000"/>
+          <w:sz w:val="28"/>
+          <w:szCs w:val="28"/>
         </w:rPr>
         <w:t xml:space="preserve">core/parsers/TiffParser</w:t>
       </w:r>
@@ -4233,10 +5575,16 @@
           <w:ilvl w:val="0"/>
           <w:numId w:val="1005"/>
         </w:numPr>
-      </w:pPr>
-      <w:r>
-        <w:rPr>
-          <w:rStyle w:val="VerbatimChar"/>
+        <w:spacing w:line="360" w:lineRule="auto" w:before="0" w:after="0"/>
+        <w:ind/>
+      </w:pPr>
+      <w:r>
+        <w:rPr>
+          <w:rStyle w:val="VerbatimChar"/>
+          <w:rFonts w:ascii="Times New Roman" w:hAnsi="Times New Roman" w:cs="Times New Roman" w:eastAsia="Times New Roman"/>
+          <w:color w:val="000000"/>
+          <w:sz w:val="28"/>
+          <w:szCs w:val="28"/>
         </w:rPr>
         <w:t xml:space="preserve">core/parsers/PcxParser</w:t>
       </w:r>
@@ -4254,10 +5602,16 @@
           <w:ilvl w:val="0"/>
           <w:numId w:val="1005"/>
         </w:numPr>
-      </w:pPr>
-      <w:r>
-        <w:rPr>
-          <w:rStyle w:val="VerbatimChar"/>
+        <w:spacing w:line="360" w:lineRule="auto" w:before="0" w:after="0"/>
+        <w:ind/>
+      </w:pPr>
+      <w:r>
+        <w:rPr>
+          <w:rStyle w:val="VerbatimChar"/>
+          <w:rFonts w:ascii="Times New Roman" w:hAnsi="Times New Roman" w:cs="Times New Roman" w:eastAsia="Times New Roman"/>
+          <w:color w:val="000000"/>
+          <w:sz w:val="28"/>
+          <w:szCs w:val="28"/>
         </w:rPr>
         <w:t xml:space="preserve">core/parsers/TiffTags</w:t>
       </w:r>
@@ -4275,10 +5629,16 @@
           <w:ilvl w:val="0"/>
           <w:numId w:val="1005"/>
         </w:numPr>
-      </w:pPr>
-      <w:r>
-        <w:rPr>
-          <w:rStyle w:val="VerbatimChar"/>
+        <w:spacing w:line="360" w:lineRule="auto" w:before="0" w:after="0"/>
+        <w:ind/>
+      </w:pPr>
+      <w:r>
+        <w:rPr>
+          <w:rStyle w:val="VerbatimChar"/>
+          <w:rFonts w:ascii="Times New Roman" w:hAnsi="Times New Roman" w:cs="Times New Roman" w:eastAsia="Times New Roman"/>
+          <w:color w:val="000000"/>
+          <w:sz w:val="28"/>
+          <w:szCs w:val="28"/>
         </w:rPr>
         <w:t xml:space="preserve">core/parsers/ParserCommon</w:t>
       </w:r>
@@ -4296,10 +5656,16 @@
           <w:ilvl w:val="0"/>
           <w:numId w:val="1005"/>
         </w:numPr>
-      </w:pPr>
-      <w:r>
-        <w:rPr>
-          <w:rStyle w:val="VerbatimChar"/>
+        <w:spacing w:line="360" w:lineRule="auto" w:before="0" w:after="0"/>
+        <w:ind/>
+      </w:pPr>
+      <w:r>
+        <w:rPr>
+          <w:rStyle w:val="VerbatimChar"/>
+          <w:rFonts w:ascii="Times New Roman" w:hAnsi="Times New Roman" w:cs="Times New Roman" w:eastAsia="Times New Roman"/>
+          <w:color w:val="000000"/>
+          <w:sz w:val="28"/>
+          <w:szCs w:val="28"/>
         </w:rPr>
         <w:t xml:space="preserve">core/codec/Inflate</w:t>
       </w:r>
@@ -4317,10 +5683,16 @@
           <w:ilvl w:val="0"/>
           <w:numId w:val="1005"/>
         </w:numPr>
-      </w:pPr>
-      <w:r>
-        <w:rPr>
-          <w:rStyle w:val="VerbatimChar"/>
+        <w:spacing w:line="360" w:lineRule="auto" w:before="0" w:after="0"/>
+        <w:ind/>
+      </w:pPr>
+      <w:r>
+        <w:rPr>
+          <w:rStyle w:val="VerbatimChar"/>
+          <w:rFonts w:ascii="Times New Roman" w:hAnsi="Times New Roman" w:cs="Times New Roman" w:eastAsia="Times New Roman"/>
+          <w:color w:val="000000"/>
+          <w:sz w:val="28"/>
+          <w:szCs w:val="28"/>
         </w:rPr>
         <w:t xml:space="preserve">core/codec/Lzw</w:t>
       </w:r>
@@ -4338,10 +5710,16 @@
           <w:ilvl w:val="0"/>
           <w:numId w:val="1005"/>
         </w:numPr>
-      </w:pPr>
-      <w:r>
-        <w:rPr>
-          <w:rStyle w:val="VerbatimChar"/>
+        <w:spacing w:line="360" w:lineRule="auto" w:before="0" w:after="0"/>
+        <w:ind/>
+      </w:pPr>
+      <w:r>
+        <w:rPr>
+          <w:rStyle w:val="VerbatimChar"/>
+          <w:rFonts w:ascii="Times New Roman" w:hAnsi="Times New Roman" w:cs="Times New Roman" w:eastAsia="Times New Roman"/>
+          <w:color w:val="000000"/>
+          <w:sz w:val="28"/>
+          <w:szCs w:val="28"/>
         </w:rPr>
         <w:t xml:space="preserve">core/codec/RleCodec</w:t>
       </w:r>
@@ -4359,10 +5737,16 @@
           <w:ilvl w:val="0"/>
           <w:numId w:val="1005"/>
         </w:numPr>
-      </w:pPr>
-      <w:r>
-        <w:rPr>
-          <w:rStyle w:val="VerbatimChar"/>
+        <w:spacing w:line="360" w:lineRule="auto" w:before="0" w:after="0"/>
+        <w:ind/>
+      </w:pPr>
+      <w:r>
+        <w:rPr>
+          <w:rStyle w:val="VerbatimChar"/>
+          <w:rFonts w:ascii="Times New Roman" w:hAnsi="Times New Roman" w:cs="Times New Roman" w:eastAsia="Times New Roman"/>
+          <w:color w:val="000000"/>
+          <w:sz w:val="28"/>
+          <w:szCs w:val="28"/>
         </w:rPr>
         <w:t xml:space="preserve">core/codec/Crc32</w:t>
       </w:r>
@@ -4380,10 +5764,16 @@
           <w:ilvl w:val="0"/>
           <w:numId w:val="1005"/>
         </w:numPr>
-      </w:pPr>
-      <w:r>
-        <w:rPr>
-          <w:rStyle w:val="VerbatimChar"/>
+        <w:spacing w:line="360" w:lineRule="auto" w:before="0" w:after="0"/>
+        <w:ind/>
+      </w:pPr>
+      <w:r>
+        <w:rPr>
+          <w:rStyle w:val="VerbatimChar"/>
+          <w:rFonts w:ascii="Times New Roman" w:hAnsi="Times New Roman" w:cs="Times New Roman" w:eastAsia="Times New Roman"/>
+          <w:color w:val="000000"/>
+          <w:sz w:val="28"/>
+          <w:szCs w:val="28"/>
         </w:rPr>
         <w:t xml:space="preserve">core/codec/ImageBuffer</w:t>
       </w:r>
@@ -4401,10 +5791,16 @@
           <w:ilvl w:val="0"/>
           <w:numId w:val="1005"/>
         </w:numPr>
-      </w:pPr>
-      <w:r>
-        <w:rPr>
-          <w:rStyle w:val="VerbatimChar"/>
+        <w:spacing w:line="360" w:lineRule="auto" w:before="0" w:after="0"/>
+        <w:ind/>
+      </w:pPr>
+      <w:r>
+        <w:rPr>
+          <w:rStyle w:val="VerbatimChar"/>
+          <w:rFonts w:ascii="Times New Roman" w:hAnsi="Times New Roman" w:cs="Times New Roman" w:eastAsia="Times New Roman"/>
+          <w:color w:val="000000"/>
+          <w:sz w:val="28"/>
+          <w:szCs w:val="28"/>
         </w:rPr>
         <w:t xml:space="preserve">core/codec/*Decoder</w:t>
       </w:r>
@@ -4422,10 +5818,16 @@
           <w:ilvl w:val="0"/>
           <w:numId w:val="1005"/>
         </w:numPr>
-      </w:pPr>
-      <w:r>
-        <w:rPr>
-          <w:rStyle w:val="VerbatimChar"/>
+        <w:spacing w:line="360" w:lineRule="auto" w:before="0" w:after="0"/>
+        <w:ind/>
+      </w:pPr>
+      <w:r>
+        <w:rPr>
+          <w:rStyle w:val="VerbatimChar"/>
+          <w:rFonts w:ascii="Times New Roman" w:hAnsi="Times New Roman" w:cs="Times New Roman" w:eastAsia="Times New Roman"/>
+          <w:color w:val="000000"/>
+          <w:sz w:val="28"/>
+          <w:szCs w:val="28"/>
         </w:rPr>
         <w:t xml:space="preserve">core/codec/PixelAnalyzer</w:t>
       </w:r>
@@ -4443,10 +5845,16 @@
           <w:ilvl w:val="0"/>
           <w:numId w:val="1005"/>
         </w:numPr>
-      </w:pPr>
-      <w:r>
-        <w:rPr>
-          <w:rStyle w:val="VerbatimChar"/>
+        <w:spacing w:line="360" w:lineRule="auto" w:before="0" w:after="0"/>
+        <w:ind/>
+      </w:pPr>
+      <w:r>
+        <w:rPr>
+          <w:rStyle w:val="VerbatimChar"/>
+          <w:rFonts w:ascii="Times New Roman" w:hAnsi="Times New Roman" w:cs="Times New Roman" w:eastAsia="Times New Roman"/>
+          <w:color w:val="000000"/>
+          <w:sz w:val="28"/>
+          <w:szCs w:val="28"/>
         </w:rPr>
         <w:t xml:space="preserve">core/DecoderRegistry</w:t>
       </w:r>
@@ -4464,10 +5872,16 @@
           <w:ilvl w:val="0"/>
           <w:numId w:val="1005"/>
         </w:numPr>
-      </w:pPr>
-      <w:r>
-        <w:rPr>
-          <w:rStyle w:val="VerbatimChar"/>
+        <w:spacing w:line="360" w:lineRule="auto" w:before="0" w:after="0"/>
+        <w:ind/>
+      </w:pPr>
+      <w:r>
+        <w:rPr>
+          <w:rStyle w:val="VerbatimChar"/>
+          <w:rFonts w:ascii="Times New Roman" w:hAnsi="Times New Roman" w:cs="Times New Roman" w:eastAsia="Times New Roman"/>
+          <w:color w:val="000000"/>
+          <w:sz w:val="28"/>
+          <w:szCs w:val="28"/>
         </w:rPr>
         <w:t xml:space="preserve">io/DirectoryScanner</w:t>
       </w:r>
@@ -4485,10 +5899,16 @@
           <w:ilvl w:val="0"/>
           <w:numId w:val="1005"/>
         </w:numPr>
-      </w:pPr>
-      <w:r>
-        <w:rPr>
-          <w:rStyle w:val="VerbatimChar"/>
+        <w:spacing w:line="360" w:lineRule="auto" w:before="0" w:after="0"/>
+        <w:ind/>
+      </w:pPr>
+      <w:r>
+        <w:rPr>
+          <w:rStyle w:val="VerbatimChar"/>
+          <w:rFonts w:ascii="Times New Roman" w:hAnsi="Times New Roman" w:cs="Times New Roman" w:eastAsia="Times New Roman"/>
+          <w:color w:val="000000"/>
+          <w:sz w:val="28"/>
+          <w:szCs w:val="28"/>
         </w:rPr>
         <w:t xml:space="preserve">io/ThreadPool</w:t>
       </w:r>
@@ -4506,10 +5926,16 @@
           <w:ilvl w:val="0"/>
           <w:numId w:val="1005"/>
         </w:numPr>
-      </w:pPr>
-      <w:r>
-        <w:rPr>
-          <w:rStyle w:val="VerbatimChar"/>
+        <w:spacing w:line="360" w:lineRule="auto" w:before="0" w:after="0"/>
+        <w:ind/>
+      </w:pPr>
+      <w:r>
+        <w:rPr>
+          <w:rStyle w:val="VerbatimChar"/>
+          <w:rFonts w:ascii="Times New Roman" w:hAnsi="Times New Roman" w:cs="Times New Roman" w:eastAsia="Times New Roman"/>
+          <w:color w:val="000000"/>
+          <w:sz w:val="28"/>
+          <w:szCs w:val="28"/>
         </w:rPr>
         <w:t xml:space="preserve">controller/ScanController</w:t>
       </w:r>
@@ -4527,10 +5953,16 @@
           <w:ilvl w:val="0"/>
           <w:numId w:val="1005"/>
         </w:numPr>
-      </w:pPr>
-      <w:r>
-        <w:rPr>
-          <w:rStyle w:val="VerbatimChar"/>
+        <w:spacing w:line="360" w:lineRule="auto" w:before="0" w:after="0"/>
+        <w:ind/>
+      </w:pPr>
+      <w:r>
+        <w:rPr>
+          <w:rStyle w:val="VerbatimChar"/>
+          <w:rFonts w:ascii="Times New Roman" w:hAnsi="Times New Roman" w:cs="Times New Roman" w:eastAsia="Times New Roman"/>
+          <w:color w:val="000000"/>
+          <w:sz w:val="28"/>
+          <w:szCs w:val="28"/>
         </w:rPr>
         <w:t xml:space="preserve">controller/CsvReport</w:t>
       </w:r>
@@ -4548,10 +5980,16 @@
           <w:ilvl w:val="0"/>
           <w:numId w:val="1005"/>
         </w:numPr>
-      </w:pPr>
-      <w:r>
-        <w:rPr>
-          <w:rStyle w:val="VerbatimChar"/>
+        <w:spacing w:line="360" w:lineRule="auto" w:before="0" w:after="0"/>
+        <w:ind/>
+      </w:pPr>
+      <w:r>
+        <w:rPr>
+          <w:rStyle w:val="VerbatimChar"/>
+          <w:rFonts w:ascii="Times New Roman" w:hAnsi="Times New Roman" w:cs="Times New Roman" w:eastAsia="Times New Roman"/>
+          <w:color w:val="000000"/>
+          <w:sz w:val="28"/>
+          <w:szCs w:val="28"/>
         </w:rPr>
         <w:t xml:space="preserve">view/MainWindow</w:t>
       </w:r>
@@ -4569,10 +6007,16 @@
           <w:ilvl w:val="0"/>
           <w:numId w:val="1005"/>
         </w:numPr>
-      </w:pPr>
-      <w:r>
-        <w:rPr>
-          <w:rStyle w:val="VerbatimChar"/>
+        <w:spacing w:line="360" w:lineRule="auto" w:before="0" w:after="0"/>
+        <w:ind/>
+      </w:pPr>
+      <w:r>
+        <w:rPr>
+          <w:rStyle w:val="VerbatimChar"/>
+          <w:rFonts w:ascii="Times New Roman" w:hAnsi="Times New Roman" w:cs="Times New Roman" w:eastAsia="Times New Roman"/>
+          <w:color w:val="000000"/>
+          <w:sz w:val="28"/>
+          <w:szCs w:val="28"/>
         </w:rPr>
         <w:t xml:space="preserve">view/ResultsTable</w:t>
       </w:r>
@@ -4590,10 +6034,16 @@
           <w:ilvl w:val="0"/>
           <w:numId w:val="1005"/>
         </w:numPr>
-      </w:pPr>
-      <w:r>
-        <w:rPr>
-          <w:rStyle w:val="VerbatimChar"/>
+        <w:spacing w:line="360" w:lineRule="auto" w:before="0" w:after="0"/>
+        <w:ind/>
+      </w:pPr>
+      <w:r>
+        <w:rPr>
+          <w:rStyle w:val="VerbatimChar"/>
+          <w:rFonts w:ascii="Times New Roman" w:hAnsi="Times New Roman" w:cs="Times New Roman" w:eastAsia="Times New Roman"/>
+          <w:color w:val="000000"/>
+          <w:sz w:val="28"/>
+          <w:szCs w:val="28"/>
         </w:rPr>
         <w:t xml:space="preserve">view/DetailPanel</w:t>
       </w:r>
@@ -4611,10 +6061,16 @@
           <w:ilvl w:val="0"/>
           <w:numId w:val="1005"/>
         </w:numPr>
-      </w:pPr>
-      <w:r>
-        <w:rPr>
-          <w:rStyle w:val="VerbatimChar"/>
+        <w:spacing w:line="360" w:lineRule="auto" w:before="0" w:after="0"/>
+        <w:ind/>
+      </w:pPr>
+      <w:r>
+        <w:rPr>
+          <w:rStyle w:val="VerbatimChar"/>
+          <w:rFonts w:ascii="Times New Roman" w:hAnsi="Times New Roman" w:cs="Times New Roman" w:eastAsia="Times New Roman"/>
+          <w:color w:val="000000"/>
+          <w:sz w:val="28"/>
+          <w:szCs w:val="28"/>
         </w:rPr>
         <w:t xml:space="preserve">view/PreviewWindow</w:t>
       </w:r>
@@ -4630,6 +6086,10 @@
       <w:r>
         <w:rPr>
           <w:rStyle w:val="VerbatimChar"/>
+          <w:rFonts w:ascii="Times New Roman" w:hAnsi="Times New Roman" w:cs="Times New Roman" w:eastAsia="Times New Roman"/>
+          <w:color w:val="000000"/>
+          <w:sz w:val="28"/>
+          <w:szCs w:val="28"/>
         </w:rPr>
         <w:t xml:space="preserve">view/PreviewCanvas</w:t>
       </w:r>
@@ -4647,10 +6107,16 @@
           <w:ilvl w:val="0"/>
           <w:numId w:val="1005"/>
         </w:numPr>
-      </w:pPr>
-      <w:r>
-        <w:rPr>
-          <w:rStyle w:val="VerbatimChar"/>
+        <w:spacing w:line="360" w:lineRule="auto" w:before="0" w:after="0"/>
+        <w:ind/>
+      </w:pPr>
+      <w:r>
+        <w:rPr>
+          <w:rStyle w:val="VerbatimChar"/>
+          <w:rFonts w:ascii="Times New Roman" w:hAnsi="Times New Roman" w:cs="Times New Roman" w:eastAsia="Times New Roman"/>
+          <w:color w:val="000000"/>
+          <w:sz w:val="28"/>
+          <w:szCs w:val="28"/>
         </w:rPr>
         <w:t xml:space="preserve">view/StatusBar</w:t>
       </w:r>
@@ -4668,10 +6134,16 @@
           <w:ilvl w:val="0"/>
           <w:numId w:val="1005"/>
         </w:numPr>
-      </w:pPr>
-      <w:r>
-        <w:rPr>
-          <w:rStyle w:val="VerbatimChar"/>
+        <w:spacing w:line="360" w:lineRule="auto" w:before="0" w:after="0"/>
+        <w:ind/>
+      </w:pPr>
+      <w:r>
+        <w:rPr>
+          <w:rStyle w:val="VerbatimChar"/>
+          <w:rFonts w:ascii="Times New Roman" w:hAnsi="Times New Roman" w:cs="Times New Roman" w:eastAsia="Times New Roman"/>
+          <w:color w:val="000000"/>
+          <w:sz w:val="28"/>
+          <w:szCs w:val="28"/>
         </w:rPr>
         <w:t xml:space="preserve">view/FieldHelp</w:t>
       </w:r>
@@ -4689,10 +6161,16 @@
           <w:ilvl w:val="0"/>
           <w:numId w:val="1005"/>
         </w:numPr>
-      </w:pPr>
-      <w:r>
-        <w:rPr>
-          <w:rStyle w:val="VerbatimChar"/>
+        <w:spacing w:line="360" w:lineRule="auto" w:before="0" w:after="0"/>
+        <w:ind/>
+      </w:pPr>
+      <w:r>
+        <w:rPr>
+          <w:rStyle w:val="VerbatimChar"/>
+          <w:rFonts w:ascii="Times New Roman" w:hAnsi="Times New Roman" w:cs="Times New Roman" w:eastAsia="Times New Roman"/>
+          <w:color w:val="000000"/>
+          <w:sz w:val="28"/>
+          <w:szCs w:val="28"/>
         </w:rPr>
         <w:t xml:space="preserve">view/PathUtil</w:t>
       </w:r>
@@ -4710,10 +6188,16 @@
           <w:ilvl w:val="0"/>
           <w:numId w:val="1005"/>
         </w:numPr>
-      </w:pPr>
-      <w:r>
-        <w:rPr>
-          <w:rStyle w:val="VerbatimChar"/>
+        <w:spacing w:line="360" w:lineRule="auto" w:before="0" w:after="0"/>
+        <w:ind/>
+      </w:pPr>
+      <w:r>
+        <w:rPr>
+          <w:rStyle w:val="VerbatimChar"/>
+          <w:rFonts w:ascii="Times New Roman" w:hAnsi="Times New Roman" w:cs="Times New Roman" w:eastAsia="Times New Roman"/>
+          <w:color w:val="000000"/>
+          <w:sz w:val="28"/>
+          <w:szCs w:val="28"/>
         </w:rPr>
         <w:t xml:space="preserve">tests/generate_edge_cases.py</w:t>
       </w:r>
@@ -4731,10 +6215,16 @@
           <w:ilvl w:val="0"/>
           <w:numId w:val="1005"/>
         </w:numPr>
-      </w:pPr>
-      <w:r>
-        <w:rPr>
-          <w:rStyle w:val="VerbatimChar"/>
+        <w:spacing w:line="360" w:lineRule="auto" w:before="0" w:after="0"/>
+        <w:ind/>
+      </w:pPr>
+      <w:r>
+        <w:rPr>
+          <w:rStyle w:val="VerbatimChar"/>
+          <w:rFonts w:ascii="Times New Roman" w:hAnsi="Times New Roman" w:cs="Times New Roman" w:eastAsia="Times New Roman"/>
+          <w:color w:val="000000"/>
+          <w:sz w:val="28"/>
+          <w:szCs w:val="28"/>
         </w:rPr>
         <w:t xml:space="preserve">tests/generate_tiff_cases.py</w:t>
       </w:r>
@@ -4750,6 +6240,8 @@
     <w:p>
       <w:pPr>
         <w:pStyle w:val="Heading1"/>
+        <w:spacing w:line="360" w:lineRule="auto" w:before="0" w:after="0"/>
+        <w:ind/>
       </w:pPr>
       <w:r>
         <w:t xml:space="preserve">Выводы</w:t>
@@ -4758,6 +6250,8 @@
     <w:p>
       <w:pPr>
         <w:pStyle w:val="FirstParagraph"/>
+        <w:spacing w:line="360" w:lineRule="auto" w:before="0" w:after="0"/>
+        <w:ind w:firstLine="709"/>
       </w:pPr>
       <w:r>
         <w:t xml:space="preserve">По итогам работы задание выполнено полностью. Написано приложение, которое принимает файл или каталог, обходит дерево каталогов и выводит для каждого файла имя, формат, размер в пикселях, разрешение с единицами, глубину цвета, число каналов, способ сжатия и модель цвета, а при глубоком анализе — число использованных цветов и энтропию. Поддерживаются все шесть требуемых форматов: bmp, png, jpg, gif, tif и pcx.</w:t>
@@ -4766,6 +6260,8 @@
     <w:p>
       <w:pPr>
         <w:pStyle w:val="BodyText"/>
+        <w:spacing w:line="360" w:lineRule="auto" w:before="0" w:after="0"/>
+        <w:ind w:firstLine="709"/>
       </w:pPr>
       <w:r>
         <w:t xml:space="preserve">Отдельно отмечу, что главным требованием для этой работы стало жёсткое архитектурное ограничение: сторонние библиотеки для получения метаданных использовать нельзя. Поэтому весь разбор написан побайтово вручную, включая собственные реализации Deflate, LZW, PackBits, RLE и Хаффмана с IDCT. Побочный эффект этого решения оказался полезным: когда нельзя опереться на библиотеку, приходится действительно разбираться в формате, и почти все найденные в ходе работы ошибки были ошибками понимания, а не опечатками. Так, в RLE4 команда занимает два байта, а не один, причём счётчик и байт значений читаются как разные поля; значения 0, 1 и 2 зарезервированы под управляющие коды, поэтому блок из трёх пикселей нельзя записать как литерал — приходится кодировать его одиночными прогонами; отступ до границы слова считается от абсолютной позиции в потоке, а не от длины блока. В TIFF значение</w:t>
@@ -4776,6 +6272,10 @@
       <w:r>
         <w:rPr>
           <w:rStyle w:val="VerbatimChar"/>
+          <w:rFonts w:ascii="Times New Roman" w:hAnsi="Times New Roman" w:cs="Times New Roman" w:eastAsia="Times New Roman"/>
+          <w:color w:val="000000"/>
+          <w:sz w:val="28"/>
+          <w:szCs w:val="28"/>
         </w:rPr>
         <w:t xml:space="preserve">StripOffsets</w:t>
       </w:r>
@@ -4791,6 +6291,10 @@
       <w:r>
         <w:rPr>
           <w:rStyle w:val="VerbatimChar"/>
+          <w:rFonts w:ascii="Times New Roman" w:hAnsi="Times New Roman" w:cs="Times New Roman" w:eastAsia="Times New Roman"/>
+          <w:color w:val="000000"/>
+          <w:sz w:val="28"/>
+          <w:szCs w:val="28"/>
         </w:rPr>
         <w:t xml:space="preserve">ExtraSamples</w:t>
       </w:r>
@@ -4801,6 +6305,8 @@
     <w:p>
       <w:pPr>
         <w:pStyle w:val="BodyText"/>
+        <w:spacing w:line="360" w:lineRule="auto" w:before="0" w:after="0"/>
+        <w:ind w:firstLine="709"/>
       </w:pPr>
       <w:r>
         <w:t xml:space="preserve">Отдельно показательный случай — сверка с Pillow по RLE4. В режиме абсолютных значений Pillow вычисляет необходимое число байт как</w:t>
@@ -4811,6 +6317,10 @@
       <w:r>
         <w:rPr>
           <w:rStyle w:val="VerbatimChar"/>
+          <w:rFonts w:ascii="Times New Roman" w:hAnsi="Times New Roman" w:cs="Times New Roman" w:eastAsia="Times New Roman"/>
+          <w:color w:val="000000"/>
+          <w:sz w:val="28"/>
+          <w:szCs w:val="28"/>
         </w:rPr>
         <w:t xml:space="preserve">счётчик // 2</w:t>
       </w:r>
@@ -4821,6 +6331,8 @@
     <w:p>
       <w:pPr>
         <w:pStyle w:val="BodyText"/>
+        <w:spacing w:line="360" w:lineRule="auto" w:before="0" w:after="0"/>
+        <w:ind w:firstLine="709"/>
       </w:pPr>
       <w:r>
         <w:t xml:space="preserve">Второе требование — быстродействие на больших каталогах — выполнено за счёт ленивого чтения: на папке задания объёмом 6,8 МБ читается 25,3 КБ, а на наборе из 480 файлов объёмом 136,2 МБ — 505,3 КБ, то есть менее половины процента данных. Время работы определяется числом файлов, а не их размером, поэтому на папке порядка 100 000 файлов приложение остаётся отзывчивым. Многопоточность даёт ускорение примерно в 5,2 раза на глубоком анализе, а сканирование идёт в отдельном потоке, так что окно не замирает, показывает прогресс и позволяет остановить работу.</w:t>
@@ -4829,6 +6341,8 @@
     <w:p>
       <w:pPr>
         <w:pStyle w:val="BodyText"/>
+        <w:spacing w:line="360" w:lineRule="auto" w:before="0" w:after="0"/>
+        <w:ind w:firstLine="709"/>
       </w:pPr>
       <w:r>
         <w:t xml:space="preserve">Третье требование — корректная реакция на повреждённые файлы вместо аварийного завершения — выполнено за счёт проверок длин, счётчиков и обязательных маркеров конца файла. При этом, что мне кажется важным, «повреждённый файл» и «файл не является изображением» разведены в разные статусы: файл с чужим расширением и без сигнатуры — это не то же самое, что оборванный файл. Такой случай, прямо требуемый критериями через переименованный в</w:t>
@@ -4839,6 +6353,10 @@
       <w:r>
         <w:rPr>
           <w:rStyle w:val="VerbatimChar"/>
+          <w:rFonts w:ascii="Times New Roman" w:hAnsi="Times New Roman" w:cs="Times New Roman" w:eastAsia="Times New Roman"/>
+          <w:color w:val="000000"/>
+          <w:sz w:val="28"/>
+          <w:szCs w:val="28"/>
         </w:rPr>
         <w:t xml:space="preserve">.jpg</w:t>
       </w:r>
@@ -4852,6 +6370,8 @@
     <w:p>
       <w:pPr>
         <w:pStyle w:val="BodyText"/>
+        <w:spacing w:line="360" w:lineRule="auto" w:before="0" w:after="0"/>
+        <w:ind w:firstLine="709"/>
       </w:pPr>
       <w:r>
         <w:t xml:space="preserve">Что можно считать ограничением работы, так это поддержка прогрессивного JPEG: его заголовки разбираются, но пиксели не восстанавливаются, и выводится предупреждение. Я принял это сознательно, поскольку файл при этом корректен, и навязывать ему статус ошибки было бы неверно. Также не поддерживаются тайловые TIFF, раздельное хранение плоскостей и цветовая модель YCbCr внутри TIFF, а JPEG с коэффициентом дискретизации больше двух обрабатывается приближённо. Интерактивное поведение окна, работа на очень больших каталогах и отмена сканирования проверялись вручную и автоматическими тестами не покрываются.</w:t>
@@ -4860,6 +6380,8 @@
     <w:p>
       <w:pPr>
         <w:pStyle w:val="BodyText"/>
+        <w:spacing w:line="360" w:lineRule="auto" w:before="0" w:after="0"/>
+        <w:ind w:firstLine="709"/>
       </w:pPr>
       <w:r>
         <w:t xml:space="preserve">В целом работа получилась показательной: приложение не просто читает заголовки, а делает это так, что на сотнях тысяч файлов остаётся быстрым, не падает на испорченных данных и объясняет пользователю каждое выведенное значение.</w:t>
@@ -4870,6 +6392,8 @@
       <w:footnotePr>
         <w:numRestart w:val="eachSect"/>
       </w:footnotePr>
+      <w:pgSz w:w="11906" w:h="16838"/>
+      <w:pgMar w:bottom="1134" w:left="1701" w:right="567" w:top="1134"/>
     </w:sectPr>
   </w:body>
 </w:document>
@@ -5105,15 +6629,17 @@
   <w:docDefaults>
     <w:rPrDefault>
       <w:rPr>
-        <w:rFonts w:asciiTheme="minorHAnsi" w:cstheme="minorBidi" w:eastAsiaTheme="minorEastAsia" w:hAnsiTheme="minorHAnsi"/>
-        <w:sz w:val="24"/>
-        <w:szCs w:val="24"/>
+        <w:rFonts w:ascii="Times New Roman" w:cs="Times New Roman" w:eastAsia="Times New Roman" w:hAnsi="Times New Roman"/>
+        <w:sz w:val="28"/>
+        <w:szCs w:val="28"/>
         <w:lang w:bidi="ar-SA" w:eastAsia="zh-CN" w:val="ru-RU"/>
+        <w:color w:val="000000"/>
       </w:rPr>
     </w:rPrDefault>
     <w:pPrDefault>
       <w:pPr>
-        <w:spacing w:after="200"/>
+        <w:spacing w:after="0" w:line="360" w:lineRule="auto" w:before="0"/>
+        <w:ind w:firstLine="709"/>
       </w:pPr>
     </w:pPrDefault>
   </w:docDefaults>
@@ -5121,6 +6647,16 @@
   <w:style w:default="1" w:styleId="Normal" w:type="paragraph">
     <w:name w:val="Normal"/>
     <w:qFormat/>
+    <w:pPr>
+      <w:spacing w:after="0" w:before="0" w:line="360" w:lineRule="auto"/>
+      <w:ind w:firstLine="709"/>
+    </w:pPr>
+    <w:rPr>
+      <w:rFonts w:ascii="Times New Roman" w:cs="Times New Roman" w:eastAsia="Times New Roman" w:hAnsi="Times New Roman"/>
+      <w:color w:val="000000"/>
+      <w:sz w:val="28"/>
+      <w:szCs w:val="28"/>
+    </w:rPr>
   </w:style>
   <w:style w:styleId="BodyText" w:type="paragraph">
     <w:name w:val="Body Text"/>
@@ -5128,22 +6664,46 @@
     <w:link w:val="BodyTextChar"/>
     <w:qFormat/>
     <w:pPr>
-      <w:spacing w:after="180" w:before="180"/>
+      <w:spacing w:after="0" w:before="0" w:line="360" w:lineRule="auto"/>
+      <w:ind w:firstLine="709"/>
     </w:pPr>
+    <w:rPr>
+      <w:rFonts w:ascii="Times New Roman" w:cs="Times New Roman" w:eastAsia="Times New Roman" w:hAnsi="Times New Roman"/>
+      <w:color w:val="000000"/>
+      <w:sz w:val="28"/>
+      <w:szCs w:val="28"/>
+    </w:rPr>
   </w:style>
   <w:style w:customStyle="1" w:styleId="FirstParagraph" w:type="paragraph">
     <w:name w:val="First Paragraph"/>
     <w:basedOn w:val="BodyText"/>
     <w:next w:val="BodyText"/>
     <w:qFormat/>
+    <w:pPr>
+      <w:spacing w:after="0" w:before="0" w:line="360" w:lineRule="auto"/>
+      <w:ind w:firstLine="709"/>
+    </w:pPr>
+    <w:rPr>
+      <w:rFonts w:ascii="Times New Roman" w:cs="Times New Roman" w:eastAsia="Times New Roman" w:hAnsi="Times New Roman"/>
+      <w:color w:val="000000"/>
+      <w:sz w:val="28"/>
+      <w:szCs w:val="28"/>
+    </w:rPr>
   </w:style>
   <w:style w:customStyle="1" w:styleId="Compact" w:type="paragraph">
     <w:name w:val="Compact"/>
     <w:basedOn w:val="BodyText"/>
     <w:qFormat/>
     <w:pPr>
-      <w:spacing w:after="36" w:before="36"/>
+      <w:spacing w:after="0" w:before="0" w:line="360" w:lineRule="auto"/>
+      <w:ind/>
     </w:pPr>
+    <w:rPr>
+      <w:rFonts w:ascii="Times New Roman" w:cs="Times New Roman" w:eastAsia="Times New Roman" w:hAnsi="Times New Roman"/>
+      <w:color w:val="000000"/>
+      <w:sz w:val="28"/>
+      <w:szCs w:val="28"/>
+    </w:rPr>
   </w:style>
   <w:style w:styleId="Title" w:type="paragraph">
     <w:name w:val="Title"/>
@@ -5154,14 +6714,16 @@
     <w:qFormat/>
     <w:rsid w:val="00A10FD9"/>
     <w:pPr>
-      <w:spacing w:after="80" w:line="240" w:lineRule="auto"/>
+      <w:spacing w:after="0" w:before="0" w:line="360" w:lineRule="auto"/>
       <w:contextualSpacing/>
       <w:jc w:val="center"/>
+      <w:ind/>
     </w:pPr>
     <w:rPr>
-      <w:rFonts w:asciiTheme="majorHAnsi" w:cstheme="majorBidi" w:eastAsiaTheme="majorEastAsia" w:hAnsiTheme="majorHAnsi"/>
-      <w:sz w:val="56"/>
-      <w:szCs w:val="56"/>
+      <w:rFonts w:ascii="Times New Roman" w:cs="Times New Roman" w:eastAsia="Times New Roman" w:hAnsi="Times New Roman"/>
+      <w:sz w:val="28"/>
+      <w:szCs w:val="28"/>
+      <w:color w:val="000000"/>
     </w:rPr>
   </w:style>
   <w:style w:customStyle="1" w:styleId="TitleChar" w:type="character">
@@ -5171,9 +6733,10 @@
     <w:uiPriority w:val="10"/>
     <w:rsid w:val="00A10FD9"/>
     <w:rPr>
-      <w:rFonts w:asciiTheme="majorHAnsi" w:cstheme="majorBidi" w:eastAsiaTheme="majorEastAsia" w:hAnsiTheme="majorHAnsi"/>
-      <w:sz w:val="56"/>
-      <w:szCs w:val="56"/>
+      <w:rFonts w:ascii="Times New Roman" w:cs="Times New Roman" w:eastAsia="Times New Roman" w:hAnsi="Times New Roman"/>
+      <w:sz w:val="28"/>
+      <w:szCs w:val="28"/>
+      <w:color w:val="000000"/>
     </w:rPr>
   </w:style>
   <w:style w:styleId="Subtitle" w:type="paragraph">
@@ -5188,12 +6751,15 @@
       <w:numPr>
         <w:ilvl w:val="1"/>
       </w:numPr>
+      <w:spacing w:after="0" w:before="0" w:line="360" w:lineRule="auto"/>
+      <w:ind/>
     </w:pPr>
     <w:rPr>
-      <w:rFonts w:cstheme="majorBidi" w:eastAsiaTheme="majorEastAsia"/>
+      <w:rFonts w:ascii="Times New Roman" w:cs="Times New Roman" w:eastAsia="Times New Roman" w:hAnsi="Times New Roman"/>
       <w:spacing w:val="15"/>
       <w:sz w:val="28"/>
       <w:szCs w:val="28"/>
+      <w:color w:val="000000"/>
     </w:rPr>
   </w:style>
   <w:style w:customStyle="1" w:styleId="SubtitleChar" w:type="character">
@@ -5203,8 +6769,8 @@
     <w:uiPriority w:val="11"/>
     <w:rsid w:val="00A10FD9"/>
     <w:rPr>
-      <w:rFonts w:cstheme="majorBidi" w:eastAsiaTheme="majorEastAsia"/>
-      <w:color w:themeColor="text1" w:themeTint="A6" w:val="595959"/>
+      <w:rFonts w:ascii="Times New Roman" w:cs="Times New Roman" w:eastAsia="Times New Roman" w:hAnsi="Times New Roman"/>
+      <w:color w:val="000000"/>
       <w:spacing w:val="15"/>
       <w:sz w:val="28"/>
       <w:szCs w:val="28"/>
@@ -5218,10 +6784,14 @@
     <w:pPr>
       <w:keepNext/>
       <w:keepLines/>
+      <w:spacing w:after="0" w:before="0" w:line="360" w:lineRule="auto"/>
+      <w:ind/>
     </w:pPr>
     <w:rPr>
-      <w:sz w:val="24"/>
-      <w:szCs w:val="24"/>
+      <w:rFonts w:ascii="Times New Roman" w:cs="Times New Roman" w:eastAsia="Times New Roman" w:hAnsi="Times New Roman"/>
+      <w:sz w:val="28"/>
+      <w:szCs w:val="28"/>
+      <w:color w:val="000000"/>
     </w:rPr>
   </w:style>
   <w:style w:styleId="Date" w:type="paragraph">
@@ -5232,10 +6802,14 @@
     <w:pPr>
       <w:keepNext/>
       <w:keepLines/>
+      <w:spacing w:after="0" w:before="0" w:line="360" w:lineRule="auto"/>
+      <w:ind/>
     </w:pPr>
     <w:rPr>
-      <w:sz w:val="24"/>
-      <w:szCs w:val="24"/>
+      <w:rFonts w:ascii="Times New Roman" w:cs="Times New Roman" w:eastAsia="Times New Roman" w:hAnsi="Times New Roman"/>
+      <w:sz w:val="28"/>
+      <w:szCs w:val="28"/>
+      <w:color w:val="000000"/>
     </w:rPr>
   </w:style>
   <w:style w:customStyle="1" w:styleId="AbstractTitle" w:type="paragraph">
@@ -5246,13 +6820,16 @@
     <w:pPr>
       <w:keepNext/>
       <w:keepLines/>
-      <w:spacing w:after="0" w:before="300"/>
+      <w:spacing w:after="0" w:before="0" w:line="360" w:lineRule="auto"/>
       <w:jc w:val="center"/>
+      <w:ind/>
     </w:pPr>
     <w:rPr>
+      <w:rFonts w:ascii="Times New Roman" w:cs="Times New Roman" w:eastAsia="Times New Roman" w:hAnsi="Times New Roman"/>
       <w:b/>
-      <w:sz w:val="20"/>
-      <w:szCs w:val="20"/>
+      <w:sz w:val="28"/>
+      <w:szCs w:val="28"/>
+      <w:color w:val="000000"/>
     </w:rPr>
   </w:style>
   <w:style w:customStyle="1" w:styleId="Abstract" w:type="paragraph">
@@ -5263,11 +6840,14 @@
     <w:pPr>
       <w:keepNext/>
       <w:keepLines/>
-      <w:spacing w:after="300" w:before="100"/>
+      <w:spacing w:after="0" w:before="0" w:line="360" w:lineRule="auto"/>
+      <w:ind/>
     </w:pPr>
     <w:rPr>
-      <w:sz w:val="20"/>
-      <w:szCs w:val="20"/>
+      <w:rFonts w:ascii="Times New Roman" w:cs="Times New Roman" w:eastAsia="Times New Roman" w:hAnsi="Times New Roman"/>
+      <w:sz w:val="28"/>
+      <w:szCs w:val="28"/>
+      <w:color w:val="000000"/>
     </w:rPr>
   </w:style>
   <w:style w:styleId="Bibliography" w:type="paragraph">
@@ -5275,8 +6855,16 @@
     <w:basedOn w:val="Normal"/>
     <w:next w:val="Bibliography"/>
     <w:qFormat/>
-    <w:pPr/>
-    <w:rPr/>
+    <w:pPr>
+      <w:spacing w:after="0" w:before="0" w:line="360" w:lineRule="auto"/>
+      <w:ind/>
+    </w:pPr>
+    <w:rPr>
+      <w:rFonts w:ascii="Times New Roman" w:cs="Times New Roman" w:eastAsia="Times New Roman" w:hAnsi="Times New Roman"/>
+      <w:color w:val="000000"/>
+      <w:sz w:val="28"/>
+      <w:szCs w:val="28"/>
+    </w:rPr>
   </w:style>
   <w:style w:styleId="Heading1" w:type="paragraph">
     <w:name w:val="heading 1"/>
@@ -5289,14 +6877,15 @@
     <w:pPr>
       <w:keepNext/>
       <w:keepLines/>
-      <w:spacing w:after="80" w:before="360"/>
+      <w:spacing w:after="0" w:before="0" w:line="360" w:lineRule="auto"/>
       <w:outlineLvl w:val="0"/>
+      <w:ind/>
     </w:pPr>
     <w:rPr>
-      <w:rFonts w:asciiTheme="majorHAnsi" w:cstheme="majorBidi" w:eastAsiaTheme="majorEastAsia" w:hAnsiTheme="majorHAnsi"/>
-      <w:color w:themeColor="accent1" w:themeShade="BF" w:val="0F4761"/>
-      <w:sz w:val="40"/>
-      <w:szCs w:val="40"/>
+      <w:rFonts w:ascii="Times New Roman" w:cs="Times New Roman" w:eastAsia="Times New Roman" w:hAnsi="Times New Roman"/>
+      <w:color w:val="000000"/>
+      <w:sz w:val="28"/>
+      <w:szCs w:val="28"/>
     </w:rPr>
   </w:style>
   <w:style w:styleId="Heading2" w:type="paragraph">
@@ -5312,14 +6901,15 @@
     <w:pPr>
       <w:keepNext/>
       <w:keepLines/>
-      <w:spacing w:after="80" w:before="160"/>
+      <w:spacing w:after="0" w:before="0" w:line="360" w:lineRule="auto"/>
       <w:outlineLvl w:val="1"/>
+      <w:ind/>
     </w:pPr>
     <w:rPr>
-      <w:rFonts w:asciiTheme="majorHAnsi" w:cstheme="majorBidi" w:eastAsiaTheme="majorEastAsia" w:hAnsiTheme="majorHAnsi"/>
-      <w:color w:themeColor="accent1" w:themeShade="BF" w:val="0F4761"/>
-      <w:sz w:val="32"/>
-      <w:szCs w:val="32"/>
+      <w:rFonts w:ascii="Times New Roman" w:cs="Times New Roman" w:eastAsia="Times New Roman" w:hAnsi="Times New Roman"/>
+      <w:color w:val="000000"/>
+      <w:sz w:val="28"/>
+      <w:szCs w:val="28"/>
     </w:rPr>
   </w:style>
   <w:style w:styleId="Heading3" w:type="paragraph">
@@ -5335,12 +6925,13 @@
     <w:pPr>
       <w:keepNext/>
       <w:keepLines/>
-      <w:spacing w:after="80" w:before="160"/>
+      <w:spacing w:after="0" w:before="0" w:line="360" w:lineRule="auto"/>
       <w:outlineLvl w:val="2"/>
+      <w:ind/>
     </w:pPr>
     <w:rPr>
-      <w:rFonts w:cstheme="majorBidi" w:eastAsiaTheme="majorEastAsia"/>
-      <w:color w:themeColor="accent1" w:themeShade="BF" w:val="0F4761"/>
+      <w:rFonts w:ascii="Times New Roman" w:cs="Times New Roman" w:eastAsia="Times New Roman" w:hAnsi="Times New Roman"/>
+      <w:color w:val="000000"/>
       <w:sz w:val="28"/>
       <w:szCs w:val="28"/>
     </w:rPr>
@@ -5358,14 +6949,17 @@
     <w:pPr>
       <w:keepNext/>
       <w:keepLines/>
-      <w:spacing w:after="40" w:before="80"/>
+      <w:spacing w:after="0" w:before="0" w:line="360" w:lineRule="auto"/>
       <w:outlineLvl w:val="3"/>
+      <w:ind/>
     </w:pPr>
     <w:rPr>
-      <w:rFonts w:cstheme="majorBidi" w:eastAsiaTheme="majorEastAsia"/>
+      <w:rFonts w:ascii="Times New Roman" w:cs="Times New Roman" w:eastAsia="Times New Roman" w:hAnsi="Times New Roman"/>
       <w:i/>
       <w:iCs/>
-      <w:color w:themeColor="accent1" w:themeShade="BF" w:val="0F4761"/>
+      <w:color w:val="000000"/>
+      <w:sz w:val="28"/>
+      <w:szCs w:val="28"/>
     </w:rPr>
   </w:style>
   <w:style w:styleId="Heading5" w:type="paragraph">
@@ -5381,12 +6975,15 @@
     <w:pPr>
       <w:keepNext/>
       <w:keepLines/>
-      <w:spacing w:after="40" w:before="80"/>
+      <w:spacing w:after="0" w:before="0" w:line="360" w:lineRule="auto"/>
       <w:outlineLvl w:val="4"/>
+      <w:ind/>
     </w:pPr>
     <w:rPr>
-      <w:rFonts w:cstheme="majorBidi" w:eastAsiaTheme="majorEastAsia"/>
-      <w:color w:themeColor="accent1" w:themeShade="BF" w:val="0F4761"/>
+      <w:rFonts w:ascii="Times New Roman" w:cs="Times New Roman" w:eastAsia="Times New Roman" w:hAnsi="Times New Roman"/>
+      <w:color w:val="000000"/>
+      <w:sz w:val="28"/>
+      <w:szCs w:val="28"/>
     </w:rPr>
   </w:style>
   <w:style w:styleId="Heading6" w:type="paragraph">
@@ -5402,14 +6999,17 @@
     <w:pPr>
       <w:keepNext/>
       <w:keepLines/>
-      <w:spacing w:after="0" w:before="40"/>
+      <w:spacing w:after="0" w:before="0" w:line="360" w:lineRule="auto"/>
       <w:outlineLvl w:val="5"/>
+      <w:ind/>
     </w:pPr>
     <w:rPr>
-      <w:rFonts w:cstheme="majorBidi" w:eastAsiaTheme="majorEastAsia"/>
+      <w:rFonts w:ascii="Times New Roman" w:cs="Times New Roman" w:eastAsia="Times New Roman" w:hAnsi="Times New Roman"/>
       <w:i/>
       <w:iCs/>
-      <w:color w:themeColor="text1" w:themeTint="A6" w:val="595959"/>
+      <w:color w:val="000000"/>
+      <w:sz w:val="28"/>
+      <w:szCs w:val="28"/>
     </w:rPr>
   </w:style>
   <w:style w:styleId="Heading7" w:type="paragraph">
@@ -5425,12 +7025,15 @@
     <w:pPr>
       <w:keepNext/>
       <w:keepLines/>
-      <w:spacing w:after="0" w:before="40"/>
+      <w:spacing w:after="0" w:before="0" w:line="360" w:lineRule="auto"/>
       <w:outlineLvl w:val="6"/>
+      <w:ind/>
     </w:pPr>
     <w:rPr>
-      <w:rFonts w:cstheme="majorBidi" w:eastAsiaTheme="majorEastAsia"/>
-      <w:color w:themeColor="text1" w:themeTint="A6" w:val="595959"/>
+      <w:rFonts w:ascii="Times New Roman" w:cs="Times New Roman" w:eastAsia="Times New Roman" w:hAnsi="Times New Roman"/>
+      <w:color w:val="000000"/>
+      <w:sz w:val="28"/>
+      <w:szCs w:val="28"/>
     </w:rPr>
   </w:style>
   <w:style w:styleId="Heading8" w:type="paragraph">
@@ -5446,14 +7049,17 @@
     <w:pPr>
       <w:keepNext/>
       <w:keepLines/>
-      <w:spacing w:after="0"/>
+      <w:spacing w:after="0" w:before="0" w:line="360" w:lineRule="auto"/>
       <w:outlineLvl w:val="7"/>
+      <w:ind/>
     </w:pPr>
     <w:rPr>
-      <w:rFonts w:cstheme="majorBidi" w:eastAsiaTheme="majorEastAsia"/>
+      <w:rFonts w:ascii="Times New Roman" w:cs="Times New Roman" w:eastAsia="Times New Roman" w:hAnsi="Times New Roman"/>
       <w:i/>
       <w:iCs/>
-      <w:color w:themeColor="text1" w:themeTint="D8" w:val="272727"/>
+      <w:color w:val="000000"/>
+      <w:sz w:val="28"/>
+      <w:szCs w:val="28"/>
     </w:rPr>
   </w:style>
   <w:style w:styleId="Heading9" w:type="paragraph">
@@ -5469,12 +7075,15 @@
     <w:pPr>
       <w:keepNext/>
       <w:keepLines/>
-      <w:spacing w:after="0"/>
+      <w:spacing w:after="0" w:before="0" w:line="360" w:lineRule="auto"/>
       <w:outlineLvl w:val="8"/>
+      <w:ind/>
     </w:pPr>
     <w:rPr>
-      <w:rFonts w:cstheme="majorBidi" w:eastAsiaTheme="majorEastAsia"/>
-      <w:color w:themeColor="text1" w:themeTint="D8" w:val="272727"/>
+      <w:rFonts w:ascii="Times New Roman" w:cs="Times New Roman" w:eastAsia="Times New Roman" w:hAnsi="Times New Roman"/>
+      <w:color w:val="000000"/>
+      <w:sz w:val="28"/>
+      <w:szCs w:val="28"/>
     </w:rPr>
   </w:style>
   <w:style w:customStyle="1" w:styleId="Heading1Char" w:type="character">
@@ -5484,10 +7093,10 @@
     <w:uiPriority w:val="9"/>
     <w:rsid w:val="00A10FD9"/>
     <w:rPr>
-      <w:rFonts w:asciiTheme="majorHAnsi" w:cstheme="majorBidi" w:eastAsiaTheme="majorEastAsia" w:hAnsiTheme="majorHAnsi"/>
-      <w:color w:themeColor="accent1" w:themeShade="BF" w:val="0F4761"/>
-      <w:sz w:val="40"/>
-      <w:szCs w:val="40"/>
+      <w:rFonts w:ascii="Times New Roman" w:cs="Times New Roman" w:eastAsia="Times New Roman" w:hAnsi="Times New Roman"/>
+      <w:color w:val="000000"/>
+      <w:sz w:val="28"/>
+      <w:szCs w:val="28"/>
     </w:rPr>
   </w:style>
   <w:style w:customStyle="1" w:styleId="Heading2Char" w:type="character">
@@ -5498,10 +7107,10 @@
     <w:semiHidden/>
     <w:rsid w:val="00A10FD9"/>
     <w:rPr>
-      <w:rFonts w:asciiTheme="majorHAnsi" w:cstheme="majorBidi" w:eastAsiaTheme="majorEastAsia" w:hAnsiTheme="majorHAnsi"/>
-      <w:color w:themeColor="accent1" w:themeShade="BF" w:val="0F4761"/>
-      <w:sz w:val="32"/>
-      <w:szCs w:val="32"/>
+      <w:rFonts w:ascii="Times New Roman" w:cs="Times New Roman" w:eastAsia="Times New Roman" w:hAnsi="Times New Roman"/>
+      <w:color w:val="000000"/>
+      <w:sz w:val="28"/>
+      <w:szCs w:val="28"/>
     </w:rPr>
   </w:style>
   <w:style w:customStyle="1" w:styleId="Heading3Char" w:type="character">
@@ -5512,8 +7121,8 @@
     <w:semiHidden/>
     <w:rsid w:val="00A10FD9"/>
     <w:rPr>
-      <w:rFonts w:cstheme="majorBidi" w:eastAsiaTheme="majorEastAsia"/>
-      <w:color w:themeColor="accent1" w:themeShade="BF" w:val="0F4761"/>
+      <w:rFonts w:ascii="Times New Roman" w:cs="Times New Roman" w:eastAsia="Times New Roman" w:hAnsi="Times New Roman"/>
+      <w:color w:val="000000"/>
       <w:sz w:val="28"/>
       <w:szCs w:val="28"/>
     </w:rPr>
@@ -5526,10 +7135,12 @@
     <w:semiHidden/>
     <w:rsid w:val="00A10FD9"/>
     <w:rPr>
-      <w:rFonts w:cstheme="majorBidi" w:eastAsiaTheme="majorEastAsia"/>
+      <w:rFonts w:ascii="Times New Roman" w:cs="Times New Roman" w:eastAsia="Times New Roman" w:hAnsi="Times New Roman"/>
       <w:i/>
       <w:iCs/>
-      <w:color w:themeColor="accent1" w:themeShade="BF" w:val="0F4761"/>
+      <w:color w:val="000000"/>
+      <w:sz w:val="28"/>
+      <w:szCs w:val="28"/>
     </w:rPr>
   </w:style>
   <w:style w:customStyle="1" w:styleId="Heading5Char" w:type="character">
@@ -5540,8 +7151,10 @@
     <w:semiHidden/>
     <w:rsid w:val="00A10FD9"/>
     <w:rPr>
-      <w:rFonts w:cstheme="majorBidi" w:eastAsiaTheme="majorEastAsia"/>
-      <w:color w:themeColor="accent1" w:themeShade="BF" w:val="0F4761"/>
+      <w:rFonts w:ascii="Times New Roman" w:cs="Times New Roman" w:eastAsia="Times New Roman" w:hAnsi="Times New Roman"/>
+      <w:color w:val="000000"/>
+      <w:sz w:val="28"/>
+      <w:szCs w:val="28"/>
     </w:rPr>
   </w:style>
   <w:style w:customStyle="1" w:styleId="Heading6Char" w:type="character">
@@ -5552,10 +7165,12 @@
     <w:semiHidden/>
     <w:rsid w:val="00A10FD9"/>
     <w:rPr>
-      <w:rFonts w:cstheme="majorBidi" w:eastAsiaTheme="majorEastAsia"/>
+      <w:rFonts w:ascii="Times New Roman" w:cs="Times New Roman" w:eastAsia="Times New Roman" w:hAnsi="Times New Roman"/>
       <w:i/>
       <w:iCs/>
-      <w:color w:themeColor="text1" w:themeTint="A6" w:val="595959"/>
+      <w:color w:val="000000"/>
+      <w:sz w:val="28"/>
+      <w:szCs w:val="28"/>
     </w:rPr>
   </w:style>
   <w:style w:customStyle="1" w:styleId="Heading7Char" w:type="character">
@@ -5566,8 +7181,10 @@
     <w:semiHidden/>
     <w:rsid w:val="00A10FD9"/>
     <w:rPr>
-      <w:rFonts w:cstheme="majorBidi" w:eastAsiaTheme="majorEastAsia"/>
-      <w:color w:themeColor="text1" w:themeTint="A6" w:val="595959"/>
+      <w:rFonts w:ascii="Times New Roman" w:cs="Times New Roman" w:eastAsia="Times New Roman" w:hAnsi="Times New Roman"/>
+      <w:color w:val="000000"/>
+      <w:sz w:val="28"/>
+      <w:szCs w:val="28"/>
     </w:rPr>
   </w:style>
   <w:style w:customStyle="1" w:styleId="Heading8Char" w:type="character">
@@ -5578,10 +7195,12 @@
     <w:semiHidden/>
     <w:rsid w:val="00A10FD9"/>
     <w:rPr>
-      <w:rFonts w:cstheme="majorBidi" w:eastAsiaTheme="majorEastAsia"/>
+      <w:rFonts w:ascii="Times New Roman" w:cs="Times New Roman" w:eastAsia="Times New Roman" w:hAnsi="Times New Roman"/>
       <w:i/>
       <w:iCs/>
-      <w:color w:themeColor="text1" w:themeTint="D8" w:val="272727"/>
+      <w:color w:val="000000"/>
+      <w:sz w:val="28"/>
+      <w:szCs w:val="28"/>
     </w:rPr>
   </w:style>
   <w:style w:customStyle="1" w:styleId="Heading9Char" w:type="character">
@@ -5592,8 +7211,10 @@
     <w:semiHidden/>
     <w:rsid w:val="00A10FD9"/>
     <w:rPr>
-      <w:rFonts w:cstheme="majorBidi" w:eastAsiaTheme="majorEastAsia"/>
-      <w:color w:themeColor="text1" w:themeTint="D8" w:val="272727"/>
+      <w:rFonts w:ascii="Times New Roman" w:cs="Times New Roman" w:eastAsia="Times New Roman" w:hAnsi="Times New Roman"/>
+      <w:color w:val="000000"/>
+      <w:sz w:val="28"/>
+      <w:szCs w:val="28"/>
     </w:rPr>
   </w:style>
   <w:style w:styleId="BlockText" w:type="paragraph">
@@ -5604,9 +7225,15 @@
     <w:unhideWhenUsed/>
     <w:qFormat/>
     <w:pPr>
-      <w:spacing w:after="100" w:before="100"/>
-      <w:ind w:firstLine="0" w:left="480" w:right="480"/>
+      <w:spacing w:after="0" w:before="0" w:line="360" w:lineRule="auto"/>
+      <w:ind w:right="480"/>
     </w:pPr>
+    <w:rPr>
+      <w:rFonts w:ascii="Times New Roman" w:cs="Times New Roman" w:eastAsia="Times New Roman" w:hAnsi="Times New Roman"/>
+      <w:color w:val="000000"/>
+      <w:sz w:val="28"/>
+      <w:szCs w:val="28"/>
+    </w:rPr>
   </w:style>
   <w:style w:styleId="FootnoteText" w:type="paragraph">
     <w:name w:val="Footnote Text"/>
@@ -5615,6 +7242,16 @@
     <w:uiPriority w:val="9"/>
     <w:unhideWhenUsed/>
     <w:qFormat/>
+    <w:pPr>
+      <w:spacing w:after="0" w:before="0" w:line="360" w:lineRule="auto"/>
+      <w:ind/>
+    </w:pPr>
+    <w:rPr>
+      <w:rFonts w:ascii="Times New Roman" w:cs="Times New Roman" w:eastAsia="Times New Roman" w:hAnsi="Times New Roman"/>
+      <w:color w:val="000000"/>
+      <w:sz w:val="28"/>
+      <w:szCs w:val="28"/>
+    </w:rPr>
   </w:style>
   <w:style w:styleId="FootnoteBlockText" w:type="paragraph">
     <w:name w:val="Footnote Block Text"/>
@@ -5624,14 +7261,26 @@
     <w:unhideWhenUsed/>
     <w:qFormat/>
     <w:pPr>
-      <w:spacing w:after="100" w:before="100"/>
-      <w:ind w:firstLine="0" w:left="480" w:right="480"/>
+      <w:spacing w:after="0" w:before="0" w:line="360" w:lineRule="auto"/>
+      <w:ind w:right="480"/>
     </w:pPr>
+    <w:rPr>
+      <w:rFonts w:ascii="Times New Roman" w:cs="Times New Roman" w:eastAsia="Times New Roman" w:hAnsi="Times New Roman"/>
+      <w:color w:val="000000"/>
+      <w:sz w:val="28"/>
+      <w:szCs w:val="28"/>
+    </w:rPr>
   </w:style>
   <w:style w:default="1" w:styleId="DefaultParagraphFont" w:type="character">
     <w:name w:val="Default Paragraph Font"/>
     <w:semiHidden/>
     <w:unhideWhenUsed/>
+    <w:rPr>
+      <w:rFonts w:ascii="Times New Roman" w:cs="Times New Roman" w:eastAsia="Times New Roman" w:hAnsi="Times New Roman"/>
+      <w:color w:val="000000"/>
+      <w:sz w:val="28"/>
+      <w:szCs w:val="28"/>
+    </w:rPr>
   </w:style>
   <w:style w:default="1" w:styleId="Table" w:type="table">
     <w:name w:val="Table"/>
@@ -5639,6 +7288,12 @@
     <w:semiHidden/>
     <w:unhideWhenUsed/>
     <w:qFormat/>
+    <w:rPr>
+      <w:rFonts w:ascii="Times New Roman" w:cs="Times New Roman" w:eastAsia="Times New Roman" w:hAnsi="Times New Roman"/>
+      <w:color w:val="000000"/>
+      <w:sz w:val="28"/>
+      <w:szCs w:val="28"/>
+    </w:rPr>
     <w:tblPr>
       <w:tblInd w:type="dxa" w:w="0"/>
       <w:tblCellMar>
@@ -5664,25 +7319,45 @@
     <w:pPr>
       <w:keepNext/>
       <w:keepLines/>
-      <w:spacing w:after="0"/>
+      <w:spacing w:after="0" w:before="0" w:line="360" w:lineRule="auto"/>
+      <w:ind/>
     </w:pPr>
     <w:rPr>
+      <w:rFonts w:ascii="Times New Roman" w:cs="Times New Roman" w:eastAsia="Times New Roman" w:hAnsi="Times New Roman"/>
       <w:b/>
+      <w:color w:val="000000"/>
+      <w:sz w:val="28"/>
+      <w:szCs w:val="28"/>
     </w:rPr>
   </w:style>
   <w:style w:customStyle="1" w:styleId="Definition" w:type="paragraph">
     <w:name w:val="Definition"/>
     <w:basedOn w:val="Normal"/>
+    <w:pPr>
+      <w:spacing w:after="0" w:before="0" w:line="360" w:lineRule="auto"/>
+      <w:ind/>
+    </w:pPr>
+    <w:rPr>
+      <w:rFonts w:ascii="Times New Roman" w:cs="Times New Roman" w:eastAsia="Times New Roman" w:hAnsi="Times New Roman"/>
+      <w:color w:val="000000"/>
+      <w:sz w:val="28"/>
+      <w:szCs w:val="28"/>
+    </w:rPr>
   </w:style>
   <w:style w:styleId="Caption" w:type="paragraph">
     <w:name w:val="Caption"/>
     <w:basedOn w:val="Normal"/>
     <w:link w:val="BodyTextChar"/>
     <w:pPr>
-      <w:spacing w:after="120" w:before="0"/>
+      <w:spacing w:after="0" w:before="0" w:line="360" w:lineRule="auto"/>
+      <w:ind/>
     </w:pPr>
     <w:rPr>
+      <w:rFonts w:ascii="Times New Roman" w:cs="Times New Roman" w:eastAsia="Times New Roman" w:hAnsi="Times New Roman"/>
       <w:i/>
+      <w:color w:val="000000"/>
+      <w:sz w:val="28"/>
+      <w:szCs w:val="28"/>
     </w:rPr>
   </w:style>
   <w:style w:customStyle="1" w:styleId="TableCaption" w:type="paragraph">
@@ -5690,52 +7365,109 @@
     <w:basedOn w:val="Caption"/>
     <w:pPr>
       <w:keepNext/>
+      <w:spacing w:after="0" w:before="0" w:line="360" w:lineRule="auto"/>
+      <w:ind/>
     </w:pPr>
+    <w:rPr>
+      <w:rFonts w:ascii="Times New Roman" w:cs="Times New Roman" w:eastAsia="Times New Roman" w:hAnsi="Times New Roman"/>
+      <w:color w:val="000000"/>
+      <w:sz w:val="28"/>
+      <w:szCs w:val="28"/>
+    </w:rPr>
   </w:style>
   <w:style w:customStyle="1" w:styleId="ImageCaption" w:type="paragraph">
     <w:name w:val="Image Caption"/>
     <w:basedOn w:val="Caption"/>
+    <w:pPr>
+      <w:spacing w:after="0" w:before="0" w:line="360" w:lineRule="auto"/>
+      <w:ind/>
+    </w:pPr>
+    <w:rPr>
+      <w:rFonts w:ascii="Times New Roman" w:cs="Times New Roman" w:eastAsia="Times New Roman" w:hAnsi="Times New Roman"/>
+      <w:color w:val="000000"/>
+      <w:sz w:val="28"/>
+      <w:szCs w:val="28"/>
+    </w:rPr>
   </w:style>
   <w:style w:customStyle="1" w:styleId="Figure" w:type="paragraph">
     <w:name w:val="Figure"/>
     <w:basedOn w:val="Normal"/>
+    <w:pPr>
+      <w:spacing w:after="0" w:before="0" w:line="360" w:lineRule="auto"/>
+      <w:ind/>
+    </w:pPr>
+    <w:rPr>
+      <w:rFonts w:ascii="Times New Roman" w:cs="Times New Roman" w:eastAsia="Times New Roman" w:hAnsi="Times New Roman"/>
+      <w:color w:val="000000"/>
+      <w:sz w:val="28"/>
+      <w:szCs w:val="28"/>
+    </w:rPr>
   </w:style>
   <w:style w:customStyle="1" w:styleId="CaptionedFigure" w:type="paragraph">
     <w:name w:val="Captioned Figure"/>
     <w:basedOn w:val="Figure"/>
     <w:pPr>
       <w:keepNext/>
+      <w:spacing w:after="0" w:before="0" w:line="360" w:lineRule="auto"/>
+      <w:ind/>
     </w:pPr>
+    <w:rPr>
+      <w:rFonts w:ascii="Times New Roman" w:cs="Times New Roman" w:eastAsia="Times New Roman" w:hAnsi="Times New Roman"/>
+      <w:color w:val="000000"/>
+      <w:sz w:val="28"/>
+      <w:szCs w:val="28"/>
+    </w:rPr>
   </w:style>
   <w:style w:customStyle="1" w:styleId="BodyTextChar" w:type="character">
     <w:name w:val="Body Text Char"/>
     <w:basedOn w:val="DefaultParagraphFont"/>
     <w:link w:val="BodyText"/>
+    <w:rPr>
+      <w:rFonts w:ascii="Times New Roman" w:cs="Times New Roman" w:eastAsia="Times New Roman" w:hAnsi="Times New Roman"/>
+      <w:color w:val="000000"/>
+      <w:sz w:val="28"/>
+      <w:szCs w:val="28"/>
+    </w:rPr>
   </w:style>
   <w:style w:customStyle="1" w:styleId="VerbatimChar" w:type="character">
     <w:name w:val="Verbatim Char"/>
     <w:basedOn w:val="BodyTextChar"/>
     <w:rPr>
-      <w:rFonts w:ascii="Consolas" w:hAnsi="Consolas"/>
-      <w:sz w:val="22"/>
+      <w:rFonts w:ascii="Times New Roman" w:cs="Times New Roman" w:eastAsia="Times New Roman" w:hAnsi="Times New Roman"/>
+      <w:sz w:val="28"/>
+      <w:color w:val="000000"/>
+      <w:szCs w:val="28"/>
     </w:rPr>
   </w:style>
   <w:style w:customStyle="1" w:styleId="SectionNumber" w:type="character">
     <w:name w:val="Section Number"/>
     <w:basedOn w:val="BodyTextChar"/>
+    <w:rPr>
+      <w:rFonts w:ascii="Times New Roman" w:cs="Times New Roman" w:eastAsia="Times New Roman" w:hAnsi="Times New Roman"/>
+      <w:color w:val="000000"/>
+      <w:sz w:val="28"/>
+      <w:szCs w:val="28"/>
+    </w:rPr>
   </w:style>
   <w:style w:styleId="FootnoteReference" w:type="character">
     <w:name w:val="Footnote Reference"/>
     <w:basedOn w:val="BodyTextChar"/>
     <w:rPr>
+      <w:rFonts w:ascii="Times New Roman" w:cs="Times New Roman" w:eastAsia="Times New Roman" w:hAnsi="Times New Roman"/>
       <w:vertAlign w:val="superscript"/>
+      <w:color w:val="000000"/>
+      <w:sz w:val="28"/>
+      <w:szCs w:val="28"/>
     </w:rPr>
   </w:style>
   <w:style w:styleId="Hyperlink" w:type="character">
     <w:name w:val="Hyperlink"/>
     <w:basedOn w:val="BodyTextChar"/>
     <w:rPr>
-      <w:color w:themeColor="accent1" w:val="4F81BD"/>
+      <w:rFonts w:ascii="Times New Roman" w:cs="Times New Roman" w:eastAsia="Times New Roman" w:hAnsi="Times New Roman"/>
+      <w:color w:val="000000"/>
+      <w:sz w:val="28"/>
+      <w:szCs w:val="28"/>
     </w:rPr>
   </w:style>
   <w:style w:styleId="TOCHeading" w:type="paragraph">
@@ -5746,14 +7478,17 @@
     <w:unhideWhenUsed/>
     <w:qFormat/>
     <w:pPr>
-      <w:spacing w:before="240" w:line="259" w:lineRule="auto"/>
+      <w:spacing w:after="0" w:before="0" w:line="360" w:lineRule="auto"/>
       <w:outlineLvl w:val="9"/>
+      <w:ind/>
     </w:pPr>
     <w:rPr>
-      <w:rFonts w:asciiTheme="majorHAnsi" w:cstheme="majorBidi" w:eastAsiaTheme="majorEastAsia" w:hAnsiTheme="majorHAnsi"/>
+      <w:rFonts w:ascii="Times New Roman" w:cs="Times New Roman" w:eastAsia="Times New Roman" w:hAnsi="Times New Roman"/>
       <w:b w:val="0"/>
       <w:bCs w:val="0"/>
-      <w:color w:themeColor="accent1" w:themeShade="BF" w:val="365F91"/>
+      <w:color w:val="000000"/>
+      <w:sz w:val="28"/>
+      <w:szCs w:val="28"/>
     </w:rPr>
   </w:style>
   <w:style w:type="paragraph" w:customStyle="1" w:styleId="SourceCode">
@@ -5762,84 +7497,125 @@
     <w:link w:val="VerbatimChar"/>
     <w:pPr>
       <w:wordWrap w:val="off"/>
+      <w:spacing w:line="360" w:lineRule="auto" w:before="0" w:after="0"/>
+      <w:ind/>
     </w:pPr>
+    <w:rPr>
+      <w:rFonts w:ascii="Times New Roman" w:hAnsi="Times New Roman" w:cs="Times New Roman" w:eastAsia="Times New Roman"/>
+      <w:color w:val="000000"/>
+      <w:sz w:val="28"/>
+      <w:szCs w:val="28"/>
+    </w:rPr>
   </w:style>
   <w:style w:type="character" w:customStyle="1" w:styleId="KeywordTok">
     <w:name w:val="KeywordTok"/>
     <w:basedOn w:val="VerbatimChar"/>
     <w:rPr>
       <w:b/>
-      <w:color w:val="007020"/>
+      <w:color w:val="000000"/>
+      <w:rFonts w:ascii="Times New Roman" w:hAnsi="Times New Roman" w:cs="Times New Roman" w:eastAsia="Times New Roman"/>
+      <w:sz w:val="28"/>
+      <w:szCs w:val="28"/>
     </w:rPr>
   </w:style>
   <w:style w:type="character" w:customStyle="1" w:styleId="DataTypeTok">
     <w:name w:val="DataTypeTok"/>
     <w:basedOn w:val="VerbatimChar"/>
     <w:rPr>
-      <w:color w:val="902000"/>
+      <w:color w:val="000000"/>
+      <w:rFonts w:ascii="Times New Roman" w:hAnsi="Times New Roman" w:cs="Times New Roman" w:eastAsia="Times New Roman"/>
+      <w:sz w:val="28"/>
+      <w:szCs w:val="28"/>
     </w:rPr>
   </w:style>
   <w:style w:type="character" w:customStyle="1" w:styleId="DecValTok">
     <w:name w:val="DecValTok"/>
     <w:basedOn w:val="VerbatimChar"/>
     <w:rPr>
-      <w:color w:val="40a070"/>
+      <w:color w:val="000000"/>
+      <w:rFonts w:ascii="Times New Roman" w:hAnsi="Times New Roman" w:cs="Times New Roman" w:eastAsia="Times New Roman"/>
+      <w:sz w:val="28"/>
+      <w:szCs w:val="28"/>
     </w:rPr>
   </w:style>
   <w:style w:type="character" w:customStyle="1" w:styleId="BaseNTok">
     <w:name w:val="BaseNTok"/>
     <w:basedOn w:val="VerbatimChar"/>
     <w:rPr>
-      <w:color w:val="40a070"/>
+      <w:color w:val="000000"/>
+      <w:rFonts w:ascii="Times New Roman" w:hAnsi="Times New Roman" w:cs="Times New Roman" w:eastAsia="Times New Roman"/>
+      <w:sz w:val="28"/>
+      <w:szCs w:val="28"/>
     </w:rPr>
   </w:style>
   <w:style w:type="character" w:customStyle="1" w:styleId="FloatTok">
     <w:name w:val="FloatTok"/>
     <w:basedOn w:val="VerbatimChar"/>
     <w:rPr>
-      <w:color w:val="40a070"/>
+      <w:color w:val="000000"/>
+      <w:rFonts w:ascii="Times New Roman" w:hAnsi="Times New Roman" w:cs="Times New Roman" w:eastAsia="Times New Roman"/>
+      <w:sz w:val="28"/>
+      <w:szCs w:val="28"/>
     </w:rPr>
   </w:style>
   <w:style w:type="character" w:customStyle="1" w:styleId="ConstantTok">
     <w:name w:val="ConstantTok"/>
     <w:basedOn w:val="VerbatimChar"/>
     <w:rPr>
-      <w:color w:val="880000"/>
+      <w:color w:val="000000"/>
+      <w:rFonts w:ascii="Times New Roman" w:hAnsi="Times New Roman" w:cs="Times New Roman" w:eastAsia="Times New Roman"/>
+      <w:sz w:val="28"/>
+      <w:szCs w:val="28"/>
     </w:rPr>
   </w:style>
   <w:style w:type="character" w:customStyle="1" w:styleId="CharTok">
     <w:name w:val="CharTok"/>
     <w:basedOn w:val="VerbatimChar"/>
     <w:rPr>
-      <w:color w:val="4070a0"/>
+      <w:color w:val="000000"/>
+      <w:rFonts w:ascii="Times New Roman" w:hAnsi="Times New Roman" w:cs="Times New Roman" w:eastAsia="Times New Roman"/>
+      <w:sz w:val="28"/>
+      <w:szCs w:val="28"/>
     </w:rPr>
   </w:style>
   <w:style w:type="character" w:customStyle="1" w:styleId="SpecialCharTok">
     <w:name w:val="SpecialCharTok"/>
     <w:basedOn w:val="VerbatimChar"/>
     <w:rPr>
-      <w:color w:val="4070a0"/>
+      <w:color w:val="000000"/>
+      <w:rFonts w:ascii="Times New Roman" w:hAnsi="Times New Roman" w:cs="Times New Roman" w:eastAsia="Times New Roman"/>
+      <w:sz w:val="28"/>
+      <w:szCs w:val="28"/>
     </w:rPr>
   </w:style>
   <w:style w:type="character" w:customStyle="1" w:styleId="StringTok">
     <w:name w:val="StringTok"/>
     <w:basedOn w:val="VerbatimChar"/>
     <w:rPr>
-      <w:color w:val="4070a0"/>
+      <w:color w:val="000000"/>
+      <w:rFonts w:ascii="Times New Roman" w:hAnsi="Times New Roman" w:cs="Times New Roman" w:eastAsia="Times New Roman"/>
+      <w:sz w:val="28"/>
+      <w:szCs w:val="28"/>
     </w:rPr>
   </w:style>
   <w:style w:type="character" w:customStyle="1" w:styleId="VerbatimStringTok">
     <w:name w:val="VerbatimStringTok"/>
     <w:basedOn w:val="VerbatimChar"/>
     <w:rPr>
-      <w:color w:val="4070a0"/>
+      <w:color w:val="000000"/>
+      <w:rFonts w:ascii="Times New Roman" w:hAnsi="Times New Roman" w:cs="Times New Roman" w:eastAsia="Times New Roman"/>
+      <w:sz w:val="28"/>
+      <w:szCs w:val="28"/>
     </w:rPr>
   </w:style>
   <w:style w:type="character" w:customStyle="1" w:styleId="SpecialStringTok">
     <w:name w:val="SpecialStringTok"/>
     <w:basedOn w:val="VerbatimChar"/>
     <w:rPr>
-      <w:color w:val="bb6688"/>
+      <w:color w:val="000000"/>
+      <w:rFonts w:ascii="Times New Roman" w:hAnsi="Times New Roman" w:cs="Times New Roman" w:eastAsia="Times New Roman"/>
+      <w:sz w:val="28"/>
+      <w:szCs w:val="28"/>
     </w:rPr>
   </w:style>
   <w:style w:type="character" w:customStyle="1" w:styleId="ImportTok">
@@ -5847,7 +7623,10 @@
     <w:basedOn w:val="VerbatimChar"/>
     <w:rPr>
       <w:b/>
-      <w:color w:val="008000"/>
+      <w:color w:val="000000"/>
+      <w:rFonts w:ascii="Times New Roman" w:hAnsi="Times New Roman" w:cs="Times New Roman" w:eastAsia="Times New Roman"/>
+      <w:sz w:val="28"/>
+      <w:szCs w:val="28"/>
     </w:rPr>
   </w:style>
   <w:style w:type="character" w:customStyle="1" w:styleId="CommentTok">
@@ -5855,7 +7634,10 @@
     <w:basedOn w:val="VerbatimChar"/>
     <w:rPr>
       <w:i/>
-      <w:color w:val="60a0b0"/>
+      <w:color w:val="000000"/>
+      <w:rFonts w:ascii="Times New Roman" w:hAnsi="Times New Roman" w:cs="Times New Roman" w:eastAsia="Times New Roman"/>
+      <w:sz w:val="28"/>
+      <w:szCs w:val="28"/>
     </w:rPr>
   </w:style>
   <w:style w:type="character" w:customStyle="1" w:styleId="DocumentationTok">
@@ -5863,7 +7645,10 @@
     <w:basedOn w:val="VerbatimChar"/>
     <w:rPr>
       <w:i/>
-      <w:color w:val="ba2121"/>
+      <w:color w:val="000000"/>
+      <w:rFonts w:ascii="Times New Roman" w:hAnsi="Times New Roman" w:cs="Times New Roman" w:eastAsia="Times New Roman"/>
+      <w:sz w:val="28"/>
+      <w:szCs w:val="28"/>
     </w:rPr>
   </w:style>
   <w:style w:type="character" w:customStyle="1" w:styleId="AnnotationTok">
@@ -5872,7 +7657,10 @@
     <w:rPr>
       <w:b/>
       <w:i/>
-      <w:color w:val="60a0b0"/>
+      <w:color w:val="000000"/>
+      <w:rFonts w:ascii="Times New Roman" w:hAnsi="Times New Roman" w:cs="Times New Roman" w:eastAsia="Times New Roman"/>
+      <w:sz w:val="28"/>
+      <w:szCs w:val="28"/>
     </w:rPr>
   </w:style>
   <w:style w:type="character" w:customStyle="1" w:styleId="CommentVarTok">
@@ -5881,28 +7669,40 @@
     <w:rPr>
       <w:b/>
       <w:i/>
-      <w:color w:val="60a0b0"/>
+      <w:color w:val="000000"/>
+      <w:rFonts w:ascii="Times New Roman" w:hAnsi="Times New Roman" w:cs="Times New Roman" w:eastAsia="Times New Roman"/>
+      <w:sz w:val="28"/>
+      <w:szCs w:val="28"/>
     </w:rPr>
   </w:style>
   <w:style w:type="character" w:customStyle="1" w:styleId="OtherTok">
     <w:name w:val="OtherTok"/>
     <w:basedOn w:val="VerbatimChar"/>
     <w:rPr>
-      <w:color w:val="007020"/>
+      <w:color w:val="000000"/>
+      <w:rFonts w:ascii="Times New Roman" w:hAnsi="Times New Roman" w:cs="Times New Roman" w:eastAsia="Times New Roman"/>
+      <w:sz w:val="28"/>
+      <w:szCs w:val="28"/>
     </w:rPr>
   </w:style>
   <w:style w:type="character" w:customStyle="1" w:styleId="FunctionTok">
     <w:name w:val="FunctionTok"/>
     <w:basedOn w:val="VerbatimChar"/>
     <w:rPr>
-      <w:color w:val="06287e"/>
+      <w:color w:val="000000"/>
+      <w:rFonts w:ascii="Times New Roman" w:hAnsi="Times New Roman" w:cs="Times New Roman" w:eastAsia="Times New Roman"/>
+      <w:sz w:val="28"/>
+      <w:szCs w:val="28"/>
     </w:rPr>
   </w:style>
   <w:style w:type="character" w:customStyle="1" w:styleId="VariableTok">
     <w:name w:val="VariableTok"/>
     <w:basedOn w:val="VerbatimChar"/>
     <w:rPr>
-      <w:color w:val="19177c"/>
+      <w:color w:val="000000"/>
+      <w:rFonts w:ascii="Times New Roman" w:hAnsi="Times New Roman" w:cs="Times New Roman" w:eastAsia="Times New Roman"/>
+      <w:sz w:val="28"/>
+      <w:szCs w:val="28"/>
     </w:rPr>
   </w:style>
   <w:style w:type="character" w:customStyle="1" w:styleId="ControlFlowTok">
@@ -5910,46 +7710,71 @@
     <w:basedOn w:val="VerbatimChar"/>
     <w:rPr>
       <w:b/>
-      <w:color w:val="007020"/>
+      <w:color w:val="000000"/>
+      <w:rFonts w:ascii="Times New Roman" w:hAnsi="Times New Roman" w:cs="Times New Roman" w:eastAsia="Times New Roman"/>
+      <w:sz w:val="28"/>
+      <w:szCs w:val="28"/>
     </w:rPr>
   </w:style>
   <w:style w:type="character" w:customStyle="1" w:styleId="OperatorTok">
     <w:name w:val="OperatorTok"/>
     <w:basedOn w:val="VerbatimChar"/>
     <w:rPr>
-      <w:color w:val="666666"/>
+      <w:color w:val="000000"/>
+      <w:rFonts w:ascii="Times New Roman" w:hAnsi="Times New Roman" w:cs="Times New Roman" w:eastAsia="Times New Roman"/>
+      <w:sz w:val="28"/>
+      <w:szCs w:val="28"/>
     </w:rPr>
   </w:style>
   <w:style w:type="character" w:customStyle="1" w:styleId="BuiltInTok">
     <w:name w:val="BuiltInTok"/>
     <w:basedOn w:val="VerbatimChar"/>
     <w:rPr>
-      <w:color w:val="008000"/>
+      <w:color w:val="000000"/>
+      <w:rFonts w:ascii="Times New Roman" w:hAnsi="Times New Roman" w:cs="Times New Roman" w:eastAsia="Times New Roman"/>
+      <w:sz w:val="28"/>
+      <w:szCs w:val="28"/>
     </w:rPr>
   </w:style>
   <w:style w:type="character" w:customStyle="1" w:styleId="ExtensionTok">
     <w:name w:val="ExtensionTok"/>
     <w:basedOn w:val="VerbatimChar"/>
-    <w:rPr/>
+    <w:rPr>
+      <w:rFonts w:ascii="Times New Roman" w:hAnsi="Times New Roman" w:cs="Times New Roman" w:eastAsia="Times New Roman"/>
+      <w:color w:val="000000"/>
+      <w:sz w:val="28"/>
+      <w:szCs w:val="28"/>
+    </w:rPr>
   </w:style>
   <w:style w:type="character" w:customStyle="1" w:styleId="PreprocessorTok">
     <w:name w:val="PreprocessorTok"/>
     <w:basedOn w:val="VerbatimChar"/>
     <w:rPr>
-      <w:color w:val="bc7a00"/>
+      <w:color w:val="000000"/>
+      <w:rFonts w:ascii="Times New Roman" w:hAnsi="Times New Roman" w:cs="Times New Roman" w:eastAsia="Times New Roman"/>
+      <w:sz w:val="28"/>
+      <w:szCs w:val="28"/>
     </w:rPr>
   </w:style>
   <w:style w:type="character" w:customStyle="1" w:styleId="AttributeTok">
     <w:name w:val="AttributeTok"/>
     <w:basedOn w:val="VerbatimChar"/>
     <w:rPr>
-      <w:color w:val="7d9029"/>
+      <w:color w:val="000000"/>
+      <w:rFonts w:ascii="Times New Roman" w:hAnsi="Times New Roman" w:cs="Times New Roman" w:eastAsia="Times New Roman"/>
+      <w:sz w:val="28"/>
+      <w:szCs w:val="28"/>
     </w:rPr>
   </w:style>
   <w:style w:type="character" w:customStyle="1" w:styleId="RegionMarkerTok">
     <w:name w:val="RegionMarkerTok"/>
     <w:basedOn w:val="VerbatimChar"/>
-    <w:rPr/>
+    <w:rPr>
+      <w:rFonts w:ascii="Times New Roman" w:hAnsi="Times New Roman" w:cs="Times New Roman" w:eastAsia="Times New Roman"/>
+      <w:color w:val="000000"/>
+      <w:sz w:val="28"/>
+      <w:szCs w:val="28"/>
+    </w:rPr>
   </w:style>
   <w:style w:type="character" w:customStyle="1" w:styleId="InformationTok">
     <w:name w:val="InformationTok"/>
@@ -5957,7 +7782,10 @@
     <w:rPr>
       <w:b/>
       <w:i/>
-      <w:color w:val="60a0b0"/>
+      <w:color w:val="000000"/>
+      <w:rFonts w:ascii="Times New Roman" w:hAnsi="Times New Roman" w:cs="Times New Roman" w:eastAsia="Times New Roman"/>
+      <w:sz w:val="28"/>
+      <w:szCs w:val="28"/>
     </w:rPr>
   </w:style>
   <w:style w:type="character" w:customStyle="1" w:styleId="WarningTok">
@@ -5966,7 +7794,10 @@
     <w:rPr>
       <w:b/>
       <w:i/>
-      <w:color w:val="60a0b0"/>
+      <w:color w:val="000000"/>
+      <w:rFonts w:ascii="Times New Roman" w:hAnsi="Times New Roman" w:cs="Times New Roman" w:eastAsia="Times New Roman"/>
+      <w:sz w:val="28"/>
+      <w:szCs w:val="28"/>
     </w:rPr>
   </w:style>
   <w:style w:type="character" w:customStyle="1" w:styleId="AlertTok">
@@ -5974,7 +7805,10 @@
     <w:basedOn w:val="VerbatimChar"/>
     <w:rPr>
       <w:b/>
-      <w:color w:val="ff0000"/>
+      <w:color w:val="000000"/>
+      <w:rFonts w:ascii="Times New Roman" w:hAnsi="Times New Roman" w:cs="Times New Roman" w:eastAsia="Times New Roman"/>
+      <w:sz w:val="28"/>
+      <w:szCs w:val="28"/>
     </w:rPr>
   </w:style>
   <w:style w:type="character" w:customStyle="1" w:styleId="ErrorTok">
@@ -5982,13 +7816,21 @@
     <w:basedOn w:val="VerbatimChar"/>
     <w:rPr>
       <w:b/>
-      <w:color w:val="ff0000"/>
+      <w:color w:val="000000"/>
+      <w:rFonts w:ascii="Times New Roman" w:hAnsi="Times New Roman" w:cs="Times New Roman" w:eastAsia="Times New Roman"/>
+      <w:sz w:val="28"/>
+      <w:szCs w:val="28"/>
     </w:rPr>
   </w:style>
   <w:style w:type="character" w:customStyle="1" w:styleId="NormalTok">
     <w:name w:val="NormalTok"/>
     <w:basedOn w:val="VerbatimChar"/>
-    <w:rPr/>
+    <w:rPr>
+      <w:rFonts w:ascii="Times New Roman" w:hAnsi="Times New Roman" w:cs="Times New Roman" w:eastAsia="Times New Roman"/>
+      <w:color w:val="000000"/>
+      <w:sz w:val="28"/>
+      <w:szCs w:val="28"/>
+    </w:rPr>
   </w:style>
 </w:styles>
 </file>
